--- a/docs/paper/论文终稿_游戏为媒文化为魂.docx
+++ b/docs/paper/论文终稿_游戏为媒文化为魂.docx
@@ -4,23 +4,20 @@
   <w:body>
     <w:p>
       <w:bookmarkStart w:id="23" w:name="_GoBack"/>
-      <w:bookmarkEnd w:id="23"/>
-    </w:p>
-    <w:p>
       <w:r>
         <w:drawing>
-          <wp:anchor distT="0" distB="0" distL="114300" distR="114300" simplePos="0" relativeHeight="251669504" behindDoc="1" locked="0" layoutInCell="1" allowOverlap="1">
+          <wp:anchor distT="0" distB="0" distL="114300" distR="114300" simplePos="0" relativeHeight="251659264" behindDoc="1" locked="0" layoutInCell="1" allowOverlap="1">
             <wp:simplePos x="0" y="0"/>
             <wp:positionH relativeFrom="column">
-              <wp:posOffset>894080</wp:posOffset>
+              <wp:posOffset>-1417955</wp:posOffset>
             </wp:positionH>
             <wp:positionV relativeFrom="paragraph">
-              <wp:posOffset>15240</wp:posOffset>
+              <wp:posOffset>-1537970</wp:posOffset>
             </wp:positionV>
-            <wp:extent cx="3525520" cy="1085850"/>
-            <wp:effectExtent l="0" t="0" r="0" b="0"/>
-            <wp:wrapSquare wrapText="bothSides"/>
-            <wp:docPr id="1" name="图片 2" descr="图片包含 游戏机&#10;&#10;描述已自动生成"/>
+            <wp:extent cx="7934325" cy="11316335"/>
+            <wp:effectExtent l="0" t="0" r="0" b="8890"/>
+            <wp:wrapNone/>
+            <wp:docPr id="5" name="图片 3"/>
             <wp:cNvGraphicFramePr>
               <a:graphicFrameLocks xmlns:a="http://schemas.openxmlformats.org/drawingml/2006/main" noChangeAspect="1"/>
             </wp:cNvGraphicFramePr>
@@ -28,7 +25,7 @@
               <a:graphicData uri="http://schemas.openxmlformats.org/drawingml/2006/picture">
                 <pic:pic xmlns:pic="http://schemas.openxmlformats.org/drawingml/2006/picture">
                   <pic:nvPicPr>
-                    <pic:cNvPr id="1" name="图片 2" descr="图片包含 游戏机&#10;&#10;描述已自动生成"/>
+                    <pic:cNvPr id="5" name="图片 3"/>
                     <pic:cNvPicPr>
                       <a:picLocks noChangeAspect="1"/>
                     </pic:cNvPicPr>
@@ -42,7 +39,7 @@
                   <pic:spPr>
                     <a:xfrm>
                       <a:off x="0" y="0"/>
-                      <a:ext cx="3525520" cy="1085850"/>
+                      <a:ext cx="7934325" cy="11316335"/>
                     </a:xfrm>
                     <a:prstGeom prst="rect">
                       <a:avLst/>
@@ -58,7 +55,9 @@
           </wp:anchor>
         </w:drawing>
       </w:r>
+      <w:bookmarkEnd w:id="23"/>
     </w:p>
+    <w:p/>
     <w:p>
       <w:pPr>
         <w:ind w:firstLine="1980" w:firstLineChars="550"/>
@@ -71,111 +70,22 @@
     </w:p>
     <w:p>
       <w:pPr>
-        <w:ind w:firstLine="1980" w:firstLineChars="550"/>
-        <w:rPr>
-          <w:rFonts w:hint="eastAsia" w:ascii="黑体" w:hAnsi="黑体" w:eastAsia="黑体"/>
-          <w:sz w:val="36"/>
-          <w:szCs w:val="36"/>
-        </w:rPr>
-      </w:pPr>
+        <w:pStyle w:val="2"/>
+        <w:bidi w:val="0"/>
+        <w:jc w:val="center"/>
+        <w:rPr>
+          <w:rFonts w:hint="eastAsia" w:ascii="仿宋" w:hAnsi="仿宋" w:eastAsia="仿宋"/>
+        </w:rPr>
+      </w:pPr>
+      <w:r>
+        <w:rPr>
+          <w:rFonts w:hint="eastAsia" w:ascii="仿宋" w:hAnsi="仿宋" w:eastAsia="仿宋"/>
+        </w:rPr>
+        <w:br w:type="page"/>
+      </w:r>
     </w:p>
     <w:p>
       <w:pPr>
-        <w:ind w:firstLine="1980" w:firstLineChars="550"/>
-        <w:rPr>
-          <w:rFonts w:hint="eastAsia" w:ascii="黑体" w:hAnsi="黑体" w:eastAsia="黑体"/>
-          <w:sz w:val="36"/>
-          <w:szCs w:val="36"/>
-        </w:rPr>
-      </w:pPr>
-    </w:p>
-    <w:p>
-      <w:pPr>
-        <w:ind w:firstLine="1980" w:firstLineChars="550"/>
-        <w:rPr>
-          <w:rFonts w:hint="eastAsia" w:ascii="黑体" w:hAnsi="黑体" w:eastAsia="黑体"/>
-          <w:sz w:val="36"/>
-          <w:szCs w:val="36"/>
-        </w:rPr>
-      </w:pPr>
-    </w:p>
-    <w:p>
-      <w:pPr>
-        <w:ind w:left="2400" w:hanging="2400" w:hangingChars="1000"/>
-        <w:jc w:val="both"/>
-      </w:pPr>
-      <w:r>
-        <w:rPr>
-          <w:sz w:val="24"/>
-        </w:rPr>
-        <mc:AlternateContent>
-          <mc:Choice Requires="wps">
-            <w:drawing>
-              <wp:anchor distT="0" distB="0" distL="114300" distR="114300" simplePos="0" relativeHeight="251668480" behindDoc="0" locked="0" layoutInCell="1" allowOverlap="1">
-                <wp:simplePos x="0" y="0"/>
-                <wp:positionH relativeFrom="column">
-                  <wp:posOffset>784225</wp:posOffset>
-                </wp:positionH>
-                <wp:positionV relativeFrom="paragraph">
-                  <wp:posOffset>364490</wp:posOffset>
-                </wp:positionV>
-                <wp:extent cx="4617720" cy="17780"/>
-                <wp:effectExtent l="0" t="4445" r="1905" b="6350"/>
-                <wp:wrapNone/>
-                <wp:docPr id="11" name="直接连接符 11"/>
-                <wp:cNvGraphicFramePr/>
-                <a:graphic xmlns:a="http://schemas.openxmlformats.org/drawingml/2006/main">
-                  <a:graphicData uri="http://schemas.microsoft.com/office/word/2010/wordprocessingShape">
-                    <wps:wsp>
-                      <wps:cNvCnPr/>
-                      <wps:spPr>
-                        <a:xfrm flipV="1">
-                          <a:off x="0" y="0"/>
-                          <a:ext cx="4617720" cy="17780"/>
-                        </a:xfrm>
-                        <a:prstGeom prst="line">
-                          <a:avLst/>
-                        </a:prstGeom>
-                        <a:noFill/>
-                        <a:ln w="6350" cap="flat" cmpd="sng" algn="ctr">
-                          <a:solidFill>
-                            <a:srgbClr val="000000"/>
-                          </a:solidFill>
-                          <a:prstDash val="solid"/>
-                          <a:miter lim="800000"/>
-                        </a:ln>
-                        <a:effectLst/>
-                      </wps:spPr>
-                      <wps:bodyPr/>
-                    </wps:wsp>
-                  </a:graphicData>
-                </a:graphic>
-              </wp:anchor>
-            </w:drawing>
-          </mc:Choice>
-          <mc:Fallback>
-            <w:pict>
-              <v:line id="_x0000_s1026" o:spid="_x0000_s1026" o:spt="20" style="position:absolute;left:0pt;flip:y;margin-left:61.75pt;margin-top:28.7pt;height:1.4pt;width:363.6pt;z-index:251668480;mso-width-relative:page;mso-height-relative:page;" filled="f" stroked="t" coordsize="21600,21600" o:gfxdata="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">
-                <v:fill on="f" focussize="0,0"/>
-                <v:stroke weight="0.5pt" color="#000000" miterlimit="8" joinstyle="miter"/>
-                <v:imagedata o:title=""/>
-                <o:lock v:ext="edit" aspectratio="f"/>
-              </v:line>
-            </w:pict>
-          </mc:Fallback>
-        </mc:AlternateContent>
-      </w:r>
-      <w:r>
-        <w:rPr>
-          <w:rFonts w:hint="eastAsia" w:ascii="黑体" w:hAnsi="黑体" w:eastAsia="黑体"/>
-          <w:sz w:val="36"/>
-          <w:szCs w:val="36"/>
-        </w:rPr>
-        <w:t>题目：“游戏为媒，文化为魂”：基于B站评论的《燕云十六声》文化传播效果案例比较研究</w:t>
-      </w:r>
-    </w:p>
-    <w:p>
-      <w:pPr>
         <w:spacing w:line="480" w:lineRule="auto"/>
         <w:ind w:firstLine="2520" w:firstLineChars="1050"/>
         <w:rPr>
@@ -183,1064 +93,6 @@
           <w:sz w:val="24"/>
         </w:rPr>
       </w:pPr>
-    </w:p>
-    <w:p>
-      <w:pPr>
-        <w:spacing w:line="480" w:lineRule="auto"/>
-        <w:ind w:firstLine="2520" w:firstLineChars="1050"/>
-        <w:rPr>
-          <w:rFonts w:hint="eastAsia" w:ascii="仿宋" w:hAnsi="仿宋" w:eastAsia="仿宋"/>
-          <w:sz w:val="24"/>
-          <w:lang w:val="en-US" w:eastAsia="zh-CN"/>
-        </w:rPr>
-      </w:pPr>
-      <w:r>
-        <w:rPr>
-          <w:rFonts w:ascii="仿宋" w:hAnsi="仿宋" w:eastAsia="仿宋"/>
-          <w:sz w:val="24"/>
-        </w:rPr>
-        <mc:AlternateContent>
-          <mc:Choice Requires="wps">
-            <w:drawing>
-              <wp:anchor distT="0" distB="0" distL="114300" distR="114300" simplePos="0" relativeHeight="251666432" behindDoc="0" locked="0" layoutInCell="1" allowOverlap="1">
-                <wp:simplePos x="0" y="0"/>
-                <wp:positionH relativeFrom="column">
-                  <wp:posOffset>2240280</wp:posOffset>
-                </wp:positionH>
-                <wp:positionV relativeFrom="paragraph">
-                  <wp:posOffset>290195</wp:posOffset>
-                </wp:positionV>
-                <wp:extent cx="1441450" cy="0"/>
-                <wp:effectExtent l="0" t="4445" r="6350" b="5080"/>
-                <wp:wrapNone/>
-                <wp:docPr id="20" name="直接连接符 20"/>
-                <wp:cNvGraphicFramePr/>
-                <a:graphic xmlns:a="http://schemas.openxmlformats.org/drawingml/2006/main">
-                  <a:graphicData uri="http://schemas.microsoft.com/office/word/2010/wordprocessingShape">
-                    <wps:wsp>
-                      <wps:cNvCnPr/>
-                      <wps:spPr>
-                        <a:xfrm>
-                          <a:off x="0" y="0"/>
-                          <a:ext cx="1441342" cy="0"/>
-                        </a:xfrm>
-                        <a:prstGeom prst="line">
-                          <a:avLst/>
-                        </a:prstGeom>
-                        <a:noFill/>
-                        <a:ln w="6350" cap="flat" cmpd="sng" algn="ctr">
-                          <a:solidFill>
-                            <a:srgbClr val="000000"/>
-                          </a:solidFill>
-                          <a:prstDash val="solid"/>
-                          <a:miter lim="800000"/>
-                        </a:ln>
-                        <a:effectLst/>
-                      </wps:spPr>
-                      <wps:bodyPr/>
-                    </wps:wsp>
-                  </a:graphicData>
-                </a:graphic>
-              </wp:anchor>
-            </w:drawing>
-          </mc:Choice>
-          <mc:Fallback>
-            <w:pict>
-              <v:line id="_x0000_s1026" o:spid="_x0000_s1026" o:spt="20" style="position:absolute;left:0pt;margin-left:176.4pt;margin-top:22.85pt;height:0pt;width:113.5pt;z-index:251666432;mso-width-relative:page;mso-height-relative:page;" filled="f" stroked="t" coordsize="21600,21600" o:gfxdata="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">
-                <v:fill on="f" focussize="0,0"/>
-                <v:stroke weight="0.5pt" color="#000000" miterlimit="8" joinstyle="miter"/>
-                <v:imagedata o:title=""/>
-                <o:lock v:ext="edit" aspectratio="f"/>
-              </v:line>
-            </w:pict>
-          </mc:Fallback>
-        </mc:AlternateContent>
-      </w:r>
-      <w:r>
-        <w:rPr>
-          <w:rFonts w:hint="eastAsia" w:ascii="仿宋" w:hAnsi="仿宋" w:eastAsia="仿宋"/>
-          <w:sz w:val="24"/>
-        </w:rPr>
-        <w:t>学年学期：</w:t>
-      </w:r>
-      <w:r>
-        <w:rPr>
-          <w:rFonts w:hint="eastAsia" w:ascii="仿宋" w:hAnsi="仿宋" w:eastAsia="仿宋"/>
-          <w:sz w:val="24"/>
-          <w:lang w:val="en-US" w:eastAsia="zh-CN"/>
-        </w:rPr>
-        <w:t>2025-2026第1学期</w:t>
-      </w:r>
-      <w:r>
-        <w:rPr>
-          <w:rFonts w:hint="eastAsia" w:ascii="仿宋" w:hAnsi="仿宋" w:eastAsia="仿宋"/>
-          <w:sz w:val="24"/>
-        </w:rPr>
-        <w:t xml:space="preserve">    </w:t>
-      </w:r>
-    </w:p>
-    <w:p>
-      <w:pPr>
-        <w:spacing w:line="480" w:lineRule="auto"/>
-        <w:rPr>
-          <w:rFonts w:hint="eastAsia" w:ascii="仿宋" w:hAnsi="仿宋" w:eastAsia="仿宋"/>
-          <w:sz w:val="24"/>
-          <w:lang w:val="en-US" w:eastAsia="zh-CN"/>
-        </w:rPr>
-      </w:pPr>
-      <w:r>
-        <w:rPr>
-          <w:rFonts w:ascii="仿宋" w:hAnsi="仿宋" w:eastAsia="仿宋"/>
-          <w:sz w:val="24"/>
-        </w:rPr>
-        <mc:AlternateContent>
-          <mc:Choice Requires="wps">
-            <w:drawing>
-              <wp:anchor distT="0" distB="0" distL="114300" distR="114300" simplePos="0" relativeHeight="251665408" behindDoc="0" locked="0" layoutInCell="1" allowOverlap="1">
-                <wp:simplePos x="0" y="0"/>
-                <wp:positionH relativeFrom="column">
-                  <wp:posOffset>2240280</wp:posOffset>
-                </wp:positionH>
-                <wp:positionV relativeFrom="paragraph">
-                  <wp:posOffset>287020</wp:posOffset>
-                </wp:positionV>
-                <wp:extent cx="1440815" cy="0"/>
-                <wp:effectExtent l="0" t="4445" r="6985" b="5080"/>
-                <wp:wrapNone/>
-                <wp:docPr id="19" name="直接连接符 19"/>
-                <wp:cNvGraphicFramePr/>
-                <a:graphic xmlns:a="http://schemas.openxmlformats.org/drawingml/2006/main">
-                  <a:graphicData uri="http://schemas.microsoft.com/office/word/2010/wordprocessingShape">
-                    <wps:wsp>
-                      <wps:cNvCnPr/>
-                      <wps:spPr>
-                        <a:xfrm>
-                          <a:off x="0" y="0"/>
-                          <a:ext cx="1440815" cy="0"/>
-                        </a:xfrm>
-                        <a:prstGeom prst="line">
-                          <a:avLst/>
-                        </a:prstGeom>
-                        <a:noFill/>
-                        <a:ln w="6350" cap="flat" cmpd="sng" algn="ctr">
-                          <a:solidFill>
-                            <a:srgbClr val="000000"/>
-                          </a:solidFill>
-                          <a:prstDash val="solid"/>
-                          <a:miter lim="800000"/>
-                        </a:ln>
-                        <a:effectLst/>
-                      </wps:spPr>
-                      <wps:bodyPr/>
-                    </wps:wsp>
-                  </a:graphicData>
-                </a:graphic>
-              </wp:anchor>
-            </w:drawing>
-          </mc:Choice>
-          <mc:Fallback>
-            <w:pict>
-              <v:line id="_x0000_s1026" o:spid="_x0000_s1026" o:spt="20" style="position:absolute;left:0pt;margin-left:176.4pt;margin-top:22.6pt;height:0pt;width:113.45pt;z-index:251665408;mso-width-relative:page;mso-height-relative:page;" filled="f" stroked="t" coordsize="21600,21600" o:gfxdata="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">
-                <v:fill on="f" focussize="0,0"/>
-                <v:stroke weight="0.5pt" color="#000000" miterlimit="8" joinstyle="miter"/>
-                <v:imagedata o:title=""/>
-                <o:lock v:ext="edit" aspectratio="f"/>
-              </v:line>
-            </w:pict>
-          </mc:Fallback>
-        </mc:AlternateContent>
-      </w:r>
-      <w:r>
-        <w:rPr>
-          <w:rFonts w:hint="eastAsia" w:ascii="仿宋" w:hAnsi="仿宋" w:eastAsia="仿宋"/>
-          <w:sz w:val="24"/>
-        </w:rPr>
-        <w:t xml:space="preserve">                     课程名称：</w:t>
-      </w:r>
-      <w:r>
-        <w:rPr>
-          <w:rFonts w:hint="eastAsia" w:ascii="仿宋" w:hAnsi="仿宋" w:eastAsia="仿宋"/>
-          <w:sz w:val="24"/>
-          <w:lang w:val="en-US" w:eastAsia="zh-CN"/>
-        </w:rPr>
-        <w:t xml:space="preserve">  传媒数据学</w:t>
-      </w:r>
-      <w:r>
-        <w:rPr>
-          <w:rFonts w:hint="eastAsia" w:ascii="仿宋" w:hAnsi="仿宋" w:eastAsia="仿宋"/>
-          <w:sz w:val="24"/>
-        </w:rPr>
-        <w:t xml:space="preserve"> </w:t>
-      </w:r>
-    </w:p>
-    <w:p>
-      <w:pPr>
-        <w:spacing w:line="480" w:lineRule="auto"/>
-        <w:rPr>
-          <w:rFonts w:ascii="仿宋" w:hAnsi="仿宋" w:eastAsia="仿宋"/>
-          <w:sz w:val="24"/>
-        </w:rPr>
-      </w:pPr>
-      <w:r>
-        <w:rPr>
-          <w:rFonts w:ascii="仿宋" w:hAnsi="仿宋" w:eastAsia="仿宋"/>
-          <w:sz w:val="24"/>
-        </w:rPr>
-        <mc:AlternateContent>
-          <mc:Choice Requires="wps">
-            <w:drawing>
-              <wp:anchor distT="0" distB="0" distL="114300" distR="114300" simplePos="0" relativeHeight="251664384" behindDoc="0" locked="0" layoutInCell="1" allowOverlap="1">
-                <wp:simplePos x="0" y="0"/>
-                <wp:positionH relativeFrom="column">
-                  <wp:posOffset>2240280</wp:posOffset>
-                </wp:positionH>
-                <wp:positionV relativeFrom="paragraph">
-                  <wp:posOffset>293370</wp:posOffset>
-                </wp:positionV>
-                <wp:extent cx="1440815" cy="0"/>
-                <wp:effectExtent l="0" t="4445" r="6985" b="5080"/>
-                <wp:wrapNone/>
-                <wp:docPr id="18" name="直接连接符 18"/>
-                <wp:cNvGraphicFramePr/>
-                <a:graphic xmlns:a="http://schemas.openxmlformats.org/drawingml/2006/main">
-                  <a:graphicData uri="http://schemas.microsoft.com/office/word/2010/wordprocessingShape">
-                    <wps:wsp>
-                      <wps:cNvCnPr/>
-                      <wps:spPr>
-                        <a:xfrm>
-                          <a:off x="0" y="0"/>
-                          <a:ext cx="1440815" cy="0"/>
-                        </a:xfrm>
-                        <a:prstGeom prst="line">
-                          <a:avLst/>
-                        </a:prstGeom>
-                        <a:noFill/>
-                        <a:ln w="6350" cap="flat" cmpd="sng" algn="ctr">
-                          <a:solidFill>
-                            <a:srgbClr val="000000"/>
-                          </a:solidFill>
-                          <a:prstDash val="solid"/>
-                          <a:miter lim="800000"/>
-                        </a:ln>
-                        <a:effectLst/>
-                      </wps:spPr>
-                      <wps:bodyPr/>
-                    </wps:wsp>
-                  </a:graphicData>
-                </a:graphic>
-              </wp:anchor>
-            </w:drawing>
-          </mc:Choice>
-          <mc:Fallback>
-            <w:pict>
-              <v:line id="_x0000_s1026" o:spid="_x0000_s1026" o:spt="20" style="position:absolute;left:0pt;margin-left:176.4pt;margin-top:23.1pt;height:0pt;width:113.45pt;z-index:251664384;mso-width-relative:page;mso-height-relative:page;" filled="f" stroked="t" coordsize="21600,21600" o:gfxdata="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">
-                <v:fill on="f" focussize="0,0"/>
-                <v:stroke weight="0.5pt" color="#000000" miterlimit="8" joinstyle="miter"/>
-                <v:imagedata o:title=""/>
-                <o:lock v:ext="edit" aspectratio="f"/>
-              </v:line>
-            </w:pict>
-          </mc:Fallback>
-        </mc:AlternateContent>
-      </w:r>
-      <w:r>
-        <w:rPr>
-          <w:rFonts w:hint="eastAsia" w:ascii="仿宋" w:hAnsi="仿宋" w:eastAsia="仿宋"/>
-          <w:sz w:val="24"/>
-        </w:rPr>
-        <w:t xml:space="preserve"> </w:t>
-      </w:r>
-      <w:r>
-        <w:rPr>
-          <w:rFonts w:ascii="仿宋" w:hAnsi="仿宋" w:eastAsia="仿宋"/>
-          <w:sz w:val="24"/>
-        </w:rPr>
-        <w:t xml:space="preserve">                    </w:t>
-      </w:r>
-      <w:r>
-        <w:rPr>
-          <w:rFonts w:hint="eastAsia" w:ascii="仿宋" w:hAnsi="仿宋" w:eastAsia="仿宋"/>
-          <w:sz w:val="24"/>
-        </w:rPr>
-        <w:t>课程编号：</w:t>
-      </w:r>
-      <w:r>
-        <w:rPr>
-          <w:rFonts w:hint="eastAsia" w:ascii="仿宋" w:hAnsi="仿宋" w:eastAsia="仿宋"/>
-          <w:sz w:val="24"/>
-          <w:lang w:val="en-US" w:eastAsia="zh-CN"/>
-        </w:rPr>
-        <w:t xml:space="preserve">  2131030137</w:t>
-      </w:r>
-      <w:r>
-        <w:rPr>
-          <w:rFonts w:hint="eastAsia" w:ascii="仿宋" w:hAnsi="仿宋" w:eastAsia="仿宋"/>
-          <w:sz w:val="24"/>
-        </w:rPr>
-        <w:t xml:space="preserve">   </w:t>
-      </w:r>
-    </w:p>
-    <w:p>
-      <w:pPr>
-        <w:spacing w:line="480" w:lineRule="auto"/>
-        <w:rPr>
-          <w:rFonts w:ascii="仿宋" w:hAnsi="仿宋" w:eastAsia="仿宋"/>
-          <w:sz w:val="24"/>
-        </w:rPr>
-      </w:pPr>
-      <w:r>
-        <w:rPr>
-          <w:rFonts w:ascii="仿宋" w:hAnsi="仿宋" w:eastAsia="仿宋"/>
-          <w:sz w:val="24"/>
-        </w:rPr>
-        <mc:AlternateContent>
-          <mc:Choice Requires="wps">
-            <w:drawing>
-              <wp:anchor distT="0" distB="0" distL="114300" distR="114300" simplePos="0" relativeHeight="251663360" behindDoc="0" locked="0" layoutInCell="1" allowOverlap="1">
-                <wp:simplePos x="0" y="0"/>
-                <wp:positionH relativeFrom="column">
-                  <wp:posOffset>2240280</wp:posOffset>
-                </wp:positionH>
-                <wp:positionV relativeFrom="paragraph">
-                  <wp:posOffset>284480</wp:posOffset>
-                </wp:positionV>
-                <wp:extent cx="1440815" cy="0"/>
-                <wp:effectExtent l="0" t="4445" r="6985" b="5080"/>
-                <wp:wrapNone/>
-                <wp:docPr id="17" name="直接连接符 17"/>
-                <wp:cNvGraphicFramePr/>
-                <a:graphic xmlns:a="http://schemas.openxmlformats.org/drawingml/2006/main">
-                  <a:graphicData uri="http://schemas.microsoft.com/office/word/2010/wordprocessingShape">
-                    <wps:wsp>
-                      <wps:cNvCnPr/>
-                      <wps:spPr>
-                        <a:xfrm>
-                          <a:off x="0" y="0"/>
-                          <a:ext cx="1440815" cy="0"/>
-                        </a:xfrm>
-                        <a:prstGeom prst="line">
-                          <a:avLst/>
-                        </a:prstGeom>
-                        <a:noFill/>
-                        <a:ln w="6350" cap="flat" cmpd="sng" algn="ctr">
-                          <a:solidFill>
-                            <a:srgbClr val="000000"/>
-                          </a:solidFill>
-                          <a:prstDash val="solid"/>
-                          <a:miter lim="800000"/>
-                        </a:ln>
-                        <a:effectLst/>
-                      </wps:spPr>
-                      <wps:bodyPr/>
-                    </wps:wsp>
-                  </a:graphicData>
-                </a:graphic>
-              </wp:anchor>
-            </w:drawing>
-          </mc:Choice>
-          <mc:Fallback>
-            <w:pict>
-              <v:line id="_x0000_s1026" o:spid="_x0000_s1026" o:spt="20" style="position:absolute;left:0pt;margin-left:176.4pt;margin-top:22.4pt;height:0pt;width:113.45pt;z-index:251663360;mso-width-relative:page;mso-height-relative:page;" filled="f" stroked="t" coordsize="21600,21600" o:gfxdata="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">
-                <v:fill on="f" focussize="0,0"/>
-                <v:stroke weight="0.5pt" color="#000000" miterlimit="8" joinstyle="miter"/>
-                <v:imagedata o:title=""/>
-                <o:lock v:ext="edit" aspectratio="f"/>
-              </v:line>
-            </w:pict>
-          </mc:Fallback>
-        </mc:AlternateContent>
-      </w:r>
-      <w:r>
-        <w:rPr>
-          <w:rFonts w:hint="eastAsia" w:ascii="仿宋" w:hAnsi="仿宋" w:eastAsia="仿宋"/>
-          <w:sz w:val="24"/>
-        </w:rPr>
-        <w:t xml:space="preserve"> </w:t>
-      </w:r>
-      <w:r>
-        <w:rPr>
-          <w:rFonts w:ascii="仿宋" w:hAnsi="仿宋" w:eastAsia="仿宋"/>
-          <w:sz w:val="24"/>
-        </w:rPr>
-        <w:t xml:space="preserve">                    </w:t>
-      </w:r>
-      <w:r>
-        <w:rPr>
-          <w:rFonts w:hint="eastAsia" w:ascii="仿宋" w:hAnsi="仿宋" w:eastAsia="仿宋"/>
-          <w:sz w:val="24"/>
-        </w:rPr>
-        <w:t xml:space="preserve">课程序号：    </w:t>
-      </w:r>
-      <w:r>
-        <w:rPr>
-          <w:rFonts w:hint="eastAsia" w:ascii="仿宋" w:hAnsi="仿宋" w:eastAsia="仿宋"/>
-          <w:sz w:val="24"/>
-          <w:lang w:val="en-US" w:eastAsia="zh-CN"/>
-        </w:rPr>
-        <w:t>01</w:t>
-      </w:r>
-      <w:r>
-        <w:rPr>
-          <w:rFonts w:hint="eastAsia" w:ascii="仿宋" w:hAnsi="仿宋" w:eastAsia="仿宋"/>
-          <w:sz w:val="24"/>
-        </w:rPr>
-        <w:t xml:space="preserve"> </w:t>
-      </w:r>
-    </w:p>
-    <w:p>
-      <w:pPr>
-        <w:spacing w:line="480" w:lineRule="auto"/>
-        <w:rPr>
-          <w:rFonts w:hint="default" w:ascii="仿宋" w:hAnsi="仿宋" w:eastAsia="仿宋"/>
-          <w:sz w:val="24"/>
-          <w:lang w:val="en-US" w:eastAsia="zh-CN"/>
-        </w:rPr>
-      </w:pPr>
-      <w:r>
-        <w:rPr>
-          <w:rFonts w:ascii="仿宋" w:hAnsi="仿宋" w:eastAsia="仿宋"/>
-          <w:sz w:val="24"/>
-        </w:rPr>
-        <mc:AlternateContent>
-          <mc:Choice Requires="wps">
-            <w:drawing>
-              <wp:anchor distT="0" distB="0" distL="114300" distR="114300" simplePos="0" relativeHeight="251662336" behindDoc="0" locked="0" layoutInCell="1" allowOverlap="1">
-                <wp:simplePos x="0" y="0"/>
-                <wp:positionH relativeFrom="column">
-                  <wp:posOffset>2240280</wp:posOffset>
-                </wp:positionH>
-                <wp:positionV relativeFrom="paragraph">
-                  <wp:posOffset>291465</wp:posOffset>
-                </wp:positionV>
-                <wp:extent cx="1440815" cy="0"/>
-                <wp:effectExtent l="0" t="4445" r="6985" b="5080"/>
-                <wp:wrapNone/>
-                <wp:docPr id="16" name="直接连接符 16"/>
-                <wp:cNvGraphicFramePr/>
-                <a:graphic xmlns:a="http://schemas.openxmlformats.org/drawingml/2006/main">
-                  <a:graphicData uri="http://schemas.microsoft.com/office/word/2010/wordprocessingShape">
-                    <wps:wsp>
-                      <wps:cNvCnPr/>
-                      <wps:spPr>
-                        <a:xfrm>
-                          <a:off x="0" y="0"/>
-                          <a:ext cx="1440815" cy="0"/>
-                        </a:xfrm>
-                        <a:prstGeom prst="line">
-                          <a:avLst/>
-                        </a:prstGeom>
-                        <a:noFill/>
-                        <a:ln w="6350" cap="flat" cmpd="sng" algn="ctr">
-                          <a:solidFill>
-                            <a:srgbClr val="000000"/>
-                          </a:solidFill>
-                          <a:prstDash val="solid"/>
-                          <a:miter lim="800000"/>
-                        </a:ln>
-                        <a:effectLst/>
-                      </wps:spPr>
-                      <wps:bodyPr/>
-                    </wps:wsp>
-                  </a:graphicData>
-                </a:graphic>
-              </wp:anchor>
-            </w:drawing>
-          </mc:Choice>
-          <mc:Fallback>
-            <w:pict>
-              <v:line id="_x0000_s1026" o:spid="_x0000_s1026" o:spt="20" style="position:absolute;left:0pt;margin-left:176.4pt;margin-top:22.95pt;height:0pt;width:113.45pt;z-index:251662336;mso-width-relative:page;mso-height-relative:page;" filled="f" stroked="t" coordsize="21600,21600" o:gfxdata="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">
-                <v:fill on="f" focussize="0,0"/>
-                <v:stroke weight="0.5pt" color="#000000" miterlimit="8" joinstyle="miter"/>
-                <v:imagedata o:title=""/>
-                <o:lock v:ext="edit" aspectratio="f"/>
-              </v:line>
-            </w:pict>
-          </mc:Fallback>
-        </mc:AlternateContent>
-      </w:r>
-      <w:r>
-        <w:rPr>
-          <w:rFonts w:hint="eastAsia" w:ascii="仿宋" w:hAnsi="仿宋" w:eastAsia="仿宋"/>
-          <w:sz w:val="24"/>
-        </w:rPr>
-        <w:t xml:space="preserve"> </w:t>
-      </w:r>
-      <w:r>
-        <w:rPr>
-          <w:rFonts w:ascii="仿宋" w:hAnsi="仿宋" w:eastAsia="仿宋"/>
-          <w:sz w:val="24"/>
-        </w:rPr>
-        <w:t xml:space="preserve">                    </w:t>
-      </w:r>
-      <w:r>
-        <w:rPr>
-          <w:rFonts w:hint="eastAsia" w:ascii="仿宋" w:hAnsi="仿宋" w:eastAsia="仿宋"/>
-          <w:sz w:val="24"/>
-        </w:rPr>
-        <w:t>任课教师：</w:t>
-      </w:r>
-      <w:r>
-        <w:rPr>
-          <w:rFonts w:hint="eastAsia" w:ascii="仿宋" w:hAnsi="仿宋" w:eastAsia="仿宋"/>
-          <w:sz w:val="24"/>
-          <w:lang w:val="en-US" w:eastAsia="zh-CN"/>
-        </w:rPr>
-        <w:t xml:space="preserve">  王小宁   </w:t>
-      </w:r>
-    </w:p>
-    <w:p>
-      <w:pPr>
-        <w:spacing w:line="480" w:lineRule="auto"/>
-        <w:rPr>
-          <w:rFonts w:ascii="仿宋" w:hAnsi="仿宋" w:eastAsia="仿宋"/>
-          <w:sz w:val="24"/>
-        </w:rPr>
-      </w:pPr>
-      <w:r>
-        <w:rPr>
-          <w:rFonts w:hint="eastAsia" w:ascii="仿宋" w:hAnsi="仿宋" w:eastAsia="仿宋"/>
-          <w:sz w:val="24"/>
-        </w:rPr>
-        <w:t xml:space="preserve"> </w:t>
-      </w:r>
-      <w:r>
-        <w:rPr>
-          <w:rFonts w:ascii="仿宋" w:hAnsi="仿宋" w:eastAsia="仿宋"/>
-          <w:sz w:val="24"/>
-        </w:rPr>
-        <w:t xml:space="preserve">              </w:t>
-      </w:r>
-    </w:p>
-    <w:p>
-      <w:pPr>
-        <w:spacing w:line="480" w:lineRule="auto"/>
-        <w:ind w:firstLine="2520" w:firstLineChars="1050"/>
-        <w:rPr>
-          <w:rFonts w:hint="default" w:ascii="仿宋" w:hAnsi="仿宋" w:eastAsia="仿宋"/>
-          <w:sz w:val="24"/>
-          <w:lang w:val="en-US" w:eastAsia="zh-CN"/>
-        </w:rPr>
-      </w:pPr>
-      <w:r>
-        <w:rPr>
-          <w:rFonts w:ascii="仿宋" w:hAnsi="仿宋" w:eastAsia="仿宋"/>
-          <w:sz w:val="24"/>
-        </w:rPr>
-        <mc:AlternateContent>
-          <mc:Choice Requires="wps">
-            <w:drawing>
-              <wp:anchor distT="0" distB="0" distL="114300" distR="114300" simplePos="0" relativeHeight="251661312" behindDoc="0" locked="0" layoutInCell="1" allowOverlap="1">
-                <wp:simplePos x="0" y="0"/>
-                <wp:positionH relativeFrom="column">
-                  <wp:posOffset>2240280</wp:posOffset>
-                </wp:positionH>
-                <wp:positionV relativeFrom="paragraph">
-                  <wp:posOffset>289560</wp:posOffset>
-                </wp:positionV>
-                <wp:extent cx="1440815" cy="0"/>
-                <wp:effectExtent l="0" t="4445" r="6985" b="5080"/>
-                <wp:wrapNone/>
-                <wp:docPr id="15" name="直接连接符 15"/>
-                <wp:cNvGraphicFramePr/>
-                <a:graphic xmlns:a="http://schemas.openxmlformats.org/drawingml/2006/main">
-                  <a:graphicData uri="http://schemas.microsoft.com/office/word/2010/wordprocessingShape">
-                    <wps:wsp>
-                      <wps:cNvCnPr/>
-                      <wps:spPr>
-                        <a:xfrm>
-                          <a:off x="0" y="0"/>
-                          <a:ext cx="1440815" cy="0"/>
-                        </a:xfrm>
-                        <a:prstGeom prst="line">
-                          <a:avLst/>
-                        </a:prstGeom>
-                        <a:noFill/>
-                        <a:ln w="6350" cap="flat" cmpd="sng" algn="ctr">
-                          <a:solidFill>
-                            <a:srgbClr val="000000"/>
-                          </a:solidFill>
-                          <a:prstDash val="solid"/>
-                          <a:miter lim="800000"/>
-                        </a:ln>
-                        <a:effectLst/>
-                      </wps:spPr>
-                      <wps:bodyPr/>
-                    </wps:wsp>
-                  </a:graphicData>
-                </a:graphic>
-              </wp:anchor>
-            </w:drawing>
-          </mc:Choice>
-          <mc:Fallback>
-            <w:pict>
-              <v:line id="_x0000_s1026" o:spid="_x0000_s1026" o:spt="20" style="position:absolute;left:0pt;margin-left:176.4pt;margin-top:22.8pt;height:0pt;width:113.45pt;z-index:251661312;mso-width-relative:page;mso-height-relative:page;" filled="f" stroked="t" coordsize="21600,21600" o:gfxdata="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">
-                <v:fill on="f" focussize="0,0"/>
-                <v:stroke weight="0.5pt" color="#000000" miterlimit="8" joinstyle="miter"/>
-                <v:imagedata o:title=""/>
-                <o:lock v:ext="edit" aspectratio="f"/>
-              </v:line>
-            </w:pict>
-          </mc:Fallback>
-        </mc:AlternateContent>
-      </w:r>
-      <w:r>
-        <w:rPr>
-          <w:rFonts w:hint="eastAsia" w:ascii="仿宋" w:hAnsi="仿宋" w:eastAsia="仿宋"/>
-          <w:sz w:val="24"/>
-        </w:rPr>
-        <w:t xml:space="preserve">姓 </w:t>
-      </w:r>
-      <w:r>
-        <w:rPr>
-          <w:rFonts w:ascii="仿宋" w:hAnsi="仿宋" w:eastAsia="仿宋"/>
-          <w:sz w:val="24"/>
-        </w:rPr>
-        <w:t xml:space="preserve">   </w:t>
-      </w:r>
-      <w:r>
-        <w:rPr>
-          <w:rFonts w:hint="eastAsia" w:ascii="仿宋" w:hAnsi="仿宋" w:eastAsia="仿宋"/>
-          <w:sz w:val="24"/>
-        </w:rPr>
-        <w:t>名：</w:t>
-      </w:r>
-      <w:r>
-        <w:rPr>
-          <w:rFonts w:hint="eastAsia" w:ascii="仿宋" w:hAnsi="仿宋" w:eastAsia="仿宋"/>
-          <w:sz w:val="24"/>
-          <w:lang w:val="en-US" w:eastAsia="zh-CN"/>
-        </w:rPr>
-        <w:t xml:space="preserve">  庞祎彤</w:t>
-      </w:r>
-    </w:p>
-    <w:p>
-      <w:pPr>
-        <w:spacing w:line="480" w:lineRule="auto"/>
-        <w:rPr>
-          <w:rFonts w:hint="default" w:ascii="仿宋" w:hAnsi="仿宋" w:eastAsia="仿宋"/>
-          <w:sz w:val="24"/>
-          <w:lang w:val="en-US" w:eastAsia="zh-CN"/>
-        </w:rPr>
-      </w:pPr>
-      <w:r>
-        <w:rPr>
-          <w:rFonts w:ascii="仿宋" w:hAnsi="仿宋" w:eastAsia="仿宋"/>
-          <w:sz w:val="24"/>
-        </w:rPr>
-        <mc:AlternateContent>
-          <mc:Choice Requires="wps">
-            <w:drawing>
-              <wp:anchor distT="0" distB="0" distL="114300" distR="114300" simplePos="0" relativeHeight="251659264" behindDoc="0" locked="0" layoutInCell="1" allowOverlap="1">
-                <wp:simplePos x="0" y="0"/>
-                <wp:positionH relativeFrom="column">
-                  <wp:posOffset>2235200</wp:posOffset>
-                </wp:positionH>
-                <wp:positionV relativeFrom="paragraph">
-                  <wp:posOffset>290830</wp:posOffset>
-                </wp:positionV>
-                <wp:extent cx="1445895" cy="0"/>
-                <wp:effectExtent l="0" t="4445" r="1905" b="5080"/>
-                <wp:wrapNone/>
-                <wp:docPr id="12" name="直接连接符 12"/>
-                <wp:cNvGraphicFramePr/>
-                <a:graphic xmlns:a="http://schemas.openxmlformats.org/drawingml/2006/main">
-                  <a:graphicData uri="http://schemas.microsoft.com/office/word/2010/wordprocessingShape">
-                    <wps:wsp>
-                      <wps:cNvCnPr/>
-                      <wps:spPr>
-                        <a:xfrm>
-                          <a:off x="0" y="0"/>
-                          <a:ext cx="1445981" cy="0"/>
-                        </a:xfrm>
-                        <a:prstGeom prst="line">
-                          <a:avLst/>
-                        </a:prstGeom>
-                        <a:noFill/>
-                        <a:ln w="6350" cap="flat" cmpd="sng" algn="ctr">
-                          <a:solidFill>
-                            <a:srgbClr val="000000"/>
-                          </a:solidFill>
-                          <a:prstDash val="solid"/>
-                          <a:miter lim="800000"/>
-                        </a:ln>
-                        <a:effectLst/>
-                      </wps:spPr>
-                      <wps:bodyPr/>
-                    </wps:wsp>
-                  </a:graphicData>
-                </a:graphic>
-              </wp:anchor>
-            </w:drawing>
-          </mc:Choice>
-          <mc:Fallback>
-            <w:pict>
-              <v:line id="_x0000_s1026" o:spid="_x0000_s1026" o:spt="20" style="position:absolute;left:0pt;margin-left:176pt;margin-top:22.9pt;height:0pt;width:113.85pt;z-index:251659264;mso-width-relative:page;mso-height-relative:page;" filled="f" stroked="t" coordsize="21600,21600" o:gfxdata="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">
-                <v:fill on="f" focussize="0,0"/>
-                <v:stroke weight="0.5pt" color="#000000" miterlimit="8" joinstyle="miter"/>
-                <v:imagedata o:title=""/>
-                <o:lock v:ext="edit" aspectratio="f"/>
-              </v:line>
-            </w:pict>
-          </mc:Fallback>
-        </mc:AlternateContent>
-      </w:r>
-      <w:r>
-        <w:rPr>
-          <w:rFonts w:hint="eastAsia" w:ascii="仿宋" w:hAnsi="仿宋" w:eastAsia="仿宋"/>
-          <w:sz w:val="24"/>
-        </w:rPr>
-        <w:t xml:space="preserve"> </w:t>
-      </w:r>
-      <w:r>
-        <w:rPr>
-          <w:rFonts w:ascii="仿宋" w:hAnsi="仿宋" w:eastAsia="仿宋"/>
-          <w:sz w:val="24"/>
-        </w:rPr>
-        <w:t xml:space="preserve">                    </w:t>
-      </w:r>
-      <w:r>
-        <w:rPr>
-          <w:rFonts w:hint="eastAsia" w:ascii="仿宋" w:hAnsi="仿宋" w:eastAsia="仿宋"/>
-          <w:sz w:val="24"/>
-        </w:rPr>
-        <w:t xml:space="preserve">学 </w:t>
-      </w:r>
-      <w:r>
-        <w:rPr>
-          <w:rFonts w:ascii="仿宋" w:hAnsi="仿宋" w:eastAsia="仿宋"/>
-          <w:sz w:val="24"/>
-        </w:rPr>
-        <w:t xml:space="preserve">   </w:t>
-      </w:r>
-      <w:r>
-        <w:rPr>
-          <w:rFonts w:hint="eastAsia" w:ascii="仿宋" w:hAnsi="仿宋" w:eastAsia="仿宋"/>
-          <w:sz w:val="24"/>
-        </w:rPr>
-        <w:t>号：</w:t>
-      </w:r>
-      <w:r>
-        <w:rPr>
-          <w:rFonts w:hint="eastAsia" w:ascii="仿宋" w:hAnsi="仿宋" w:eastAsia="仿宋"/>
-          <w:sz w:val="24"/>
-          <w:lang w:val="en-US" w:eastAsia="zh-CN"/>
-        </w:rPr>
-        <w:t>202413093001</w:t>
-      </w:r>
-    </w:p>
-    <w:p>
-      <w:pPr>
-        <w:spacing w:line="360" w:lineRule="auto"/>
-        <w:rPr>
-          <w:rFonts w:ascii="仿宋" w:hAnsi="仿宋" w:eastAsia="仿宋"/>
-          <w:sz w:val="24"/>
-        </w:rPr>
-      </w:pPr>
-    </w:p>
-    <w:p>
-      <w:pPr>
-        <w:spacing w:line="360" w:lineRule="auto"/>
-        <w:rPr>
-          <w:rFonts w:ascii="仿宋" w:hAnsi="仿宋" w:eastAsia="仿宋"/>
-          <w:sz w:val="24"/>
-        </w:rPr>
-      </w:pPr>
-    </w:p>
-    <w:p>
-      <w:pPr>
-        <w:spacing w:line="480" w:lineRule="auto"/>
-        <w:jc w:val="center"/>
-        <w:rPr>
-          <w:rFonts w:ascii="仿宋" w:hAnsi="仿宋" w:eastAsia="仿宋"/>
-          <w:szCs w:val="21"/>
-        </w:rPr>
-      </w:pPr>
-      <w:r>
-        <w:rPr>
-          <w:rFonts w:hint="eastAsia" w:ascii="仿宋" w:hAnsi="仿宋" w:eastAsia="仿宋"/>
-          <w:sz w:val="18"/>
-          <w:szCs w:val="18"/>
-        </w:rPr>
-        <w:t xml:space="preserve"> </w:t>
-      </w:r>
-      <w:r>
-        <w:rPr>
-          <w:rFonts w:ascii="仿宋" w:hAnsi="仿宋" w:eastAsia="仿宋"/>
-          <w:sz w:val="18"/>
-          <w:szCs w:val="18"/>
-        </w:rPr>
-        <w:t xml:space="preserve"> </w:t>
-      </w:r>
-      <w:r>
-        <w:rPr>
-          <w:rFonts w:hint="eastAsia" w:ascii="仿宋" w:hAnsi="仿宋" w:eastAsia="仿宋"/>
-          <w:b/>
-          <w:bCs/>
-          <w:szCs w:val="21"/>
-        </w:rPr>
-        <w:t>评分</w:t>
-      </w:r>
-      <w:r>
-        <w:rPr>
-          <w:rFonts w:ascii="仿宋" w:hAnsi="仿宋" w:eastAsia="仿宋"/>
-          <w:b/>
-          <w:bCs/>
-          <w:szCs w:val="21"/>
-        </w:rPr>
-        <w:t>区域</w:t>
-      </w:r>
-      <w:r>
-        <w:rPr>
-          <w:rFonts w:hint="eastAsia" w:ascii="仿宋" w:hAnsi="仿宋" w:eastAsia="仿宋"/>
-          <w:b/>
-          <w:bCs/>
-          <w:szCs w:val="21"/>
-        </w:rPr>
-        <w:t>（由阅卷老师</w:t>
-      </w:r>
-      <w:r>
-        <w:rPr>
-          <w:rFonts w:ascii="仿宋" w:hAnsi="仿宋" w:eastAsia="仿宋"/>
-          <w:b/>
-          <w:bCs/>
-          <w:szCs w:val="21"/>
-        </w:rPr>
-        <w:t>填写）：</w:t>
-      </w:r>
-    </w:p>
-    <w:p>
-      <w:pPr>
-        <w:spacing w:line="480" w:lineRule="auto"/>
-        <w:ind w:firstLine="3120" w:firstLineChars="1300"/>
-        <w:rPr>
-          <w:rFonts w:ascii="仿宋" w:hAnsi="仿宋" w:eastAsia="仿宋"/>
-          <w:sz w:val="24"/>
-        </w:rPr>
-      </w:pPr>
-      <w:r>
-        <w:rPr>
-          <w:rFonts w:ascii="仿宋" w:hAnsi="仿宋" w:eastAsia="仿宋"/>
-          <w:sz w:val="24"/>
-        </w:rPr>
-        <mc:AlternateContent>
-          <mc:Choice Requires="wps">
-            <w:drawing>
-              <wp:anchor distT="0" distB="0" distL="114300" distR="114300" simplePos="0" relativeHeight="251660288" behindDoc="0" locked="0" layoutInCell="1" allowOverlap="1">
-                <wp:simplePos x="0" y="0"/>
-                <wp:positionH relativeFrom="column">
-                  <wp:posOffset>2613025</wp:posOffset>
-                </wp:positionH>
-                <wp:positionV relativeFrom="paragraph">
-                  <wp:posOffset>289560</wp:posOffset>
-                </wp:positionV>
-                <wp:extent cx="715645" cy="0"/>
-                <wp:effectExtent l="0" t="4445" r="8255" b="5080"/>
-                <wp:wrapNone/>
-                <wp:docPr id="13" name="直接连接符 13"/>
-                <wp:cNvGraphicFramePr/>
-                <a:graphic xmlns:a="http://schemas.openxmlformats.org/drawingml/2006/main">
-                  <a:graphicData uri="http://schemas.microsoft.com/office/word/2010/wordprocessingShape">
-                    <wps:wsp>
-                      <wps:cNvCnPr/>
-                      <wps:spPr>
-                        <a:xfrm>
-                          <a:off x="0" y="0"/>
-                          <a:ext cx="715332" cy="0"/>
-                        </a:xfrm>
-                        <a:prstGeom prst="line">
-                          <a:avLst/>
-                        </a:prstGeom>
-                        <a:noFill/>
-                        <a:ln w="6350" cap="flat" cmpd="sng" algn="ctr">
-                          <a:solidFill>
-                            <a:srgbClr val="000000"/>
-                          </a:solidFill>
-                          <a:prstDash val="solid"/>
-                          <a:miter lim="800000"/>
-                        </a:ln>
-                        <a:effectLst/>
-                      </wps:spPr>
-                      <wps:bodyPr/>
-                    </wps:wsp>
-                  </a:graphicData>
-                </a:graphic>
-              </wp:anchor>
-            </w:drawing>
-          </mc:Choice>
-          <mc:Fallback>
-            <w:pict>
-              <v:line id="_x0000_s1026" o:spid="_x0000_s1026" o:spt="20" style="position:absolute;left:0pt;margin-left:205.75pt;margin-top:22.8pt;height:0pt;width:56.35pt;z-index:251660288;mso-width-relative:page;mso-height-relative:page;" filled="f" stroked="t" coordsize="21600,21600" o:gfxdata="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">
-                <v:fill on="f" focussize="0,0"/>
-                <v:stroke weight="0.5pt" color="#000000" miterlimit="8" joinstyle="miter"/>
-                <v:imagedata o:title=""/>
-                <o:lock v:ext="edit" aspectratio="f"/>
-              </v:line>
-            </w:pict>
-          </mc:Fallback>
-        </mc:AlternateContent>
-      </w:r>
-      <w:r>
-        <w:rPr>
-          <w:rFonts w:hint="eastAsia" w:ascii="仿宋" w:hAnsi="仿宋" w:eastAsia="仿宋"/>
-          <w:sz w:val="24"/>
-        </w:rPr>
-        <w:t>结课成绩：</w:t>
-      </w:r>
-    </w:p>
-    <w:p>
-      <w:pPr>
-        <w:spacing w:line="480" w:lineRule="auto"/>
-        <w:ind w:firstLine="3120" w:firstLineChars="1300"/>
-        <w:rPr>
-          <w:rFonts w:ascii="仿宋" w:hAnsi="仿宋" w:eastAsia="仿宋"/>
-          <w:sz w:val="24"/>
-        </w:rPr>
-      </w:pPr>
-      <w:r>
-        <w:rPr>
-          <w:rFonts w:ascii="仿宋" w:hAnsi="仿宋" w:eastAsia="仿宋"/>
-          <w:sz w:val="24"/>
-        </w:rPr>
-        <mc:AlternateContent>
-          <mc:Choice Requires="wps">
-            <w:drawing>
-              <wp:anchor distT="0" distB="0" distL="114300" distR="114300" simplePos="0" relativeHeight="251667456" behindDoc="0" locked="0" layoutInCell="1" allowOverlap="1">
-                <wp:simplePos x="0" y="0"/>
-                <wp:positionH relativeFrom="column">
-                  <wp:posOffset>2613025</wp:posOffset>
-                </wp:positionH>
-                <wp:positionV relativeFrom="paragraph">
-                  <wp:posOffset>284480</wp:posOffset>
-                </wp:positionV>
-                <wp:extent cx="715010" cy="0"/>
-                <wp:effectExtent l="0" t="4445" r="0" b="5080"/>
-                <wp:wrapNone/>
-                <wp:docPr id="22" name="直接连接符 22"/>
-                <wp:cNvGraphicFramePr/>
-                <a:graphic xmlns:a="http://schemas.openxmlformats.org/drawingml/2006/main">
-                  <a:graphicData uri="http://schemas.microsoft.com/office/word/2010/wordprocessingShape">
-                    <wps:wsp>
-                      <wps:cNvCnPr/>
-                      <wps:spPr>
-                        <a:xfrm>
-                          <a:off x="0" y="0"/>
-                          <a:ext cx="715010" cy="0"/>
-                        </a:xfrm>
-                        <a:prstGeom prst="line">
-                          <a:avLst/>
-                        </a:prstGeom>
-                        <a:noFill/>
-                        <a:ln w="6350" cap="flat" cmpd="sng" algn="ctr">
-                          <a:solidFill>
-                            <a:srgbClr val="000000"/>
-                          </a:solidFill>
-                          <a:prstDash val="solid"/>
-                          <a:miter lim="800000"/>
-                        </a:ln>
-                        <a:effectLst/>
-                      </wps:spPr>
-                      <wps:bodyPr/>
-                    </wps:wsp>
-                  </a:graphicData>
-                </a:graphic>
-              </wp:anchor>
-            </w:drawing>
-          </mc:Choice>
-          <mc:Fallback>
-            <w:pict>
-              <v:line id="_x0000_s1026" o:spid="_x0000_s1026" o:spt="20" style="position:absolute;left:0pt;margin-left:205.75pt;margin-top:22.4pt;height:0pt;width:56.3pt;z-index:251667456;mso-width-relative:page;mso-height-relative:page;" filled="f" stroked="t" coordsize="21600,21600" o:gfxdata="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">
-                <v:fill on="f" focussize="0,0"/>
-                <v:stroke weight="0.5pt" color="#000000" miterlimit="8" joinstyle="miter"/>
-                <v:imagedata o:title=""/>
-                <o:lock v:ext="edit" aspectratio="f"/>
-              </v:line>
-            </w:pict>
-          </mc:Fallback>
-        </mc:AlternateContent>
-      </w:r>
-      <w:r>
-        <w:rPr>
-          <w:rFonts w:hint="eastAsia" w:ascii="仿宋" w:hAnsi="仿宋" w:eastAsia="仿宋"/>
-          <w:sz w:val="24"/>
-        </w:rPr>
-        <w:t>总评成绩：</w:t>
-      </w:r>
-    </w:p>
-    <w:p>
-      <w:pPr>
-        <w:jc w:val="center"/>
-        <w:rPr>
-          <w:rFonts w:hint="eastAsia" w:ascii="Helvetica" w:hAnsi="Helvetica" w:eastAsia="宋体" w:cs="Helvetica"/>
-          <w:i w:val="0"/>
-          <w:iCs w:val="0"/>
-          <w:caps w:val="0"/>
-          <w:color w:val="262833"/>
-          <w:spacing w:val="4"/>
-          <w:sz w:val="24"/>
-          <w:szCs w:val="24"/>
-          <w:shd w:val="clear" w:fill="FFFFFF"/>
-          <w:lang w:val="en-US" w:eastAsia="zh-CN"/>
-        </w:rPr>
-      </w:pPr>
-      <w:r>
-        <w:rPr>
-          <w:rFonts w:hint="eastAsia" w:ascii="仿宋" w:hAnsi="仿宋" w:eastAsia="仿宋"/>
-          <w:szCs w:val="21"/>
-        </w:rPr>
-        <w:t xml:space="preserve">提交时间： </w:t>
-      </w:r>
-      <w:r>
-        <w:rPr>
-          <w:rFonts w:hint="eastAsia" w:ascii="仿宋" w:hAnsi="仿宋" w:eastAsia="仿宋"/>
-          <w:szCs w:val="21"/>
-          <w:lang w:val="en-US" w:eastAsia="zh-CN"/>
-        </w:rPr>
-        <w:t>2025</w:t>
-      </w:r>
-      <w:r>
-        <w:rPr>
-          <w:rFonts w:hint="eastAsia" w:ascii="仿宋" w:hAnsi="仿宋" w:eastAsia="仿宋"/>
-          <w:szCs w:val="21"/>
-        </w:rPr>
-        <w:t>年</w:t>
-      </w:r>
-      <w:r>
-        <w:rPr>
-          <w:rFonts w:ascii="仿宋" w:hAnsi="仿宋" w:eastAsia="仿宋"/>
-          <w:szCs w:val="21"/>
-        </w:rPr>
-        <w:t xml:space="preserve"> </w:t>
-      </w:r>
-      <w:r>
-        <w:rPr>
-          <w:rFonts w:hint="eastAsia" w:ascii="仿宋" w:hAnsi="仿宋" w:eastAsia="仿宋"/>
-          <w:szCs w:val="21"/>
-          <w:lang w:val="en-US" w:eastAsia="zh-CN"/>
-        </w:rPr>
-        <w:t>11</w:t>
-      </w:r>
-      <w:r>
-        <w:rPr>
-          <w:rFonts w:hint="eastAsia" w:ascii="仿宋" w:hAnsi="仿宋" w:eastAsia="仿宋"/>
-          <w:szCs w:val="21"/>
-        </w:rPr>
-        <w:t xml:space="preserve">月 </w:t>
-      </w:r>
-      <w:r>
-        <w:rPr>
-          <w:rFonts w:hint="eastAsia" w:ascii="仿宋" w:hAnsi="仿宋" w:eastAsia="仿宋"/>
-          <w:szCs w:val="21"/>
-          <w:lang w:val="en-US" w:eastAsia="zh-CN"/>
-        </w:rPr>
-        <w:t>30</w:t>
-      </w:r>
-      <w:r>
-        <w:rPr>
-          <w:rFonts w:hint="eastAsia" w:ascii="仿宋" w:hAnsi="仿宋" w:eastAsia="仿宋"/>
-          <w:szCs w:val="21"/>
-        </w:rPr>
-        <w:t>日</w:t>
-      </w:r>
     </w:p>
     <w:sdt>
       <w:sdtPr>
@@ -1299,7 +151,7 @@
         </w:p>
         <w:p>
           <w:pPr>
-            <w:pStyle w:val="9"/>
+            <w:pStyle w:val="10"/>
             <w:keepNext w:val="0"/>
             <w:keepLines w:val="0"/>
             <w:pageBreakBefore w:val="0"/>
@@ -1425,7 +277,7 @@
         </w:p>
         <w:p>
           <w:pPr>
-            <w:pStyle w:val="9"/>
+            <w:pStyle w:val="10"/>
             <w:keepNext w:val="0"/>
             <w:keepLines w:val="0"/>
             <w:pageBreakBefore w:val="0"/>
@@ -1530,7 +382,7 @@
         </w:p>
         <w:p>
           <w:pPr>
-            <w:pStyle w:val="9"/>
+            <w:pStyle w:val="10"/>
             <w:keepNext w:val="0"/>
             <w:keepLines w:val="0"/>
             <w:pageBreakBefore w:val="0"/>
@@ -1635,7 +487,7 @@
         </w:p>
         <w:p>
           <w:pPr>
-            <w:pStyle w:val="6"/>
+            <w:pStyle w:val="7"/>
             <w:keepNext w:val="0"/>
             <w:keepLines w:val="0"/>
             <w:pageBreakBefore w:val="0"/>
@@ -1740,7 +592,7 @@
         </w:p>
         <w:p>
           <w:pPr>
-            <w:pStyle w:val="6"/>
+            <w:pStyle w:val="7"/>
             <w:keepNext w:val="0"/>
             <w:keepLines w:val="0"/>
             <w:pageBreakBefore w:val="0"/>
@@ -1845,7 +697,7 @@
         </w:p>
         <w:p>
           <w:pPr>
-            <w:pStyle w:val="6"/>
+            <w:pStyle w:val="7"/>
             <w:keepNext w:val="0"/>
             <w:keepLines w:val="0"/>
             <w:pageBreakBefore w:val="0"/>
@@ -1950,7 +802,7 @@
         </w:p>
         <w:p>
           <w:pPr>
-            <w:pStyle w:val="6"/>
+            <w:pStyle w:val="7"/>
             <w:keepNext w:val="0"/>
             <w:keepLines w:val="0"/>
             <w:pageBreakBefore w:val="0"/>
@@ -2055,7 +907,7 @@
         </w:p>
         <w:p>
           <w:pPr>
-            <w:pStyle w:val="6"/>
+            <w:pStyle w:val="7"/>
             <w:keepNext w:val="0"/>
             <w:keepLines w:val="0"/>
             <w:pageBreakBefore w:val="0"/>
@@ -2160,7 +1012,7 @@
         </w:p>
         <w:p>
           <w:pPr>
-            <w:pStyle w:val="9"/>
+            <w:pStyle w:val="10"/>
             <w:keepNext w:val="0"/>
             <w:keepLines w:val="0"/>
             <w:pageBreakBefore w:val="0"/>
@@ -2265,7 +1117,7 @@
         </w:p>
         <w:p>
           <w:pPr>
-            <w:pStyle w:val="6"/>
+            <w:pStyle w:val="7"/>
             <w:keepNext w:val="0"/>
             <w:keepLines w:val="0"/>
             <w:pageBreakBefore w:val="0"/>
@@ -2370,7 +1222,7 @@
         </w:p>
         <w:p>
           <w:pPr>
-            <w:pStyle w:val="6"/>
+            <w:pStyle w:val="7"/>
             <w:keepNext w:val="0"/>
             <w:keepLines w:val="0"/>
             <w:pageBreakBefore w:val="0"/>
@@ -2475,7 +1327,7 @@
         </w:p>
         <w:p>
           <w:pPr>
-            <w:pStyle w:val="9"/>
+            <w:pStyle w:val="10"/>
             <w:keepNext w:val="0"/>
             <w:keepLines w:val="0"/>
             <w:pageBreakBefore w:val="0"/>
@@ -2598,7 +1450,7 @@
         </w:p>
         <w:p>
           <w:pPr>
-            <w:pStyle w:val="6"/>
+            <w:pStyle w:val="7"/>
             <w:keepNext w:val="0"/>
             <w:keepLines w:val="0"/>
             <w:pageBreakBefore w:val="0"/>
@@ -2703,7 +1555,7 @@
         </w:p>
         <w:p>
           <w:pPr>
-            <w:pStyle w:val="6"/>
+            <w:pStyle w:val="7"/>
             <w:keepNext w:val="0"/>
             <w:keepLines w:val="0"/>
             <w:pageBreakBefore w:val="0"/>
@@ -2807,7 +1659,7 @@
         </w:p>
         <w:p>
           <w:pPr>
-            <w:pStyle w:val="6"/>
+            <w:pStyle w:val="7"/>
             <w:keepNext w:val="0"/>
             <w:keepLines w:val="0"/>
             <w:pageBreakBefore w:val="0"/>
@@ -2911,7 +1763,7 @@
         </w:p>
         <w:p>
           <w:pPr>
-            <w:pStyle w:val="6"/>
+            <w:pStyle w:val="7"/>
             <w:keepNext w:val="0"/>
             <w:keepLines w:val="0"/>
             <w:pageBreakBefore w:val="0"/>
@@ -3015,7 +1867,7 @@
         </w:p>
         <w:p>
           <w:pPr>
-            <w:pStyle w:val="9"/>
+            <w:pStyle w:val="10"/>
             <w:keepNext w:val="0"/>
             <w:keepLines w:val="0"/>
             <w:pageBreakBefore w:val="0"/>
@@ -3127,7 +1979,7 @@
         </w:p>
         <w:p>
           <w:pPr>
-            <w:pStyle w:val="6"/>
+            <w:pStyle w:val="7"/>
             <w:keepNext w:val="0"/>
             <w:keepLines w:val="0"/>
             <w:pageBreakBefore w:val="0"/>
@@ -3231,7 +2083,7 @@
         </w:p>
         <w:p>
           <w:pPr>
-            <w:pStyle w:val="6"/>
+            <w:pStyle w:val="7"/>
             <w:keepNext w:val="0"/>
             <w:keepLines w:val="0"/>
             <w:pageBreakBefore w:val="0"/>
@@ -3335,7 +2187,7 @@
         </w:p>
         <w:p>
           <w:pPr>
-            <w:pStyle w:val="9"/>
+            <w:pStyle w:val="10"/>
             <w:keepNext w:val="0"/>
             <w:keepLines w:val="0"/>
             <w:pageBreakBefore w:val="0"/>
@@ -3447,7 +2299,7 @@
         </w:p>
         <w:p>
           <w:pPr>
-            <w:pStyle w:val="6"/>
+            <w:pStyle w:val="7"/>
             <w:keepNext w:val="0"/>
             <w:keepLines w:val="0"/>
             <w:pageBreakBefore w:val="0"/>
@@ -3551,7 +2403,7 @@
         </w:p>
         <w:p>
           <w:pPr>
-            <w:pStyle w:val="6"/>
+            <w:pStyle w:val="7"/>
             <w:keepNext w:val="0"/>
             <w:keepLines w:val="0"/>
             <w:pageBreakBefore w:val="0"/>
@@ -3655,7 +2507,7 @@
         </w:p>
         <w:p>
           <w:pPr>
-            <w:pStyle w:val="9"/>
+            <w:pStyle w:val="10"/>
             <w:keepNext w:val="0"/>
             <w:keepLines w:val="0"/>
             <w:pageBreakBefore w:val="0"/>
@@ -3792,418 +2644,6 @@
     </w:sdt>
     <w:p>
       <w:pPr>
-        <w:pStyle w:val="2"/>
-        <w:keepNext w:val="0"/>
-        <w:keepLines w:val="0"/>
-        <w:widowControl/>
-        <w:numPr>
-          <w:ilvl w:val="0"/>
-          <w:numId w:val="0"/>
-        </w:numPr>
-        <w:suppressLineNumbers w:val="0"/>
-        <w:pBdr>
-          <w:left w:val="none" w:color="auto" w:sz="0" w:space="0"/>
-        </w:pBdr>
-        <w:ind w:leftChars="0"/>
-        <w:jc w:val="left"/>
-        <w:rPr>
-          <w:rFonts w:hint="eastAsia" w:asciiTheme="minorEastAsia" w:hAnsiTheme="minorEastAsia" w:eastAsiaTheme="minorEastAsia" w:cstheme="minorEastAsia"/>
-        </w:rPr>
-      </w:pPr>
-      <w:bookmarkStart w:id="0" w:name="_Toc12092"/>
-      <w:r>
-        <w:rPr>
-          <w:rFonts w:hint="eastAsia" w:asciiTheme="minorEastAsia" w:hAnsiTheme="minorEastAsia" w:eastAsiaTheme="minorEastAsia" w:cstheme="minorEastAsia"/>
-        </w:rPr>
-        <w:t>摘要</w:t>
-      </w:r>
-      <w:bookmarkEnd w:id="0"/>
-    </w:p>
-    <w:p>
-      <w:pPr>
-        <w:pStyle w:val="10"/>
-        <w:keepNext w:val="0"/>
-        <w:keepLines w:val="0"/>
-        <w:widowControl/>
-        <w:suppressLineNumbers w:val="0"/>
-        <w:spacing w:before="0" w:beforeAutospacing="1" w:after="0" w:afterAutospacing="1"/>
-        <w:ind w:left="0" w:right="0"/>
-        <w:jc w:val="left"/>
-        <w:rPr>
-          <w:rFonts w:hint="eastAsia" w:asciiTheme="minorEastAsia" w:hAnsiTheme="minorEastAsia" w:eastAsiaTheme="minorEastAsia" w:cstheme="minorEastAsia"/>
-        </w:rPr>
-      </w:pPr>
-      <w:r>
-        <w:rPr>
-          <w:rFonts w:hint="eastAsia" w:asciiTheme="minorEastAsia" w:hAnsiTheme="minorEastAsia" w:eastAsiaTheme="minorEastAsia" w:cstheme="minorEastAsia"/>
-        </w:rPr>
-        <w:t>本文选取国风游戏《燕云十六声》作为研究案例，围绕 “游戏作为文化传播新载体的实际作用” 这一核心，爬取了 B 站平台 14 条核心相关视频下的 8899 条用户评论，搭建了 “认知 - 情感 - 行为 - 主体” 的四维分析框架，结合文本挖掘、情感分析等方法展开了实证研究。</w:t>
-      </w:r>
-    </w:p>
-    <w:p>
-      <w:pPr>
-        <w:pStyle w:val="10"/>
-        <w:keepNext w:val="0"/>
-        <w:keepLines w:val="0"/>
-        <w:widowControl/>
-        <w:suppressLineNumbers w:val="0"/>
-        <w:spacing w:before="0" w:beforeAutospacing="1" w:after="0" w:afterAutospacing="1"/>
-        <w:ind w:left="0" w:right="0"/>
-        <w:jc w:val="left"/>
-        <w:rPr>
-          <w:rFonts w:hint="eastAsia" w:asciiTheme="minorEastAsia" w:hAnsiTheme="minorEastAsia" w:eastAsiaTheme="minorEastAsia" w:cstheme="minorEastAsia"/>
-        </w:rPr>
-      </w:pPr>
-      <w:r>
-        <w:rPr>
-          <w:rFonts w:hint="eastAsia" w:asciiTheme="minorEastAsia" w:hAnsiTheme="minorEastAsia" w:eastAsiaTheme="minorEastAsia" w:cstheme="minorEastAsia"/>
-        </w:rPr>
-        <w:t>研究中，我们将传播内容划分成 “文旅融合体验”“核心文化传承” 等 6 类主题，着重对比了不同主题在评论覆盖、情感倾向、行为转化上的差异。从结果来看：“文旅融合体验” 主题以 37.9% 的加权正面评价率成为传播效果最好的类别；“深度叙事解读” 主题的深度情感表达占比最高，达到 1.8%；“核心文化传承” 主题则在用户行为意向方面表现最优，这一比例为 9.8%。另外，6 类主题的样本量差距达到了 48.9 倍，这也体现出用户对不同文化传播内容的关注度存在明显差异。</w:t>
-      </w:r>
-    </w:p>
-    <w:p>
-      <w:pPr>
-        <w:pStyle w:val="10"/>
-        <w:keepNext w:val="0"/>
-        <w:keepLines w:val="0"/>
-        <w:widowControl/>
-        <w:suppressLineNumbers w:val="0"/>
-        <w:spacing w:before="0" w:beforeAutospacing="1" w:after="0" w:afterAutospacing="1"/>
-        <w:ind w:left="0" w:right="0"/>
-        <w:jc w:val="left"/>
-        <w:rPr>
-          <w:rFonts w:hint="eastAsia" w:asciiTheme="minorEastAsia" w:hAnsiTheme="minorEastAsia" w:eastAsiaTheme="minorEastAsia" w:cstheme="minorEastAsia"/>
-        </w:rPr>
-      </w:pPr>
-      <w:r>
-        <w:rPr>
-          <w:rFonts w:hint="eastAsia" w:asciiTheme="minorEastAsia" w:hAnsiTheme="minorEastAsia" w:eastAsiaTheme="minorEastAsia" w:cstheme="minorEastAsia"/>
-        </w:rPr>
-        <w:t>本研究既能为游戏文化传播的主题优化、效果提升提供实际的数据支撑，也能为数字时代中华文化的传播实践提供策略层面的参考。</w:t>
-      </w:r>
-    </w:p>
-    <w:p>
-      <w:pPr>
-        <w:pStyle w:val="10"/>
-        <w:keepNext w:val="0"/>
-        <w:keepLines w:val="0"/>
-        <w:widowControl/>
-        <w:suppressLineNumbers w:val="0"/>
-        <w:spacing w:before="0" w:beforeAutospacing="1" w:after="0" w:afterAutospacing="1"/>
-        <w:ind w:left="0" w:right="0"/>
-        <w:jc w:val="left"/>
-        <w:rPr>
-          <w:rFonts w:hint="eastAsia" w:asciiTheme="minorEastAsia" w:hAnsiTheme="minorEastAsia" w:eastAsiaTheme="minorEastAsia" w:cstheme="minorEastAsia"/>
-        </w:rPr>
-      </w:pPr>
-      <w:r>
-        <w:rPr>
-          <w:rFonts w:hint="eastAsia" w:asciiTheme="minorEastAsia" w:hAnsiTheme="minorEastAsia" w:eastAsiaTheme="minorEastAsia" w:cstheme="minorEastAsia"/>
-        </w:rPr>
-        <w:t>关键词：游戏</w:t>
-      </w:r>
-      <w:r>
-        <w:rPr>
-          <w:rFonts w:hint="eastAsia" w:asciiTheme="minorEastAsia" w:hAnsiTheme="minorEastAsia" w:cstheme="minorEastAsia"/>
-          <w:lang w:val="en-US" w:eastAsia="zh-CN"/>
-        </w:rPr>
-        <w:t>媒介</w:t>
-      </w:r>
-      <w:r>
-        <w:rPr>
-          <w:rFonts w:hint="eastAsia" w:asciiTheme="minorEastAsia" w:hAnsiTheme="minorEastAsia" w:eastAsiaTheme="minorEastAsia" w:cstheme="minorEastAsia"/>
-        </w:rPr>
-        <w:t>；文化传播；情感分析；</w:t>
-      </w:r>
-      <w:r>
-        <w:rPr>
-          <w:rFonts w:hint="eastAsia" w:asciiTheme="minorEastAsia" w:hAnsiTheme="minorEastAsia" w:cstheme="minorEastAsia"/>
-          <w:lang w:val="en-US" w:eastAsia="zh-CN"/>
-        </w:rPr>
-        <w:t>bilibili平台</w:t>
-      </w:r>
-      <w:r>
-        <w:rPr>
-          <w:rFonts w:hint="eastAsia" w:asciiTheme="minorEastAsia" w:hAnsiTheme="minorEastAsia" w:eastAsiaTheme="minorEastAsia" w:cstheme="minorEastAsia"/>
-        </w:rPr>
-        <w:t>评论；《燕云十六声》；数字媒介</w:t>
-      </w:r>
-    </w:p>
-    <w:p>
-      <w:pPr>
-        <w:rPr>
-          <w:rFonts w:hint="eastAsia" w:asciiTheme="minorEastAsia" w:hAnsiTheme="minorEastAsia" w:eastAsiaTheme="minorEastAsia" w:cstheme="minorEastAsia"/>
-        </w:rPr>
-      </w:pPr>
-      <w:r>
-        <w:rPr>
-          <w:rFonts w:hint="eastAsia" w:asciiTheme="minorEastAsia" w:hAnsiTheme="minorEastAsia" w:eastAsiaTheme="minorEastAsia" w:cstheme="minorEastAsia"/>
-        </w:rPr>
-        <w:br w:type="page"/>
-      </w:r>
-    </w:p>
-    <w:p>
-      <w:pPr>
-        <w:pStyle w:val="10"/>
-        <w:keepNext w:val="0"/>
-        <w:keepLines w:val="0"/>
-        <w:widowControl/>
-        <w:suppressLineNumbers w:val="0"/>
-        <w:spacing w:before="0" w:beforeAutospacing="1" w:after="0" w:afterAutospacing="1"/>
-        <w:ind w:left="0" w:right="0"/>
-        <w:jc w:val="left"/>
-        <w:rPr>
-          <w:rFonts w:hint="eastAsia" w:asciiTheme="minorEastAsia" w:hAnsiTheme="minorEastAsia" w:eastAsiaTheme="minorEastAsia" w:cstheme="minorEastAsia"/>
-        </w:rPr>
-      </w:pPr>
-    </w:p>
-    <w:p>
-      <w:pPr>
-        <w:pStyle w:val="2"/>
-        <w:keepNext w:val="0"/>
-        <w:keepLines w:val="0"/>
-        <w:widowControl/>
-        <w:numPr>
-          <w:ilvl w:val="0"/>
-          <w:numId w:val="1"/>
-        </w:numPr>
-        <w:suppressLineNumbers w:val="0"/>
-        <w:pBdr>
-          <w:left w:val="none" w:color="auto" w:sz="0" w:space="0"/>
-        </w:pBdr>
-        <w:ind w:left="0" w:firstLine="0"/>
-        <w:jc w:val="left"/>
-        <w:rPr>
-          <w:rFonts w:hint="eastAsia" w:asciiTheme="minorEastAsia" w:hAnsiTheme="minorEastAsia" w:eastAsiaTheme="minorEastAsia" w:cstheme="minorEastAsia"/>
-        </w:rPr>
-      </w:pPr>
-      <w:bookmarkStart w:id="1" w:name="_Toc22172"/>
-      <w:r>
-        <w:rPr>
-          <w:rFonts w:hint="eastAsia" w:asciiTheme="minorEastAsia" w:hAnsiTheme="minorEastAsia" w:eastAsiaTheme="minorEastAsia" w:cstheme="minorEastAsia"/>
-        </w:rPr>
-        <w:t>引言：游戏作为文化传播新媒介</w:t>
-      </w:r>
-      <w:bookmarkEnd w:id="1"/>
-    </w:p>
-    <w:p>
-      <w:pPr>
-        <w:pStyle w:val="10"/>
-        <w:keepNext w:val="0"/>
-        <w:keepLines w:val="0"/>
-        <w:widowControl/>
-        <w:suppressLineNumbers w:val="0"/>
-        <w:spacing w:before="0" w:beforeAutospacing="1" w:after="0" w:afterAutospacing="1"/>
-        <w:ind w:left="0" w:right="0"/>
-        <w:jc w:val="left"/>
-        <w:rPr>
-          <w:rFonts w:hint="eastAsia" w:asciiTheme="minorEastAsia" w:hAnsiTheme="minorEastAsia" w:eastAsiaTheme="minorEastAsia" w:cstheme="minorEastAsia"/>
-        </w:rPr>
-      </w:pPr>
-      <w:r>
-        <w:rPr>
-          <w:rFonts w:hint="eastAsia" w:asciiTheme="minorEastAsia" w:hAnsiTheme="minorEastAsia" w:eastAsiaTheme="minorEastAsia" w:cstheme="minorEastAsia"/>
-        </w:rPr>
-        <w:t>数字技术的迅猛发展，正不断拓展游戏的媒介价值——它早已跳出“单纯娱乐工具”的局限，逐步成长为承载与传播传统文化的重要载体。和博物馆、剧院等传统文化机构“单向灌输”的传播模式不同，游戏凭借沉浸式的场景搭建、强互动的玩法设计，再加上社群化的讨论氛围，能让用户以“参与者”而非“旁观者”的身份亲近文化内容。尤其在“Z世代”群体中，这种“亲身参与式”的体验，已成为他们构建文化认知、培育文化认同的全新路径。</w:t>
-      </w:r>
-    </w:p>
-    <w:p>
-      <w:pPr>
-        <w:pStyle w:val="10"/>
-        <w:keepNext w:val="0"/>
-        <w:keepLines w:val="0"/>
-        <w:widowControl/>
-        <w:suppressLineNumbers w:val="0"/>
-        <w:spacing w:before="0" w:beforeAutospacing="1" w:after="0" w:afterAutospacing="1"/>
-        <w:ind w:left="0" w:right="0"/>
-        <w:jc w:val="left"/>
-        <w:rPr>
-          <w:rFonts w:hint="eastAsia" w:asciiTheme="minorEastAsia" w:hAnsiTheme="minorEastAsia" w:eastAsiaTheme="minorEastAsia" w:cstheme="minorEastAsia"/>
-        </w:rPr>
-      </w:pPr>
-      <w:r>
-        <w:rPr>
-          <w:rFonts w:hint="eastAsia" w:asciiTheme="minorEastAsia" w:hAnsiTheme="minorEastAsia" w:eastAsiaTheme="minorEastAsia" w:cstheme="minorEastAsia"/>
-        </w:rPr>
-        <w:t>以五代十国与宋初历史为背景的国产国风游戏《燕云十六声》，正是“游戏+文化”融合的典型代表。其开发团队将敦煌艺术、古代乐舞、历史地理等多元文化元素，深度嵌入游戏叙事、场景建模与核心玩法之中；同时通过B站持续推送剧情解读、幕后制作、文旅联动等多样化视频内容，最终形成“游戏内容产出—平台传播扩散—文化价值输出”的完整链路，为观察游戏文化传播的实践效果提供了绝佳样本。</w:t>
-      </w:r>
-    </w:p>
-    <w:p>
-      <w:pPr>
-        <w:pStyle w:val="10"/>
-        <w:keepNext w:val="0"/>
-        <w:keepLines w:val="0"/>
-        <w:widowControl/>
-        <w:suppressLineNumbers w:val="0"/>
-        <w:spacing w:before="0" w:beforeAutospacing="1" w:after="0" w:afterAutospacing="1"/>
-        <w:ind w:left="0" w:right="0"/>
-        <w:jc w:val="left"/>
-        <w:rPr>
-          <w:rFonts w:hint="eastAsia" w:asciiTheme="minorEastAsia" w:hAnsiTheme="minorEastAsia" w:eastAsiaTheme="minorEastAsia" w:cstheme="minorEastAsia"/>
-        </w:rPr>
-      </w:pPr>
-      <w:r>
-        <w:rPr>
-          <w:rFonts w:hint="eastAsia" w:asciiTheme="minorEastAsia" w:hAnsiTheme="minorEastAsia" w:eastAsiaTheme="minorEastAsia" w:cstheme="minorEastAsia"/>
-        </w:rPr>
-        <w:t>不过</w:t>
-      </w:r>
-      <w:r>
-        <w:rPr>
-          <w:rFonts w:hint="eastAsia" w:asciiTheme="minorEastAsia" w:hAnsiTheme="minorEastAsia" w:cstheme="minorEastAsia"/>
-          <w:lang w:eastAsia="zh-CN"/>
-        </w:rPr>
-        <w:t>，</w:t>
-      </w:r>
-      <w:r>
-        <w:rPr>
-          <w:rFonts w:hint="eastAsia" w:asciiTheme="minorEastAsia" w:hAnsiTheme="minorEastAsia" w:eastAsiaTheme="minorEastAsia" w:cstheme="minorEastAsia"/>
-        </w:rPr>
-        <w:t>目前学界对游戏文化传播的研究，大多停留在理论探讨或单一主题分析层面，针对“不同传播主题效果差异”的系统性实证研究相对匮乏。比如用户对“文旅联动”与“技术复原文化”两类主题的反馈是否存在区别？哪些主题更能激发用户的深度情感共鸣，又有哪些主题更易转化为用户的实际行动意愿？基于这些研究缺口，本研究以《燕云十六声》的B站评论数据为依托，将其传播主题细分为6大类，通过量化分析解答上述问题，以期为游戏文化传播的主题选择与策略优化提供实证参考。</w:t>
-      </w:r>
-    </w:p>
-    <w:p>
-      <w:pPr>
-        <w:pStyle w:val="2"/>
-        <w:keepNext w:val="0"/>
-        <w:keepLines w:val="0"/>
-        <w:widowControl/>
-        <w:numPr>
-          <w:ilvl w:val="0"/>
-          <w:numId w:val="1"/>
-        </w:numPr>
-        <w:suppressLineNumbers w:val="0"/>
-        <w:pBdr>
-          <w:left w:val="none" w:color="auto" w:sz="0" w:space="0"/>
-        </w:pBdr>
-        <w:ind w:left="0" w:leftChars="0" w:firstLine="0" w:firstLineChars="0"/>
-        <w:jc w:val="left"/>
-        <w:rPr>
-          <w:rFonts w:hint="eastAsia" w:asciiTheme="minorEastAsia" w:hAnsiTheme="minorEastAsia" w:eastAsiaTheme="minorEastAsia" w:cstheme="minorEastAsia"/>
-        </w:rPr>
-      </w:pPr>
-      <w:bookmarkStart w:id="2" w:name="_Toc3071"/>
-      <w:r>
-        <w:rPr>
-          <w:rFonts w:hint="eastAsia" w:asciiTheme="minorEastAsia" w:hAnsiTheme="minorEastAsia" w:eastAsiaTheme="minorEastAsia" w:cstheme="minorEastAsia"/>
-        </w:rPr>
-        <w:t>文献综述：数字时代的文化传播理论</w:t>
-      </w:r>
-      <w:bookmarkEnd w:id="2"/>
-    </w:p>
-    <w:p>
-      <w:pPr>
-        <w:pStyle w:val="10"/>
-        <w:keepNext w:val="0"/>
-        <w:keepLines w:val="0"/>
-        <w:widowControl/>
-        <w:suppressLineNumbers w:val="0"/>
-        <w:spacing w:before="0" w:beforeAutospacing="1" w:after="0" w:afterAutospacing="1"/>
-        <w:ind w:left="0" w:right="0"/>
-        <w:jc w:val="left"/>
-        <w:rPr>
-          <w:rFonts w:hint="eastAsia" w:asciiTheme="minorEastAsia" w:hAnsiTheme="minorEastAsia" w:eastAsiaTheme="minorEastAsia" w:cstheme="minorEastAsia"/>
-        </w:rPr>
-      </w:pPr>
-      <w:r>
-        <w:rPr>
-          <w:rFonts w:hint="eastAsia" w:asciiTheme="minorEastAsia" w:hAnsiTheme="minorEastAsia" w:eastAsiaTheme="minorEastAsia" w:cstheme="minorEastAsia"/>
-        </w:rPr>
-        <w:t>本研究以《燕云十六声》为案例，探究其作为文化传播新媒介的效果。为奠定研究的理论基础，本部分将先梳理文化传播理论的数字化发展趋势，再聚焦游戏作为传播载体的独特价值，最后回顾评估传播效果的文本分析方法，并指出现有研究存在的空白。</w:t>
-      </w:r>
-    </w:p>
-    <w:p>
-      <w:pPr>
-        <w:pStyle w:val="3"/>
-        <w:numPr>
-          <w:ilvl w:val="0"/>
-          <w:numId w:val="0"/>
-        </w:numPr>
-        <w:bidi w:val="0"/>
-        <w:ind w:leftChars="0"/>
-        <w:rPr>
-          <w:rFonts w:hint="eastAsia"/>
-        </w:rPr>
-      </w:pPr>
-      <w:bookmarkStart w:id="3" w:name="_Toc23677"/>
-      <w:r>
-        <w:rPr>
-          <w:rFonts w:hint="eastAsia"/>
-        </w:rPr>
-        <w:t>2.1 文化传播的数字化转向与媒介演进</w:t>
-      </w:r>
-      <w:bookmarkEnd w:id="3"/>
-    </w:p>
-    <w:p>
-      <w:pPr>
-        <w:pStyle w:val="10"/>
-        <w:keepNext w:val="0"/>
-        <w:keepLines w:val="0"/>
-        <w:widowControl/>
-        <w:suppressLineNumbers w:val="0"/>
-        <w:spacing w:before="0" w:beforeAutospacing="1" w:after="0" w:afterAutospacing="1"/>
-        <w:ind w:left="0" w:right="0"/>
-        <w:jc w:val="left"/>
-        <w:rPr>
-          <w:rFonts w:hint="eastAsia" w:asciiTheme="minorEastAsia" w:hAnsiTheme="minorEastAsia" w:eastAsiaTheme="minorEastAsia" w:cstheme="minorEastAsia"/>
-        </w:rPr>
-      </w:pPr>
-      <w:r>
-        <w:rPr>
-          <w:rFonts w:hint="eastAsia" w:asciiTheme="minorEastAsia" w:hAnsiTheme="minorEastAsia" w:eastAsiaTheme="minorEastAsia" w:cstheme="minorEastAsia"/>
-        </w:rPr>
-        <w:t>传统文化传播研究多集中于博物馆、文化遗产地、学校教育等官方或实体渠道。但数字媒体的兴起彻底改变了文化传播的生态，B站、YouTube等社交媒体平台已成为文化传播与交流的重要新场所。有研究通过分析YouTube上李子柒的视频评论发现，以日常生活叙事和视觉化表达为特点的个体化传播，在引发跨文化情感共鸣方面具有巨大潜力，其成功关键在于触及了“人与自然和谐共生”等人类共通的价值观，这为理解数字平台的文化传播机制提供了重要视角</w:t>
-      </w:r>
-      <w:r>
-        <w:rPr>
-          <w:rFonts w:hint="eastAsia" w:asciiTheme="minorEastAsia" w:hAnsiTheme="minorEastAsia" w:cstheme="minorEastAsia"/>
-          <w:lang w:val="en-US" w:eastAsia="zh-CN"/>
-        </w:rPr>
-        <w:t>[6]</w:t>
-      </w:r>
-      <w:r>
-        <w:rPr>
-          <w:rFonts w:hint="eastAsia" w:asciiTheme="minorEastAsia" w:hAnsiTheme="minorEastAsia" w:eastAsiaTheme="minorEastAsia" w:cstheme="minorEastAsia"/>
-        </w:rPr>
-        <w:t>。</w:t>
-      </w:r>
-    </w:p>
-    <w:p>
-      <w:pPr>
-        <w:pStyle w:val="10"/>
-        <w:keepNext w:val="0"/>
-        <w:keepLines w:val="0"/>
-        <w:widowControl/>
-        <w:suppressLineNumbers w:val="0"/>
-        <w:spacing w:before="0" w:beforeAutospacing="1" w:after="0" w:afterAutospacing="1"/>
-        <w:ind w:left="0" w:right="0"/>
-        <w:jc w:val="left"/>
-        <w:rPr>
-          <w:rFonts w:hint="eastAsia" w:asciiTheme="minorEastAsia" w:hAnsiTheme="minorEastAsia" w:eastAsiaTheme="minorEastAsia" w:cstheme="minorEastAsia"/>
-        </w:rPr>
-      </w:pPr>
-      <w:r>
-        <w:rPr>
-          <w:rFonts w:hint="eastAsia" w:asciiTheme="minorEastAsia" w:hAnsiTheme="minorEastAsia" w:eastAsiaTheme="minorEastAsia" w:cstheme="minorEastAsia"/>
-        </w:rPr>
-        <w:t>与此同时，传统文化的传播模式在数字时代也经历着深刻的“IP化”转型。有研究以北京故宫博物院为例，系统阐述了“互联网+”背景下，传统文化如何通过娱乐化表达、互动性产品和全媒体渠道，成功吸引年轻受众并实现文化价值的现代转化</w:t>
-      </w:r>
-      <w:r>
-        <w:rPr>
-          <w:rFonts w:hint="eastAsia" w:asciiTheme="minorEastAsia" w:hAnsiTheme="minorEastAsia" w:cstheme="minorEastAsia"/>
-          <w:lang w:val="en-US" w:eastAsia="zh-CN"/>
-        </w:rPr>
-        <w:t>[8]</w:t>
-      </w:r>
-      <w:r>
-        <w:rPr>
-          <w:rFonts w:hint="eastAsia" w:asciiTheme="minorEastAsia" w:hAnsiTheme="minorEastAsia" w:eastAsiaTheme="minorEastAsia" w:cstheme="minorEastAsia"/>
-        </w:rPr>
-        <w:t>。故宫的案例表明，文化传播不再是单向的知识灌输，而是以受众为中心、强调情感沟通与价值认同的互动过程。这种从“宣教”到“对话”的范式转变，是本研究开展的核心背景。</w:t>
-      </w:r>
-    </w:p>
-    <w:p>
-      <w:pPr>
         <w:pStyle w:val="3"/>
         <w:keepNext w:val="0"/>
         <w:keepLines w:val="0"/>
@@ -4222,18 +2662,18 @@
           <w:rFonts w:hint="eastAsia" w:asciiTheme="minorEastAsia" w:hAnsiTheme="minorEastAsia" w:eastAsiaTheme="minorEastAsia" w:cstheme="minorEastAsia"/>
         </w:rPr>
       </w:pPr>
-      <w:bookmarkStart w:id="4" w:name="_Toc32638"/>
-      <w:r>
-        <w:rPr>
-          <w:rFonts w:hint="eastAsia" w:asciiTheme="minorEastAsia" w:hAnsiTheme="minorEastAsia" w:eastAsiaTheme="minorEastAsia" w:cstheme="minorEastAsia"/>
-        </w:rPr>
-        <w:t>2.2 游戏作为文化传播的“活化”媒介</w:t>
-      </w:r>
-      <w:bookmarkEnd w:id="4"/>
+      <w:bookmarkStart w:id="0" w:name="_Toc12092"/>
+      <w:r>
+        <w:rPr>
+          <w:rFonts w:hint="eastAsia" w:asciiTheme="minorEastAsia" w:hAnsiTheme="minorEastAsia" w:eastAsiaTheme="minorEastAsia" w:cstheme="minorEastAsia"/>
+        </w:rPr>
+        <w:t>摘要</w:t>
+      </w:r>
+      <w:bookmarkEnd w:id="0"/>
     </w:p>
     <w:p>
       <w:pPr>
-        <w:pStyle w:val="10"/>
+        <w:pStyle w:val="11"/>
         <w:keepNext w:val="0"/>
         <w:keepLines w:val="0"/>
         <w:widowControl/>
@@ -4249,25 +2689,12 @@
         <w:rPr>
           <w:rFonts w:hint="eastAsia" w:asciiTheme="minorEastAsia" w:hAnsiTheme="minorEastAsia" w:eastAsiaTheme="minorEastAsia" w:cstheme="minorEastAsia"/>
         </w:rPr>
-        <w:t>在各类数字传播渠道里，游戏凭借沉浸式体验、高互动性与社群联结属性，常被视作文化传播的优质载体之一。有学者以《王者荣耀》为具体案例，分析了这类手机游戏如何通过塑造多元的品牌文化（比如团战文化、电竞赛事文化），搭配跨界联动的传播方式来深化用户认同；这一研究也指出，游戏的价值不止于休闲娱乐，更能成为承载文化体验、串联社交关系的重要纽带</w:t>
-      </w:r>
-      <w:r>
-        <w:rPr>
-          <w:rFonts w:hint="eastAsia" w:asciiTheme="minorEastAsia" w:hAnsiTheme="minorEastAsia" w:cstheme="minorEastAsia"/>
-          <w:lang w:val="en-US" w:eastAsia="zh-CN"/>
-        </w:rPr>
-        <w:t>[10]</w:t>
-      </w:r>
-      <w:r>
-        <w:rPr>
-          <w:rFonts w:hint="eastAsia" w:asciiTheme="minorEastAsia" w:hAnsiTheme="minorEastAsia" w:eastAsiaTheme="minorEastAsia" w:cstheme="minorEastAsia"/>
-        </w:rPr>
-        <w:t>。</w:t>
+        <w:t>本文选取国风游戏《燕云十六声》作为研究案例，围绕 “游戏作为文化传播新载体的实际作用” 这一核心，爬取了 B 站平台 14 条核心相关视频下的 8899 条用户评论，搭建了 “认知 - 情感 - 行为 - 主体” 的四维分析框架，结合文本挖掘、情感分析等方法展开了实证研究。</w:t>
       </w:r>
     </w:p>
     <w:p>
       <w:pPr>
-        <w:pStyle w:val="10"/>
+        <w:pStyle w:val="11"/>
         <w:keepNext w:val="0"/>
         <w:keepLines w:val="0"/>
         <w:widowControl/>
@@ -4283,12 +2710,353 @@
         <w:rPr>
           <w:rFonts w:hint="eastAsia" w:asciiTheme="minorEastAsia" w:hAnsiTheme="minorEastAsia" w:eastAsiaTheme="minorEastAsia" w:cstheme="minorEastAsia"/>
         </w:rPr>
-        <w:t>但现有关于游戏与文化传播的研究，大多从品牌传播或营销策略的视角切入，或集中于游戏内文化符号的简单呈现。对于游戏官方通过剧情分析、幕后制作、公益活动等多元化视频内容主动进行的系统性文化传播，其效果如何？文脉传承、科技赋能、社会责任等不同传播主题会引发用户怎样不同的认知、情感和行为反应？目前还缺乏细致深入的实证研究。本研究旨在填补这一空白，深入剖析游戏作为综合性文化传播平台的内在机制。</w:t>
+        <w:t>研究中，我们将传播内容划分成 “文旅融合体验”“核心文化传承” 等 6 类主题，着重对比了不同主题在评论覆盖、情感倾向、行为转化上的差异。从结果来看：“文旅融合体验” 主题以 37.9% 的加权正面评价率成为传播效果最好的类别；“深度叙事解读” 主题的深度情感表达占比最高，达到 1.8%；“核心文化传承” 主题则在用户行为意向方面表现最优，这一比例为 9.8%。另外，6 类主题的样本量差距达到了 48.9 倍，这也体现出用户对不同文化传播内容的关注度存在明显差异。</w:t>
       </w:r>
     </w:p>
     <w:p>
       <w:pPr>
+        <w:pStyle w:val="11"/>
+        <w:keepNext w:val="0"/>
+        <w:keepLines w:val="0"/>
+        <w:widowControl/>
+        <w:suppressLineNumbers w:val="0"/>
+        <w:spacing w:before="0" w:beforeAutospacing="1" w:after="0" w:afterAutospacing="1"/>
+        <w:ind w:left="0" w:right="0"/>
+        <w:jc w:val="left"/>
+        <w:rPr>
+          <w:rFonts w:hint="eastAsia" w:asciiTheme="minorEastAsia" w:hAnsiTheme="minorEastAsia" w:eastAsiaTheme="minorEastAsia" w:cstheme="minorEastAsia"/>
+        </w:rPr>
+      </w:pPr>
+      <w:r>
+        <w:rPr>
+          <w:rFonts w:hint="eastAsia" w:asciiTheme="minorEastAsia" w:hAnsiTheme="minorEastAsia" w:eastAsiaTheme="minorEastAsia" w:cstheme="minorEastAsia"/>
+        </w:rPr>
+        <w:t>本研究既能为游戏文化传播的主题优化、效果提升提供实际的数据支撑，也能为数字时代中华文化的传播实践提供策略层面的参考。</w:t>
+      </w:r>
+    </w:p>
+    <w:p>
+      <w:pPr>
+        <w:pStyle w:val="11"/>
+        <w:keepNext w:val="0"/>
+        <w:keepLines w:val="0"/>
+        <w:widowControl/>
+        <w:suppressLineNumbers w:val="0"/>
+        <w:spacing w:before="0" w:beforeAutospacing="1" w:after="0" w:afterAutospacing="1"/>
+        <w:ind w:left="0" w:right="0"/>
+        <w:jc w:val="left"/>
+        <w:rPr>
+          <w:rFonts w:hint="eastAsia" w:asciiTheme="minorEastAsia" w:hAnsiTheme="minorEastAsia" w:eastAsiaTheme="minorEastAsia" w:cstheme="minorEastAsia"/>
+        </w:rPr>
+      </w:pPr>
+      <w:r>
+        <w:rPr>
+          <w:rFonts w:hint="eastAsia" w:asciiTheme="minorEastAsia" w:hAnsiTheme="minorEastAsia" w:eastAsiaTheme="minorEastAsia" w:cstheme="minorEastAsia"/>
+        </w:rPr>
+        <w:t>关键词：游戏</w:t>
+      </w:r>
+      <w:r>
+        <w:rPr>
+          <w:rFonts w:hint="eastAsia" w:asciiTheme="minorEastAsia" w:hAnsiTheme="minorEastAsia" w:cstheme="minorEastAsia"/>
+          <w:lang w:val="en-US" w:eastAsia="zh-CN"/>
+        </w:rPr>
+        <w:t>媒介</w:t>
+      </w:r>
+      <w:r>
+        <w:rPr>
+          <w:rFonts w:hint="eastAsia" w:asciiTheme="minorEastAsia" w:hAnsiTheme="minorEastAsia" w:eastAsiaTheme="minorEastAsia" w:cstheme="minorEastAsia"/>
+        </w:rPr>
+        <w:t>；文化传播；情感分析；</w:t>
+      </w:r>
+      <w:r>
+        <w:rPr>
+          <w:rFonts w:hint="eastAsia" w:asciiTheme="minorEastAsia" w:hAnsiTheme="minorEastAsia" w:cstheme="minorEastAsia"/>
+          <w:lang w:val="en-US" w:eastAsia="zh-CN"/>
+        </w:rPr>
+        <w:t>bilibili平台</w:t>
+      </w:r>
+      <w:r>
+        <w:rPr>
+          <w:rFonts w:hint="eastAsia" w:asciiTheme="minorEastAsia" w:hAnsiTheme="minorEastAsia" w:eastAsiaTheme="minorEastAsia" w:cstheme="minorEastAsia"/>
+        </w:rPr>
+        <w:t>评论；《燕云十六声》；数字媒介</w:t>
+      </w:r>
+    </w:p>
+    <w:p>
+      <w:pPr>
+        <w:rPr>
+          <w:rFonts w:hint="eastAsia" w:asciiTheme="minorEastAsia" w:hAnsiTheme="minorEastAsia" w:eastAsiaTheme="minorEastAsia" w:cstheme="minorEastAsia"/>
+        </w:rPr>
+      </w:pPr>
+      <w:r>
+        <w:rPr>
+          <w:rFonts w:hint="eastAsia" w:asciiTheme="minorEastAsia" w:hAnsiTheme="minorEastAsia" w:eastAsiaTheme="minorEastAsia" w:cstheme="minorEastAsia"/>
+        </w:rPr>
+        <w:br w:type="page"/>
+      </w:r>
+    </w:p>
+    <w:p>
+      <w:pPr>
+        <w:pStyle w:val="11"/>
+        <w:keepNext w:val="0"/>
+        <w:keepLines w:val="0"/>
+        <w:widowControl/>
+        <w:suppressLineNumbers w:val="0"/>
+        <w:spacing w:before="0" w:beforeAutospacing="1" w:after="0" w:afterAutospacing="1"/>
+        <w:ind w:left="0" w:right="0"/>
+        <w:jc w:val="left"/>
+        <w:rPr>
+          <w:rFonts w:hint="eastAsia" w:asciiTheme="minorEastAsia" w:hAnsiTheme="minorEastAsia" w:eastAsiaTheme="minorEastAsia" w:cstheme="minorEastAsia"/>
+        </w:rPr>
+      </w:pPr>
+    </w:p>
+    <w:p>
+      <w:pPr>
         <w:pStyle w:val="3"/>
+        <w:keepNext w:val="0"/>
+        <w:keepLines w:val="0"/>
+        <w:widowControl/>
+        <w:numPr>
+          <w:ilvl w:val="0"/>
+          <w:numId w:val="1"/>
+        </w:numPr>
+        <w:suppressLineNumbers w:val="0"/>
+        <w:pBdr>
+          <w:left w:val="none" w:color="auto" w:sz="0" w:space="0"/>
+        </w:pBdr>
+        <w:ind w:left="0" w:firstLine="0"/>
+        <w:jc w:val="left"/>
+        <w:rPr>
+          <w:rFonts w:hint="eastAsia" w:asciiTheme="minorEastAsia" w:hAnsiTheme="minorEastAsia" w:eastAsiaTheme="minorEastAsia" w:cstheme="minorEastAsia"/>
+        </w:rPr>
+      </w:pPr>
+      <w:bookmarkStart w:id="1" w:name="_Toc22172"/>
+      <w:r>
+        <w:rPr>
+          <w:rFonts w:hint="eastAsia" w:asciiTheme="minorEastAsia" w:hAnsiTheme="minorEastAsia" w:eastAsiaTheme="minorEastAsia" w:cstheme="minorEastAsia"/>
+        </w:rPr>
+        <w:t>引言：游戏作为文化传播新媒介</w:t>
+      </w:r>
+      <w:bookmarkEnd w:id="1"/>
+    </w:p>
+    <w:p>
+      <w:pPr>
+        <w:pStyle w:val="11"/>
+        <w:keepNext w:val="0"/>
+        <w:keepLines w:val="0"/>
+        <w:widowControl/>
+        <w:suppressLineNumbers w:val="0"/>
+        <w:spacing w:before="0" w:beforeAutospacing="1" w:after="0" w:afterAutospacing="1"/>
+        <w:ind w:left="0" w:right="0"/>
+        <w:jc w:val="left"/>
+        <w:rPr>
+          <w:rFonts w:hint="eastAsia" w:asciiTheme="minorEastAsia" w:hAnsiTheme="minorEastAsia" w:eastAsiaTheme="minorEastAsia" w:cstheme="minorEastAsia"/>
+        </w:rPr>
+      </w:pPr>
+      <w:r>
+        <w:rPr>
+          <w:rFonts w:hint="eastAsia" w:asciiTheme="minorEastAsia" w:hAnsiTheme="minorEastAsia" w:eastAsiaTheme="minorEastAsia" w:cstheme="minorEastAsia"/>
+        </w:rPr>
+        <w:t>数字技术的迅猛发展，正不断拓展游戏的媒介价值——它早已跳出“单纯娱乐工具”的局限，逐步成长为承载与传播传统文化的重要载体。和博物馆、剧院等传统文化机构“单向灌输”的传播模式不同，游戏凭借沉浸式的场景搭建、强互动的玩法设计，再加上社群化的讨论氛围，能让用户以“参与者”而非“旁观者”的身份亲近文化内容。尤其在“Z世代”群体中，这种“亲身参与式”的体验，已成为他们构建文化认知、培育文化认同的全新路径。</w:t>
+      </w:r>
+    </w:p>
+    <w:p>
+      <w:pPr>
+        <w:pStyle w:val="11"/>
+        <w:keepNext w:val="0"/>
+        <w:keepLines w:val="0"/>
+        <w:widowControl/>
+        <w:suppressLineNumbers w:val="0"/>
+        <w:spacing w:before="0" w:beforeAutospacing="1" w:after="0" w:afterAutospacing="1"/>
+        <w:ind w:left="0" w:right="0"/>
+        <w:jc w:val="left"/>
+        <w:rPr>
+          <w:rFonts w:hint="eastAsia" w:asciiTheme="minorEastAsia" w:hAnsiTheme="minorEastAsia" w:eastAsiaTheme="minorEastAsia" w:cstheme="minorEastAsia"/>
+        </w:rPr>
+      </w:pPr>
+      <w:r>
+        <w:rPr>
+          <w:rFonts w:hint="eastAsia" w:asciiTheme="minorEastAsia" w:hAnsiTheme="minorEastAsia" w:eastAsiaTheme="minorEastAsia" w:cstheme="minorEastAsia"/>
+        </w:rPr>
+        <w:t>以五代十国与宋初历史为背景的国产国风游戏《燕云十六声》，正是“游戏+文化”融合的典型代表。其开发团队将敦煌艺术、古代乐舞、历史地理等多元文化元素，深度嵌入游戏叙事、场景建模与核心玩法之中；同时通过B站持续推送剧情解读、幕后制作、文旅联动等多样化视频内容，最终形成“游戏内容产出—平台传播扩散—文化价值输出”的完整链路，为观察游戏文化传播的实践效果提供了绝佳样本。</w:t>
+      </w:r>
+    </w:p>
+    <w:p>
+      <w:pPr>
+        <w:pStyle w:val="11"/>
+        <w:keepNext w:val="0"/>
+        <w:keepLines w:val="0"/>
+        <w:widowControl/>
+        <w:suppressLineNumbers w:val="0"/>
+        <w:spacing w:before="0" w:beforeAutospacing="1" w:after="0" w:afterAutospacing="1"/>
+        <w:ind w:left="0" w:right="0"/>
+        <w:jc w:val="left"/>
+        <w:rPr>
+          <w:rFonts w:hint="eastAsia" w:asciiTheme="minorEastAsia" w:hAnsiTheme="minorEastAsia" w:eastAsiaTheme="minorEastAsia" w:cstheme="minorEastAsia"/>
+        </w:rPr>
+      </w:pPr>
+      <w:r>
+        <w:rPr>
+          <w:rFonts w:hint="eastAsia" w:asciiTheme="minorEastAsia" w:hAnsiTheme="minorEastAsia" w:eastAsiaTheme="minorEastAsia" w:cstheme="minorEastAsia"/>
+        </w:rPr>
+        <w:t>不过</w:t>
+      </w:r>
+      <w:r>
+        <w:rPr>
+          <w:rFonts w:hint="eastAsia" w:asciiTheme="minorEastAsia" w:hAnsiTheme="minorEastAsia" w:cstheme="minorEastAsia"/>
+          <w:lang w:eastAsia="zh-CN"/>
+        </w:rPr>
+        <w:t>，</w:t>
+      </w:r>
+      <w:r>
+        <w:rPr>
+          <w:rFonts w:hint="eastAsia" w:asciiTheme="minorEastAsia" w:hAnsiTheme="minorEastAsia" w:eastAsiaTheme="minorEastAsia" w:cstheme="minorEastAsia"/>
+        </w:rPr>
+        <w:t>目前学界对游戏文化传播的研究，大多停留在理论探讨或单一主题分析层面，针对“不同传播主题效果差异”的系统性实证研究相对匮乏。比如用户对“文旅联动”与“技术复原文化”两类主题的反馈是否存在区别？哪些主题更能激发用户的深度情感共鸣，又有哪些主题更易转化为用户的实际行动意愿？基于这些研究缺口，本研究以《燕云十六声》的B站评论数据为依托，将其传播主题细分为6大类，通过量化分析解答上述问题，以期为游戏文化传播的主题选择与策略优化提供实证参考。</w:t>
+      </w:r>
+    </w:p>
+    <w:p>
+      <w:pPr>
+        <w:pStyle w:val="3"/>
+        <w:keepNext w:val="0"/>
+        <w:keepLines w:val="0"/>
+        <w:widowControl/>
+        <w:numPr>
+          <w:ilvl w:val="0"/>
+          <w:numId w:val="1"/>
+        </w:numPr>
+        <w:suppressLineNumbers w:val="0"/>
+        <w:pBdr>
+          <w:left w:val="none" w:color="auto" w:sz="0" w:space="0"/>
+        </w:pBdr>
+        <w:ind w:left="0" w:leftChars="0" w:firstLine="0" w:firstLineChars="0"/>
+        <w:jc w:val="left"/>
+        <w:rPr>
+          <w:rFonts w:hint="eastAsia" w:asciiTheme="minorEastAsia" w:hAnsiTheme="minorEastAsia" w:eastAsiaTheme="minorEastAsia" w:cstheme="minorEastAsia"/>
+        </w:rPr>
+      </w:pPr>
+      <w:bookmarkStart w:id="2" w:name="_Toc3071"/>
+      <w:r>
+        <w:rPr>
+          <w:rFonts w:hint="eastAsia" w:asciiTheme="minorEastAsia" w:hAnsiTheme="minorEastAsia" w:eastAsiaTheme="minorEastAsia" w:cstheme="minorEastAsia"/>
+        </w:rPr>
+        <w:t>文献综述：数字时代的文化传播理论</w:t>
+      </w:r>
+      <w:bookmarkEnd w:id="2"/>
+    </w:p>
+    <w:p>
+      <w:pPr>
+        <w:pStyle w:val="11"/>
+        <w:keepNext w:val="0"/>
+        <w:keepLines w:val="0"/>
+        <w:widowControl/>
+        <w:suppressLineNumbers w:val="0"/>
+        <w:spacing w:before="0" w:beforeAutospacing="1" w:after="0" w:afterAutospacing="1"/>
+        <w:ind w:left="0" w:right="0"/>
+        <w:jc w:val="left"/>
+        <w:rPr>
+          <w:rFonts w:hint="eastAsia" w:asciiTheme="minorEastAsia" w:hAnsiTheme="minorEastAsia" w:eastAsiaTheme="minorEastAsia" w:cstheme="minorEastAsia"/>
+        </w:rPr>
+      </w:pPr>
+      <w:r>
+        <w:rPr>
+          <w:rFonts w:hint="eastAsia" w:asciiTheme="minorEastAsia" w:hAnsiTheme="minorEastAsia" w:eastAsiaTheme="minorEastAsia" w:cstheme="minorEastAsia"/>
+        </w:rPr>
+        <w:t>本研究以《燕云十六声》为案例，探究其作为文化传播新媒介的效果。为奠定研究的理论基础，本部分将先梳理文化传播理论的数字化发展趋势，再聚焦游戏作为传播载体的独特价值，最后回顾评估传播效果的文本分析方法，并指出现有研究存在的空白。</w:t>
+      </w:r>
+    </w:p>
+    <w:p>
+      <w:pPr>
+        <w:pStyle w:val="4"/>
+        <w:numPr>
+          <w:ilvl w:val="0"/>
+          <w:numId w:val="0"/>
+        </w:numPr>
+        <w:bidi w:val="0"/>
+        <w:ind w:leftChars="0"/>
+        <w:rPr>
+          <w:rFonts w:hint="eastAsia"/>
+        </w:rPr>
+      </w:pPr>
+      <w:bookmarkStart w:id="3" w:name="_Toc23677"/>
+      <w:r>
+        <w:rPr>
+          <w:rFonts w:hint="eastAsia"/>
+        </w:rPr>
+        <w:t>2.1 文化传播的数字化转向与媒介演进</w:t>
+      </w:r>
+      <w:bookmarkEnd w:id="3"/>
+    </w:p>
+    <w:p>
+      <w:pPr>
+        <w:pStyle w:val="11"/>
+        <w:keepNext w:val="0"/>
+        <w:keepLines w:val="0"/>
+        <w:widowControl/>
+        <w:suppressLineNumbers w:val="0"/>
+        <w:spacing w:before="0" w:beforeAutospacing="1" w:after="0" w:afterAutospacing="1"/>
+        <w:ind w:left="0" w:right="0"/>
+        <w:jc w:val="left"/>
+        <w:rPr>
+          <w:rFonts w:hint="eastAsia" w:asciiTheme="minorEastAsia" w:hAnsiTheme="minorEastAsia" w:eastAsiaTheme="minorEastAsia" w:cstheme="minorEastAsia"/>
+        </w:rPr>
+      </w:pPr>
+      <w:r>
+        <w:rPr>
+          <w:rFonts w:hint="eastAsia" w:asciiTheme="minorEastAsia" w:hAnsiTheme="minorEastAsia" w:eastAsiaTheme="minorEastAsia" w:cstheme="minorEastAsia"/>
+        </w:rPr>
+        <w:t>传统文化传播研究多集中于博物馆、文化遗产地、学校教育等官方或实体渠道。但数字媒体的兴起彻底改变了文化传播的生态，B站、YouTube等社交媒体平台已成为文化传播与交流的重要新场所。有研究通过分析YouTube上李子柒的视频评论发现，以日常生活叙事和视觉化表达为特点的个体化传播，在引发跨文化情感共鸣方面具有巨大潜力，其成功关键在于触及了“人与自然和谐共生”等人类共通的价值观，这为理解数字平台的文化传播机制提供了重要视角</w:t>
+      </w:r>
+      <w:r>
+        <w:rPr>
+          <w:rFonts w:hint="eastAsia" w:asciiTheme="minorEastAsia" w:hAnsiTheme="minorEastAsia" w:cstheme="minorEastAsia"/>
+          <w:lang w:val="en-US" w:eastAsia="zh-CN"/>
+        </w:rPr>
+        <w:t>[6]</w:t>
+      </w:r>
+      <w:r>
+        <w:rPr>
+          <w:rFonts w:hint="eastAsia" w:asciiTheme="minorEastAsia" w:hAnsiTheme="minorEastAsia" w:eastAsiaTheme="minorEastAsia" w:cstheme="minorEastAsia"/>
+        </w:rPr>
+        <w:t>。</w:t>
+      </w:r>
+    </w:p>
+    <w:p>
+      <w:pPr>
+        <w:pStyle w:val="11"/>
+        <w:keepNext w:val="0"/>
+        <w:keepLines w:val="0"/>
+        <w:widowControl/>
+        <w:suppressLineNumbers w:val="0"/>
+        <w:spacing w:before="0" w:beforeAutospacing="1" w:after="0" w:afterAutospacing="1"/>
+        <w:ind w:left="0" w:right="0"/>
+        <w:jc w:val="left"/>
+        <w:rPr>
+          <w:rFonts w:hint="eastAsia" w:asciiTheme="minorEastAsia" w:hAnsiTheme="minorEastAsia" w:eastAsiaTheme="minorEastAsia" w:cstheme="minorEastAsia"/>
+        </w:rPr>
+      </w:pPr>
+      <w:r>
+        <w:rPr>
+          <w:rFonts w:hint="eastAsia" w:asciiTheme="minorEastAsia" w:hAnsiTheme="minorEastAsia" w:eastAsiaTheme="minorEastAsia" w:cstheme="minorEastAsia"/>
+        </w:rPr>
+        <w:t>与此同时，传统文化的传播模式在数字时代也经历着深刻的“IP化”转型。有研究以北京故宫博物院为例，系统阐述了“互联网+”背景下，传统文化如何通过娱乐化表达、互动性产品和全媒体渠道，成功吸引年轻受众并实现文化价值的现代转化</w:t>
+      </w:r>
+      <w:r>
+        <w:rPr>
+          <w:rFonts w:hint="eastAsia" w:asciiTheme="minorEastAsia" w:hAnsiTheme="minorEastAsia" w:cstheme="minorEastAsia"/>
+          <w:lang w:val="en-US" w:eastAsia="zh-CN"/>
+        </w:rPr>
+        <w:t>[8]</w:t>
+      </w:r>
+      <w:r>
+        <w:rPr>
+          <w:rFonts w:hint="eastAsia" w:asciiTheme="minorEastAsia" w:hAnsiTheme="minorEastAsia" w:eastAsiaTheme="minorEastAsia" w:cstheme="minorEastAsia"/>
+        </w:rPr>
+        <w:t>。故宫的案例表明，文化传播不再是单向的知识灌输，而是以受众为中心、强调情感沟通与价值认同的互动过程。这种从“宣教”到“对话”的范式转变，是本研究开展的核心背景。</w:t>
+      </w:r>
+    </w:p>
+    <w:p>
+      <w:pPr>
+        <w:pStyle w:val="4"/>
         <w:keepNext w:val="0"/>
         <w:keepLines w:val="0"/>
         <w:widowControl/>
@@ -4306,18 +3074,18 @@
           <w:rFonts w:hint="eastAsia" w:asciiTheme="minorEastAsia" w:hAnsiTheme="minorEastAsia" w:eastAsiaTheme="minorEastAsia" w:cstheme="minorEastAsia"/>
         </w:rPr>
       </w:pPr>
-      <w:bookmarkStart w:id="5" w:name="_Toc26041"/>
-      <w:r>
-        <w:rPr>
-          <w:rFonts w:hint="eastAsia" w:asciiTheme="minorEastAsia" w:hAnsiTheme="minorEastAsia" w:eastAsiaTheme="minorEastAsia" w:cstheme="minorEastAsia"/>
-        </w:rPr>
-        <w:t>2.3 传播效果的测量：从情感分析到行为意向</w:t>
-      </w:r>
-      <w:bookmarkEnd w:id="5"/>
+      <w:bookmarkStart w:id="4" w:name="_Toc32638"/>
+      <w:r>
+        <w:rPr>
+          <w:rFonts w:hint="eastAsia" w:asciiTheme="minorEastAsia" w:hAnsiTheme="minorEastAsia" w:eastAsiaTheme="minorEastAsia" w:cstheme="minorEastAsia"/>
+        </w:rPr>
+        <w:t>2.2 游戏作为文化传播的“活化”媒介</w:t>
+      </w:r>
+      <w:bookmarkEnd w:id="4"/>
     </w:p>
     <w:p>
       <w:pPr>
-        <w:pStyle w:val="10"/>
+        <w:pStyle w:val="11"/>
         <w:keepNext w:val="0"/>
         <w:keepLines w:val="0"/>
         <w:widowControl/>
@@ -4333,38 +3101,25 @@
         <w:rPr>
           <w:rFonts w:hint="eastAsia" w:asciiTheme="minorEastAsia" w:hAnsiTheme="minorEastAsia" w:eastAsiaTheme="minorEastAsia" w:cstheme="minorEastAsia"/>
         </w:rPr>
-        <w:t>要科学评估文化传播效果，离不开对用户反馈数据的精准测量。在情感分析方面，有研究指出通用情感词典在分析中文社交媒体等特定领域文本时存在局限性，并验证了融合点互信息（PMI）与词向量（Word2Vec）方法构建领域情感词典的有效性</w:t>
+        <w:t>在各类数字传播渠道里，游戏凭借沉浸式体验、高互动性与社群联结属性，常被视作文化传播的优质载体之一。有学者以《王者荣耀》为具体案例，分析了这类手机游戏如何通过塑造多元的品牌文化（比如团战文化、电竞赛事文化），搭配跨界联动的传播方式来深化用户认同；这一研究也指出，游戏的价值不止于休闲娱乐，更能成为承载文化体验、串联社交关系的重要纽带</w:t>
       </w:r>
       <w:r>
         <w:rPr>
           <w:rFonts w:hint="eastAsia" w:asciiTheme="minorEastAsia" w:hAnsiTheme="minorEastAsia" w:cstheme="minorEastAsia"/>
           <w:lang w:val="en-US" w:eastAsia="zh-CN"/>
         </w:rPr>
-        <w:t>[1]</w:t>
-      </w:r>
-      <w:r>
-        <w:rPr>
-          <w:rFonts w:hint="eastAsia" w:asciiTheme="minorEastAsia" w:hAnsiTheme="minorEastAsia" w:eastAsiaTheme="minorEastAsia" w:cstheme="minorEastAsia"/>
-        </w:rPr>
-        <w:t>。还有研究进一步构建了金融领域的专用情绪词典，证明了适配特定领域的词典在提升分析准确性上的重要作用</w:t>
-      </w:r>
-      <w:r>
-        <w:rPr>
-          <w:rFonts w:hint="eastAsia" w:asciiTheme="minorEastAsia" w:hAnsiTheme="minorEastAsia" w:cstheme="minorEastAsia"/>
-          <w:lang w:val="en-US" w:eastAsia="zh-CN"/>
-        </w:rPr>
-        <w:t>[5]</w:t>
-      </w:r>
-      <w:r>
-        <w:rPr>
-          <w:rFonts w:hint="eastAsia" w:asciiTheme="minorEastAsia" w:hAnsiTheme="minorEastAsia" w:eastAsiaTheme="minorEastAsia" w:cstheme="minorEastAsia"/>
-        </w:rPr>
-        <w:t>。这些方法为本次研究对B站评论进行情感分析提供了有益的方法论借鉴。</w:t>
+        <w:t>[10]</w:t>
+      </w:r>
+      <w:r>
+        <w:rPr>
+          <w:rFonts w:hint="eastAsia" w:asciiTheme="minorEastAsia" w:hAnsiTheme="minorEastAsia" w:eastAsiaTheme="minorEastAsia" w:cstheme="minorEastAsia"/>
+        </w:rPr>
+        <w:t>。</w:t>
       </w:r>
     </w:p>
     <w:p>
       <w:pPr>
-        <w:pStyle w:val="10"/>
+        <w:pStyle w:val="11"/>
         <w:keepNext w:val="0"/>
         <w:keepLines w:val="0"/>
         <w:widowControl/>
@@ -4380,25 +3135,12 @@
         <w:rPr>
           <w:rFonts w:hint="eastAsia" w:asciiTheme="minorEastAsia" w:hAnsiTheme="minorEastAsia" w:eastAsiaTheme="minorEastAsia" w:cstheme="minorEastAsia"/>
         </w:rPr>
-        <w:t>除了基础的情感极性（正面/负面）分析，要获得更深入的用户洞察，还需要挖掘用户具体的情感倾向和行为意向。有研究对网红品牌“喜茶”的社交媒体内容进行分析，通过文本挖掘将消费者细分为五类，并识别出每类人群的独特情感（如“被‘种草’的潜在消费者”的“期待”、“忠实消费者”的“自豪”）</w:t>
-      </w:r>
-      <w:r>
-        <w:rPr>
-          <w:rFonts w:hint="eastAsia" w:asciiTheme="minorEastAsia" w:hAnsiTheme="minorEastAsia" w:cstheme="minorEastAsia"/>
-          <w:lang w:val="en-US" w:eastAsia="zh-CN"/>
-        </w:rPr>
-        <w:t>[4]</w:t>
-      </w:r>
-      <w:r>
-        <w:rPr>
-          <w:rFonts w:hint="eastAsia" w:asciiTheme="minorEastAsia" w:hAnsiTheme="minorEastAsia" w:eastAsiaTheme="minorEastAsia" w:cstheme="minorEastAsia"/>
-        </w:rPr>
-        <w:t>。这种基于情感和行为的用户细分思路，直接启发了本研究对“文化自豪感”“赞美认同”等深度情感，以及“旅游意愿”“二次创作”等行为意向的分类考察。</w:t>
+        <w:t>但现有关于游戏与文化传播的研究，大多从品牌传播或营销策略的视角切入，或集中于游戏内文化符号的简单呈现。对于游戏官方通过剧情分析、幕后制作、公益活动等多元化视频内容主动进行的系统性文化传播，其效果如何？文脉传承、科技赋能、社会责任等不同传播主题会引发用户怎样不同的认知、情感和行为反应？目前还缺乏细致深入的实证研究。本研究旨在填补这一空白，深入剖析游戏作为综合性文化传播平台的内在机制。</w:t>
       </w:r>
     </w:p>
     <w:p>
       <w:pPr>
-        <w:pStyle w:val="3"/>
+        <w:pStyle w:val="4"/>
         <w:keepNext w:val="0"/>
         <w:keepLines w:val="0"/>
         <w:widowControl/>
@@ -4416,18 +3158,18 @@
           <w:rFonts w:hint="eastAsia" w:asciiTheme="minorEastAsia" w:hAnsiTheme="minorEastAsia" w:eastAsiaTheme="minorEastAsia" w:cstheme="minorEastAsia"/>
         </w:rPr>
       </w:pPr>
-      <w:bookmarkStart w:id="6" w:name="_Toc24383"/>
-      <w:r>
-        <w:rPr>
-          <w:rFonts w:hint="eastAsia" w:asciiTheme="minorEastAsia" w:hAnsiTheme="minorEastAsia" w:eastAsiaTheme="minorEastAsia" w:cstheme="minorEastAsia"/>
-        </w:rPr>
-        <w:t>2.4 传播主体与社群互动的影响</w:t>
-      </w:r>
-      <w:bookmarkEnd w:id="6"/>
+      <w:bookmarkStart w:id="5" w:name="_Toc26041"/>
+      <w:r>
+        <w:rPr>
+          <w:rFonts w:hint="eastAsia" w:asciiTheme="minorEastAsia" w:hAnsiTheme="minorEastAsia" w:eastAsiaTheme="minorEastAsia" w:cstheme="minorEastAsia"/>
+        </w:rPr>
+        <w:t>2.3 传播效果的测量：从情感分析到行为意向</w:t>
+      </w:r>
+      <w:bookmarkEnd w:id="5"/>
     </w:p>
     <w:p>
       <w:pPr>
-        <w:pStyle w:val="10"/>
+        <w:pStyle w:val="11"/>
         <w:keepNext w:val="0"/>
         <w:keepLines w:val="0"/>
         <w:widowControl/>
@@ -4443,25 +3185,72 @@
         <w:rPr>
           <w:rFonts w:hint="eastAsia" w:asciiTheme="minorEastAsia" w:hAnsiTheme="minorEastAsia" w:eastAsiaTheme="minorEastAsia" w:cstheme="minorEastAsia"/>
         </w:rPr>
-        <w:t>数字时代的文化传播是多元主体共同构建的过程。有博士论文系统研究了社交媒体中用户互动的机制，区分了微信（强关系）和微博（弱关系）平台的不同互动模式与关系网络结构，指出议题设置和信息分发机制是影响B站等弱关系平台互动效果的关键因素</w:t>
+        <w:t>要科学评估文化传播效果，离不开对用户反馈数据的精准测量。在情感分析方面，有研究指出通用情感词典在分析中文社交媒体等特定领域文本时存在局限性，并验证了融合点互信息（PMI）与词向量（Word2Vec）方法构建领域情感词典的有效性</w:t>
       </w:r>
       <w:r>
         <w:rPr>
           <w:rFonts w:hint="eastAsia" w:asciiTheme="minorEastAsia" w:hAnsiTheme="minorEastAsia" w:cstheme="minorEastAsia"/>
           <w:lang w:val="en-US" w:eastAsia="zh-CN"/>
         </w:rPr>
-        <w:t>[9]</w:t>
-      </w:r>
-      <w:r>
-        <w:rPr>
-          <w:rFonts w:hint="eastAsia" w:asciiTheme="minorEastAsia" w:hAnsiTheme="minorEastAsia" w:eastAsiaTheme="minorEastAsia" w:cstheme="minorEastAsia"/>
-        </w:rPr>
-        <w:t>。这提示我们，在游戏社群中，官方与个人账号作为不同的传播主体，可能会因为自身角色和内容呈现方式的差异，引导评论区形成截然不同的讨论重点和互动生态。但现有研究尚未在游戏文化传播这一具体场景下，对官方与个人账号的传播效果进行系统的对比分析。</w:t>
+        <w:t>[1]</w:t>
+      </w:r>
+      <w:r>
+        <w:rPr>
+          <w:rFonts w:hint="eastAsia" w:asciiTheme="minorEastAsia" w:hAnsiTheme="minorEastAsia" w:eastAsiaTheme="minorEastAsia" w:cstheme="minorEastAsia"/>
+        </w:rPr>
+        <w:t>。还有研究进一步构建了金融领域的专用情绪词典，证明了适配特定领域的词典在提升分析准确性上的重要作用</w:t>
+      </w:r>
+      <w:r>
+        <w:rPr>
+          <w:rFonts w:hint="eastAsia" w:asciiTheme="minorEastAsia" w:hAnsiTheme="minorEastAsia" w:cstheme="minorEastAsia"/>
+          <w:lang w:val="en-US" w:eastAsia="zh-CN"/>
+        </w:rPr>
+        <w:t>[5]</w:t>
+      </w:r>
+      <w:r>
+        <w:rPr>
+          <w:rFonts w:hint="eastAsia" w:asciiTheme="minorEastAsia" w:hAnsiTheme="minorEastAsia" w:eastAsiaTheme="minorEastAsia" w:cstheme="minorEastAsia"/>
+        </w:rPr>
+        <w:t>。这些方法为本次研究对B站评论进行情感分析提供了有益的方法论借鉴。</w:t>
       </w:r>
     </w:p>
     <w:p>
       <w:pPr>
-        <w:pStyle w:val="3"/>
+        <w:pStyle w:val="11"/>
+        <w:keepNext w:val="0"/>
+        <w:keepLines w:val="0"/>
+        <w:widowControl/>
+        <w:suppressLineNumbers w:val="0"/>
+        <w:spacing w:before="0" w:beforeAutospacing="1" w:after="0" w:afterAutospacing="1"/>
+        <w:ind w:left="0" w:right="0"/>
+        <w:jc w:val="left"/>
+        <w:rPr>
+          <w:rFonts w:hint="eastAsia" w:asciiTheme="minorEastAsia" w:hAnsiTheme="minorEastAsia" w:eastAsiaTheme="minorEastAsia" w:cstheme="minorEastAsia"/>
+        </w:rPr>
+      </w:pPr>
+      <w:r>
+        <w:rPr>
+          <w:rFonts w:hint="eastAsia" w:asciiTheme="minorEastAsia" w:hAnsiTheme="minorEastAsia" w:eastAsiaTheme="minorEastAsia" w:cstheme="minorEastAsia"/>
+        </w:rPr>
+        <w:t>除了基础的情感极性（正面/负面）分析，要获得更深入的用户洞察，还需要挖掘用户具体的情感倾向和行为意向。有研究对网红品牌“喜茶”的社交媒体内容进行分析，通过文本挖掘将消费者细分为五类，并识别出每类人群的独特情感（如“被‘种草’的潜在消费者”的“期待”、“忠实消费者”的“自豪”）</w:t>
+      </w:r>
+      <w:r>
+        <w:rPr>
+          <w:rFonts w:hint="eastAsia" w:asciiTheme="minorEastAsia" w:hAnsiTheme="minorEastAsia" w:cstheme="minorEastAsia"/>
+          <w:lang w:val="en-US" w:eastAsia="zh-CN"/>
+        </w:rPr>
+        <w:t>[4]</w:t>
+      </w:r>
+      <w:r>
+        <w:rPr>
+          <w:rFonts w:hint="eastAsia" w:asciiTheme="minorEastAsia" w:hAnsiTheme="minorEastAsia" w:eastAsiaTheme="minorEastAsia" w:cstheme="minorEastAsia"/>
+        </w:rPr>
+        <w:t>。这种基于情感和行为的用户细分思路，直接启发了本研究对“文化自豪感”“赞美认同”等深度情感，以及“旅游意愿”“二次创作”等行为意向的分类考察。</w:t>
+      </w:r>
+    </w:p>
+    <w:p>
+      <w:pPr>
+        <w:pStyle w:val="4"/>
         <w:keepNext w:val="0"/>
         <w:keepLines w:val="0"/>
         <w:widowControl/>
@@ -4479,6 +3268,69 @@
           <w:rFonts w:hint="eastAsia" w:asciiTheme="minorEastAsia" w:hAnsiTheme="minorEastAsia" w:eastAsiaTheme="minorEastAsia" w:cstheme="minorEastAsia"/>
         </w:rPr>
       </w:pPr>
+      <w:bookmarkStart w:id="6" w:name="_Toc24383"/>
+      <w:r>
+        <w:rPr>
+          <w:rFonts w:hint="eastAsia" w:asciiTheme="minorEastAsia" w:hAnsiTheme="minorEastAsia" w:eastAsiaTheme="minorEastAsia" w:cstheme="minorEastAsia"/>
+        </w:rPr>
+        <w:t>2.4 传播主体与社群互动的影响</w:t>
+      </w:r>
+      <w:bookmarkEnd w:id="6"/>
+    </w:p>
+    <w:p>
+      <w:pPr>
+        <w:pStyle w:val="11"/>
+        <w:keepNext w:val="0"/>
+        <w:keepLines w:val="0"/>
+        <w:widowControl/>
+        <w:suppressLineNumbers w:val="0"/>
+        <w:spacing w:before="0" w:beforeAutospacing="1" w:after="0" w:afterAutospacing="1"/>
+        <w:ind w:left="0" w:right="0"/>
+        <w:jc w:val="left"/>
+        <w:rPr>
+          <w:rFonts w:hint="eastAsia" w:asciiTheme="minorEastAsia" w:hAnsiTheme="minorEastAsia" w:eastAsiaTheme="minorEastAsia" w:cstheme="minorEastAsia"/>
+        </w:rPr>
+      </w:pPr>
+      <w:r>
+        <w:rPr>
+          <w:rFonts w:hint="eastAsia" w:asciiTheme="minorEastAsia" w:hAnsiTheme="minorEastAsia" w:eastAsiaTheme="minorEastAsia" w:cstheme="minorEastAsia"/>
+        </w:rPr>
+        <w:t>数字时代的文化传播是多元主体共同构建的过程。有博士论文系统研究了社交媒体中用户互动的机制，区分了微信（强关系）和微博（弱关系）平台的不同互动模式与关系网络结构，指出议题设置和信息分发机制是影响B站等弱关系平台互动效果的关键因素</w:t>
+      </w:r>
+      <w:r>
+        <w:rPr>
+          <w:rFonts w:hint="eastAsia" w:asciiTheme="minorEastAsia" w:hAnsiTheme="minorEastAsia" w:cstheme="minorEastAsia"/>
+          <w:lang w:val="en-US" w:eastAsia="zh-CN"/>
+        </w:rPr>
+        <w:t>[9]</w:t>
+      </w:r>
+      <w:r>
+        <w:rPr>
+          <w:rFonts w:hint="eastAsia" w:asciiTheme="minorEastAsia" w:hAnsiTheme="minorEastAsia" w:eastAsiaTheme="minorEastAsia" w:cstheme="minorEastAsia"/>
+        </w:rPr>
+        <w:t>。这提示我们，在游戏社群中，官方与个人账号作为不同的传播主体，可能会因为自身角色和内容呈现方式的差异，引导评论区形成截然不同的讨论重点和互动生态。但现有研究尚未在游戏文化传播这一具体场景下，对官方与个人账号的传播效果进行系统的对比分析。</w:t>
+      </w:r>
+    </w:p>
+    <w:p>
+      <w:pPr>
+        <w:pStyle w:val="4"/>
+        <w:keepNext w:val="0"/>
+        <w:keepLines w:val="0"/>
+        <w:widowControl/>
+        <w:numPr>
+          <w:ilvl w:val="0"/>
+          <w:numId w:val="0"/>
+        </w:numPr>
+        <w:suppressLineNumbers w:val="0"/>
+        <w:pBdr>
+          <w:left w:val="none" w:color="auto" w:sz="0" w:space="0"/>
+        </w:pBdr>
+        <w:ind w:leftChars="0"/>
+        <w:jc w:val="left"/>
+        <w:rPr>
+          <w:rFonts w:hint="eastAsia" w:asciiTheme="minorEastAsia" w:hAnsiTheme="minorEastAsia" w:eastAsiaTheme="minorEastAsia" w:cstheme="minorEastAsia"/>
+        </w:rPr>
+      </w:pPr>
       <w:bookmarkStart w:id="7" w:name="_Toc24634"/>
       <w:r>
         <w:rPr>
@@ -4490,7 +3342,7 @@
     </w:p>
     <w:p>
       <w:pPr>
-        <w:pStyle w:val="10"/>
+        <w:pStyle w:val="11"/>
         <w:keepNext w:val="0"/>
         <w:keepLines w:val="0"/>
         <w:widowControl/>
@@ -4592,7 +3444,7 @@
     </w:p>
     <w:p>
       <w:pPr>
-        <w:pStyle w:val="10"/>
+        <w:pStyle w:val="11"/>
         <w:keepNext w:val="0"/>
         <w:keepLines w:val="0"/>
         <w:widowControl/>
@@ -4613,7 +3465,7 @@
     </w:p>
     <w:p>
       <w:pPr>
-        <w:pStyle w:val="2"/>
+        <w:pStyle w:val="3"/>
         <w:keepNext w:val="0"/>
         <w:keepLines w:val="0"/>
         <w:widowControl/>
@@ -4642,7 +3494,7 @@
     </w:p>
     <w:p>
       <w:pPr>
-        <w:pStyle w:val="3"/>
+        <w:pStyle w:val="4"/>
         <w:keepNext w:val="0"/>
         <w:keepLines w:val="0"/>
         <w:widowControl/>
@@ -4671,7 +3523,7 @@
     </w:p>
     <w:p>
       <w:pPr>
-        <w:pStyle w:val="10"/>
+        <w:pStyle w:val="11"/>
         <w:keepNext w:val="0"/>
         <w:keepLines w:val="0"/>
         <w:widowControl/>
@@ -4800,7 +3652,7 @@
     </w:p>
     <w:tbl>
       <w:tblPr>
-        <w:tblStyle w:val="11"/>
+        <w:tblStyle w:val="12"/>
         <w:tblW w:w="8522" w:type="dxa"/>
         <w:jc w:val="center"/>
         <w:tblBorders>
@@ -4862,7 +3714,7 @@
           </w:tcPr>
           <w:p>
             <w:pPr>
-              <w:pStyle w:val="10"/>
+              <w:pStyle w:val="11"/>
               <w:keepNext w:val="0"/>
               <w:keepLines w:val="0"/>
               <w:widowControl/>
@@ -4878,7 +3730,7 @@
             </w:pPr>
             <w:r>
               <w:rPr>
-                <w:rStyle w:val="14"/>
+                <w:rStyle w:val="15"/>
                 <w:rFonts w:hint="eastAsia" w:asciiTheme="minorEastAsia" w:hAnsiTheme="minorEastAsia" w:eastAsiaTheme="minorEastAsia" w:cstheme="minorEastAsia"/>
                 <w:b/>
                 <w:bCs/>
@@ -4901,7 +3753,7 @@
           </w:tcPr>
           <w:p>
             <w:pPr>
-              <w:pStyle w:val="10"/>
+              <w:pStyle w:val="11"/>
               <w:keepNext w:val="0"/>
               <w:keepLines w:val="0"/>
               <w:widowControl/>
@@ -4917,7 +3769,7 @@
             </w:pPr>
             <w:r>
               <w:rPr>
-                <w:rStyle w:val="14"/>
+                <w:rStyle w:val="15"/>
                 <w:rFonts w:hint="eastAsia" w:asciiTheme="minorEastAsia" w:hAnsiTheme="minorEastAsia" w:eastAsiaTheme="minorEastAsia" w:cstheme="minorEastAsia"/>
                 <w:b/>
                 <w:bCs/>
@@ -4940,7 +3792,7 @@
           </w:tcPr>
           <w:p>
             <w:pPr>
-              <w:pStyle w:val="10"/>
+              <w:pStyle w:val="11"/>
               <w:keepNext w:val="0"/>
               <w:keepLines w:val="0"/>
               <w:widowControl/>
@@ -4956,7 +3808,7 @@
             </w:pPr>
             <w:r>
               <w:rPr>
-                <w:rStyle w:val="14"/>
+                <w:rStyle w:val="15"/>
                 <w:rFonts w:hint="eastAsia" w:asciiTheme="minorEastAsia" w:hAnsiTheme="minorEastAsia" w:eastAsiaTheme="minorEastAsia" w:cstheme="minorEastAsia"/>
                 <w:b/>
                 <w:bCs/>
@@ -5002,7 +3854,7 @@
           </w:tcPr>
           <w:p>
             <w:pPr>
-              <w:pStyle w:val="10"/>
+              <w:pStyle w:val="11"/>
               <w:keepNext w:val="0"/>
               <w:keepLines w:val="0"/>
               <w:widowControl/>
@@ -5017,7 +3869,7 @@
             </w:pPr>
             <w:r>
               <w:rPr>
-                <w:rStyle w:val="14"/>
+                <w:rStyle w:val="15"/>
                 <w:rFonts w:hint="eastAsia" w:asciiTheme="minorEastAsia" w:hAnsiTheme="minorEastAsia" w:eastAsiaTheme="minorEastAsia" w:cstheme="minorEastAsia"/>
                 <w:b/>
                 <w:bCs/>
@@ -5027,7 +3879,7 @@
           </w:p>
           <w:p>
             <w:pPr>
-              <w:pStyle w:val="10"/>
+              <w:pStyle w:val="11"/>
               <w:keepNext w:val="0"/>
               <w:keepLines w:val="0"/>
               <w:widowControl/>
@@ -5062,7 +3914,7 @@
           </w:tcPr>
           <w:p>
             <w:pPr>
-              <w:pStyle w:val="10"/>
+              <w:pStyle w:val="11"/>
               <w:keepNext w:val="0"/>
               <w:keepLines w:val="0"/>
               <w:widowControl/>
@@ -5083,7 +3935,7 @@
             </w:r>
             <w:r>
               <w:rPr>
-                <w:rStyle w:val="14"/>
+                <w:rStyle w:val="15"/>
                 <w:rFonts w:hint="eastAsia" w:asciiTheme="minorEastAsia" w:hAnsiTheme="minorEastAsia" w:eastAsiaTheme="minorEastAsia" w:cstheme="minorEastAsia"/>
                 <w:b/>
                 <w:bCs/>
@@ -5106,7 +3958,7 @@
           </w:tcPr>
           <w:p>
             <w:pPr>
-              <w:pStyle w:val="10"/>
+              <w:pStyle w:val="11"/>
               <w:keepNext w:val="0"/>
               <w:keepLines w:val="0"/>
               <w:widowControl/>
@@ -5127,7 +3979,7 @@
             </w:r>
             <w:r>
               <w:rPr>
-                <w:rStyle w:val="14"/>
+                <w:rStyle w:val="15"/>
                 <w:rFonts w:hint="eastAsia" w:asciiTheme="minorEastAsia" w:hAnsiTheme="minorEastAsia" w:eastAsiaTheme="minorEastAsia" w:cstheme="minorEastAsia"/>
                 <w:b/>
                 <w:bCs/>
@@ -5137,7 +3989,7 @@
           </w:p>
           <w:p>
             <w:pPr>
-              <w:pStyle w:val="10"/>
+              <w:pStyle w:val="11"/>
               <w:keepNext w:val="0"/>
               <w:keepLines w:val="0"/>
               <w:widowControl/>
@@ -5158,7 +4010,7 @@
             </w:r>
             <w:r>
               <w:rPr>
-                <w:rStyle w:val="14"/>
+                <w:rStyle w:val="15"/>
                 <w:rFonts w:hint="eastAsia" w:asciiTheme="minorEastAsia" w:hAnsiTheme="minorEastAsia" w:eastAsiaTheme="minorEastAsia" w:cstheme="minorEastAsia"/>
                 <w:b/>
                 <w:bCs/>
@@ -5204,7 +4056,7 @@
           </w:tcPr>
           <w:p>
             <w:pPr>
-              <w:pStyle w:val="10"/>
+              <w:pStyle w:val="11"/>
               <w:keepNext w:val="0"/>
               <w:keepLines w:val="0"/>
               <w:widowControl/>
@@ -5219,7 +4071,7 @@
             </w:pPr>
             <w:r>
               <w:rPr>
-                <w:rStyle w:val="14"/>
+                <w:rStyle w:val="15"/>
                 <w:rFonts w:hint="eastAsia" w:asciiTheme="minorEastAsia" w:hAnsiTheme="minorEastAsia" w:eastAsiaTheme="minorEastAsia" w:cstheme="minorEastAsia"/>
                 <w:b/>
                 <w:bCs/>
@@ -5229,7 +4081,7 @@
           </w:p>
           <w:p>
             <w:pPr>
-              <w:pStyle w:val="10"/>
+              <w:pStyle w:val="11"/>
               <w:keepNext w:val="0"/>
               <w:keepLines w:val="0"/>
               <w:widowControl/>
@@ -5264,7 +4116,7 @@
           </w:tcPr>
           <w:p>
             <w:pPr>
-              <w:pStyle w:val="10"/>
+              <w:pStyle w:val="11"/>
               <w:keepNext w:val="0"/>
               <w:keepLines w:val="0"/>
               <w:widowControl/>
@@ -5285,7 +4137,7 @@
             </w:r>
             <w:r>
               <w:rPr>
-                <w:rStyle w:val="14"/>
+                <w:rStyle w:val="15"/>
                 <w:rFonts w:hint="eastAsia" w:asciiTheme="minorEastAsia" w:hAnsiTheme="minorEastAsia" w:eastAsiaTheme="minorEastAsia" w:cstheme="minorEastAsia"/>
                 <w:b/>
                 <w:bCs/>
@@ -5308,7 +4160,7 @@
           </w:tcPr>
           <w:p>
             <w:pPr>
-              <w:pStyle w:val="10"/>
+              <w:pStyle w:val="11"/>
               <w:keepNext w:val="0"/>
               <w:keepLines w:val="0"/>
               <w:widowControl/>
@@ -5329,7 +4181,7 @@
             </w:r>
             <w:r>
               <w:rPr>
-                <w:rStyle w:val="14"/>
+                <w:rStyle w:val="15"/>
                 <w:rFonts w:hint="eastAsia" w:asciiTheme="minorEastAsia" w:hAnsiTheme="minorEastAsia" w:eastAsiaTheme="minorEastAsia" w:cstheme="minorEastAsia"/>
                 <w:b/>
                 <w:bCs/>
@@ -5344,7 +4196,7 @@
             </w:r>
             <w:r>
               <w:rPr>
-                <w:rStyle w:val="14"/>
+                <w:rStyle w:val="15"/>
                 <w:rFonts w:hint="eastAsia" w:asciiTheme="minorEastAsia" w:hAnsiTheme="minorEastAsia" w:eastAsiaTheme="minorEastAsia" w:cstheme="minorEastAsia"/>
                 <w:b/>
                 <w:bCs/>
@@ -5354,7 +4206,7 @@
           </w:p>
           <w:p>
             <w:pPr>
-              <w:pStyle w:val="10"/>
+              <w:pStyle w:val="11"/>
               <w:keepNext w:val="0"/>
               <w:keepLines w:val="0"/>
               <w:widowControl/>
@@ -5375,7 +4227,7 @@
             </w:r>
             <w:r>
               <w:rPr>
-                <w:rStyle w:val="14"/>
+                <w:rStyle w:val="15"/>
                 <w:rFonts w:hint="eastAsia" w:asciiTheme="minorEastAsia" w:hAnsiTheme="minorEastAsia" w:eastAsiaTheme="minorEastAsia" w:cstheme="minorEastAsia"/>
                 <w:b/>
                 <w:bCs/>
@@ -5427,7 +4279,7 @@
           </w:tcPr>
           <w:p>
             <w:pPr>
-              <w:pStyle w:val="10"/>
+              <w:pStyle w:val="11"/>
               <w:keepNext w:val="0"/>
               <w:keepLines w:val="0"/>
               <w:widowControl/>
@@ -5442,7 +4294,7 @@
             </w:pPr>
             <w:r>
               <w:rPr>
-                <w:rStyle w:val="14"/>
+                <w:rStyle w:val="15"/>
                 <w:rFonts w:hint="eastAsia" w:asciiTheme="minorEastAsia" w:hAnsiTheme="minorEastAsia" w:eastAsiaTheme="minorEastAsia" w:cstheme="minorEastAsia"/>
                 <w:b/>
                 <w:bCs/>
@@ -5452,7 +4304,7 @@
           </w:p>
           <w:p>
             <w:pPr>
-              <w:pStyle w:val="10"/>
+              <w:pStyle w:val="11"/>
               <w:keepNext w:val="0"/>
               <w:keepLines w:val="0"/>
               <w:widowControl/>
@@ -5487,7 +4339,7 @@
           </w:tcPr>
           <w:p>
             <w:pPr>
-              <w:pStyle w:val="10"/>
+              <w:pStyle w:val="11"/>
               <w:keepNext w:val="0"/>
               <w:keepLines w:val="0"/>
               <w:widowControl/>
@@ -5508,7 +4360,7 @@
             </w:r>
             <w:r>
               <w:rPr>
-                <w:rStyle w:val="14"/>
+                <w:rStyle w:val="15"/>
                 <w:rFonts w:hint="eastAsia" w:asciiTheme="minorEastAsia" w:hAnsiTheme="minorEastAsia" w:eastAsiaTheme="minorEastAsia" w:cstheme="minorEastAsia"/>
                 <w:b/>
                 <w:bCs/>
@@ -5523,7 +4375,7 @@
             </w:r>
             <w:r>
               <w:rPr>
-                <w:rStyle w:val="14"/>
+                <w:rStyle w:val="15"/>
                 <w:rFonts w:hint="eastAsia" w:asciiTheme="minorEastAsia" w:hAnsiTheme="minorEastAsia" w:eastAsiaTheme="minorEastAsia" w:cstheme="minorEastAsia"/>
                 <w:b/>
                 <w:bCs/>
@@ -5546,7 +4398,7 @@
           </w:tcPr>
           <w:p>
             <w:pPr>
-              <w:pStyle w:val="10"/>
+              <w:pStyle w:val="11"/>
               <w:keepNext w:val="0"/>
               <w:keepLines w:val="0"/>
               <w:widowControl/>
@@ -5567,7 +4419,7 @@
             </w:r>
             <w:r>
               <w:rPr>
-                <w:rStyle w:val="14"/>
+                <w:rStyle w:val="15"/>
                 <w:rFonts w:hint="eastAsia" w:asciiTheme="minorEastAsia" w:hAnsiTheme="minorEastAsia" w:eastAsiaTheme="minorEastAsia" w:cstheme="minorEastAsia"/>
                 <w:b/>
                 <w:bCs/>
@@ -5577,7 +4429,7 @@
           </w:p>
           <w:p>
             <w:pPr>
-              <w:pStyle w:val="10"/>
+              <w:pStyle w:val="11"/>
               <w:keepNext w:val="0"/>
               <w:keepLines w:val="0"/>
               <w:widowControl/>
@@ -5598,7 +4450,7 @@
             </w:r>
             <w:r>
               <w:rPr>
-                <w:rStyle w:val="14"/>
+                <w:rStyle w:val="15"/>
                 <w:rFonts w:hint="eastAsia" w:asciiTheme="minorEastAsia" w:hAnsiTheme="minorEastAsia" w:eastAsiaTheme="minorEastAsia" w:cstheme="minorEastAsia"/>
                 <w:b/>
                 <w:bCs/>
@@ -5614,7 +4466,7 @@
           </w:p>
           <w:p>
             <w:pPr>
-              <w:pStyle w:val="10"/>
+              <w:pStyle w:val="11"/>
               <w:keepNext w:val="0"/>
               <w:keepLines w:val="0"/>
               <w:widowControl/>
@@ -5635,7 +4487,7 @@
             </w:r>
             <w:r>
               <w:rPr>
-                <w:rStyle w:val="14"/>
+                <w:rStyle w:val="15"/>
                 <w:rFonts w:hint="eastAsia" w:asciiTheme="minorEastAsia" w:hAnsiTheme="minorEastAsia" w:eastAsiaTheme="minorEastAsia" w:cstheme="minorEastAsia"/>
                 <w:b/>
                 <w:bCs/>
@@ -5645,7 +4497,7 @@
           </w:p>
           <w:p>
             <w:pPr>
-              <w:pStyle w:val="10"/>
+              <w:pStyle w:val="11"/>
               <w:keepNext w:val="0"/>
               <w:keepLines w:val="0"/>
               <w:widowControl/>
@@ -5666,7 +4518,7 @@
             </w:r>
             <w:r>
               <w:rPr>
-                <w:rStyle w:val="14"/>
+                <w:rStyle w:val="15"/>
                 <w:rFonts w:hint="eastAsia" w:asciiTheme="minorEastAsia" w:hAnsiTheme="minorEastAsia" w:eastAsiaTheme="minorEastAsia" w:cstheme="minorEastAsia"/>
                 <w:b/>
                 <w:bCs/>
@@ -5718,7 +4570,7 @@
           </w:tcPr>
           <w:p>
             <w:pPr>
-              <w:pStyle w:val="10"/>
+              <w:pStyle w:val="11"/>
               <w:keepNext w:val="0"/>
               <w:keepLines w:val="0"/>
               <w:widowControl/>
@@ -5733,7 +4585,7 @@
             </w:pPr>
             <w:r>
               <w:rPr>
-                <w:rStyle w:val="14"/>
+                <w:rStyle w:val="15"/>
                 <w:rFonts w:hint="eastAsia" w:asciiTheme="minorEastAsia" w:hAnsiTheme="minorEastAsia" w:eastAsiaTheme="minorEastAsia" w:cstheme="minorEastAsia"/>
                 <w:b/>
                 <w:bCs/>
@@ -5743,7 +4595,7 @@
           </w:p>
           <w:p>
             <w:pPr>
-              <w:pStyle w:val="10"/>
+              <w:pStyle w:val="11"/>
               <w:keepNext w:val="0"/>
               <w:keepLines w:val="0"/>
               <w:widowControl/>
@@ -5778,7 +4630,7 @@
           </w:tcPr>
           <w:p>
             <w:pPr>
-              <w:pStyle w:val="10"/>
+              <w:pStyle w:val="11"/>
               <w:keepNext w:val="0"/>
               <w:keepLines w:val="0"/>
               <w:widowControl/>
@@ -5799,7 +4651,7 @@
             </w:r>
             <w:r>
               <w:rPr>
-                <w:rStyle w:val="14"/>
+                <w:rStyle w:val="15"/>
                 <w:rFonts w:hint="eastAsia" w:asciiTheme="minorEastAsia" w:hAnsiTheme="minorEastAsia" w:eastAsiaTheme="minorEastAsia" w:cstheme="minorEastAsia"/>
                 <w:b/>
                 <w:bCs/>
@@ -5814,7 +4666,7 @@
             </w:r>
             <w:r>
               <w:rPr>
-                <w:rStyle w:val="14"/>
+                <w:rStyle w:val="15"/>
                 <w:rFonts w:hint="eastAsia" w:asciiTheme="minorEastAsia" w:hAnsiTheme="minorEastAsia" w:eastAsiaTheme="minorEastAsia" w:cstheme="minorEastAsia"/>
                 <w:b/>
                 <w:bCs/>
@@ -5837,7 +4689,7 @@
           </w:tcPr>
           <w:p>
             <w:pPr>
-              <w:pStyle w:val="10"/>
+              <w:pStyle w:val="11"/>
               <w:keepNext w:val="0"/>
               <w:keepLines w:val="0"/>
               <w:widowControl/>
@@ -5858,7 +4710,7 @@
             </w:r>
             <w:r>
               <w:rPr>
-                <w:rStyle w:val="14"/>
+                <w:rStyle w:val="15"/>
                 <w:rFonts w:hint="eastAsia" w:asciiTheme="minorEastAsia" w:hAnsiTheme="minorEastAsia" w:eastAsiaTheme="minorEastAsia" w:cstheme="minorEastAsia"/>
                 <w:b/>
                 <w:bCs/>
@@ -5877,7 +4729,7 @@
     </w:tbl>
     <w:p>
       <w:pPr>
-        <w:pStyle w:val="5"/>
+        <w:pStyle w:val="6"/>
         <w:jc w:val="center"/>
         <w:rPr>
           <w:rFonts w:hint="eastAsia" w:asciiTheme="minorEastAsia" w:hAnsiTheme="minorEastAsia" w:eastAsiaTheme="minorEastAsia" w:cstheme="minorEastAsia"/>
@@ -5926,35 +4778,6 @@
         </w:rPr>
         <w:t xml:space="preserve"> 文化传播效果四维分析框架</w:t>
       </w:r>
-    </w:p>
-    <w:p>
-      <w:pPr>
-        <w:pStyle w:val="3"/>
-        <w:keepNext w:val="0"/>
-        <w:keepLines w:val="0"/>
-        <w:widowControl/>
-        <w:numPr>
-          <w:ilvl w:val="0"/>
-          <w:numId w:val="0"/>
-        </w:numPr>
-        <w:suppressLineNumbers w:val="0"/>
-        <w:pBdr>
-          <w:left w:val="none" w:color="auto" w:sz="0" w:space="0"/>
-        </w:pBdr>
-        <w:ind w:leftChars="0"/>
-        <w:jc w:val="left"/>
-        <w:rPr>
-          <w:rFonts w:hint="eastAsia" w:asciiTheme="minorEastAsia" w:hAnsiTheme="minorEastAsia" w:eastAsiaTheme="minorEastAsia" w:cstheme="minorEastAsia"/>
-        </w:rPr>
-      </w:pPr>
-      <w:bookmarkStart w:id="10" w:name="_Toc16313"/>
-      <w:r>
-        <w:rPr>
-          <w:rFonts w:hint="eastAsia" w:asciiTheme="minorEastAsia" w:hAnsiTheme="minorEastAsia" w:eastAsiaTheme="minorEastAsia" w:cstheme="minorEastAsia"/>
-        </w:rPr>
-        <w:t>3.2 数据收集与处理</w:t>
-      </w:r>
-      <w:bookmarkEnd w:id="10"/>
     </w:p>
     <w:p>
       <w:pPr>
@@ -5976,16 +4799,45 @@
           <w:rFonts w:hint="eastAsia" w:asciiTheme="minorEastAsia" w:hAnsiTheme="minorEastAsia" w:eastAsiaTheme="minorEastAsia" w:cstheme="minorEastAsia"/>
         </w:rPr>
       </w:pPr>
-      <w:r>
-        <w:rPr>
-          <w:rFonts w:hint="eastAsia" w:asciiTheme="minorEastAsia" w:hAnsiTheme="minorEastAsia" w:eastAsiaTheme="minorEastAsia" w:cstheme="minorEastAsia"/>
-        </w:rPr>
-        <w:t>3.2.1 数据来源与样本筛选</w:t>
-      </w:r>
+      <w:bookmarkStart w:id="10" w:name="_Toc16313"/>
+      <w:r>
+        <w:rPr>
+          <w:rFonts w:hint="eastAsia" w:asciiTheme="minorEastAsia" w:hAnsiTheme="minorEastAsia" w:eastAsiaTheme="minorEastAsia" w:cstheme="minorEastAsia"/>
+        </w:rPr>
+        <w:t>3.2 数据收集与处理</w:t>
+      </w:r>
+      <w:bookmarkEnd w:id="10"/>
     </w:p>
     <w:p>
       <w:pPr>
-        <w:pStyle w:val="10"/>
+        <w:pStyle w:val="5"/>
+        <w:keepNext w:val="0"/>
+        <w:keepLines w:val="0"/>
+        <w:widowControl/>
+        <w:numPr>
+          <w:ilvl w:val="0"/>
+          <w:numId w:val="0"/>
+        </w:numPr>
+        <w:suppressLineNumbers w:val="0"/>
+        <w:pBdr>
+          <w:left w:val="none" w:color="auto" w:sz="0" w:space="0"/>
+        </w:pBdr>
+        <w:ind w:leftChars="0"/>
+        <w:jc w:val="left"/>
+        <w:rPr>
+          <w:rFonts w:hint="eastAsia" w:asciiTheme="minorEastAsia" w:hAnsiTheme="minorEastAsia" w:eastAsiaTheme="minorEastAsia" w:cstheme="minorEastAsia"/>
+        </w:rPr>
+      </w:pPr>
+      <w:r>
+        <w:rPr>
+          <w:rFonts w:hint="eastAsia" w:asciiTheme="minorEastAsia" w:hAnsiTheme="minorEastAsia" w:eastAsiaTheme="minorEastAsia" w:cstheme="minorEastAsia"/>
+        </w:rPr>
+        <w:t>3.2.1 数据来源与样本筛选</w:t>
+      </w:r>
+    </w:p>
+    <w:p>
+      <w:pPr>
+        <w:pStyle w:val="11"/>
         <w:keepNext w:val="0"/>
         <w:keepLines w:val="0"/>
         <w:widowControl/>
@@ -6087,7 +4939,7 @@
     </w:p>
     <w:p>
       <w:pPr>
-        <w:pStyle w:val="4"/>
+        <w:pStyle w:val="5"/>
         <w:keepNext w:val="0"/>
         <w:keepLines w:val="0"/>
         <w:widowControl/>
@@ -6114,7 +4966,7 @@
     </w:p>
     <w:p>
       <w:pPr>
-        <w:pStyle w:val="10"/>
+        <w:pStyle w:val="11"/>
         <w:keepNext w:val="0"/>
         <w:keepLines w:val="0"/>
         <w:widowControl/>
@@ -6135,7 +4987,7 @@
     </w:p>
     <w:tbl>
       <w:tblPr>
-        <w:tblStyle w:val="11"/>
+        <w:tblStyle w:val="12"/>
         <w:tblW w:w="8521" w:type="dxa"/>
         <w:jc w:val="center"/>
         <w:tblBorders>
@@ -6199,7 +5051,7 @@
           </w:tcPr>
           <w:p>
             <w:pPr>
-              <w:pStyle w:val="10"/>
+              <w:pStyle w:val="11"/>
               <w:keepNext w:val="0"/>
               <w:keepLines w:val="0"/>
               <w:widowControl/>
@@ -6215,7 +5067,7 @@
             </w:pPr>
             <w:r>
               <w:rPr>
-                <w:rStyle w:val="14"/>
+                <w:rStyle w:val="15"/>
                 <w:rFonts w:hint="eastAsia" w:asciiTheme="minorEastAsia" w:hAnsiTheme="minorEastAsia" w:eastAsiaTheme="minorEastAsia" w:cstheme="minorEastAsia"/>
                 <w:b/>
                 <w:bCs/>
@@ -6238,7 +5090,7 @@
           </w:tcPr>
           <w:p>
             <w:pPr>
-              <w:pStyle w:val="10"/>
+              <w:pStyle w:val="11"/>
               <w:keepNext w:val="0"/>
               <w:keepLines w:val="0"/>
               <w:widowControl/>
@@ -6254,7 +5106,7 @@
             </w:pPr>
             <w:r>
               <w:rPr>
-                <w:rStyle w:val="14"/>
+                <w:rStyle w:val="15"/>
                 <w:rFonts w:hint="eastAsia" w:asciiTheme="minorEastAsia" w:hAnsiTheme="minorEastAsia" w:eastAsiaTheme="minorEastAsia" w:cstheme="minorEastAsia"/>
                 <w:b/>
                 <w:bCs/>
@@ -6277,7 +5129,7 @@
           </w:tcPr>
           <w:p>
             <w:pPr>
-              <w:pStyle w:val="10"/>
+              <w:pStyle w:val="11"/>
               <w:keepNext w:val="0"/>
               <w:keepLines w:val="0"/>
               <w:widowControl/>
@@ -6293,7 +5145,7 @@
             </w:pPr>
             <w:r>
               <w:rPr>
-                <w:rStyle w:val="14"/>
+                <w:rStyle w:val="15"/>
                 <w:rFonts w:hint="eastAsia" w:asciiTheme="minorEastAsia" w:hAnsiTheme="minorEastAsia" w:eastAsiaTheme="minorEastAsia" w:cstheme="minorEastAsia"/>
                 <w:b/>
                 <w:bCs/>
@@ -6316,7 +5168,7 @@
           </w:tcPr>
           <w:p>
             <w:pPr>
-              <w:pStyle w:val="10"/>
+              <w:pStyle w:val="11"/>
               <w:keepNext w:val="0"/>
               <w:keepLines w:val="0"/>
               <w:widowControl/>
@@ -6326,7 +5178,7 @@
               <w:ind w:left="0" w:leftChars="0" w:right="0" w:rightChars="0" w:firstLine="0" w:firstLineChars="0"/>
               <w:jc w:val="center"/>
               <w:rPr>
-                <w:rStyle w:val="14"/>
+                <w:rStyle w:val="15"/>
                 <w:rFonts w:hint="eastAsia" w:asciiTheme="minorEastAsia" w:hAnsiTheme="minorEastAsia" w:eastAsiaTheme="minorEastAsia" w:cstheme="minorEastAsia"/>
                 <w:b/>
                 <w:bCs/>
@@ -6334,7 +5186,7 @@
             </w:pPr>
             <w:r>
               <w:rPr>
-                <w:rStyle w:val="14"/>
+                <w:rStyle w:val="15"/>
                 <w:rFonts w:hint="eastAsia" w:asciiTheme="minorEastAsia" w:hAnsiTheme="minorEastAsia" w:eastAsiaTheme="minorEastAsia" w:cstheme="minorEastAsia"/>
                 <w:b/>
                 <w:bCs/>
@@ -6344,7 +5196,7 @@
           </w:p>
           <w:p>
             <w:pPr>
-              <w:pStyle w:val="10"/>
+              <w:pStyle w:val="11"/>
               <w:keepNext w:val="0"/>
               <w:keepLines w:val="0"/>
               <w:widowControl/>
@@ -6360,7 +5212,7 @@
             </w:pPr>
             <w:r>
               <w:rPr>
-                <w:rStyle w:val="14"/>
+                <w:rStyle w:val="15"/>
                 <w:rFonts w:hint="eastAsia" w:asciiTheme="minorEastAsia" w:hAnsiTheme="minorEastAsia" w:eastAsiaTheme="minorEastAsia" w:cstheme="minorEastAsia"/>
                 <w:b/>
                 <w:bCs/>
@@ -6383,7 +5235,7 @@
           </w:tcPr>
           <w:p>
             <w:pPr>
-              <w:pStyle w:val="10"/>
+              <w:pStyle w:val="11"/>
               <w:keepNext w:val="0"/>
               <w:keepLines w:val="0"/>
               <w:widowControl/>
@@ -6399,7 +5251,7 @@
             </w:pPr>
             <w:r>
               <w:rPr>
-                <w:rStyle w:val="14"/>
+                <w:rStyle w:val="15"/>
                 <w:rFonts w:hint="eastAsia" w:asciiTheme="minorEastAsia" w:hAnsiTheme="minorEastAsia" w:eastAsiaTheme="minorEastAsia" w:cstheme="minorEastAsia"/>
                 <w:b/>
                 <w:bCs/>
@@ -6445,7 +5297,7 @@
           </w:tcPr>
           <w:p>
             <w:pPr>
-              <w:pStyle w:val="10"/>
+              <w:pStyle w:val="11"/>
               <w:keepNext w:val="0"/>
               <w:keepLines w:val="0"/>
               <w:widowControl/>
@@ -6460,7 +5312,7 @@
             </w:pPr>
             <w:r>
               <w:rPr>
-                <w:rStyle w:val="14"/>
+                <w:rStyle w:val="15"/>
                 <w:rFonts w:hint="eastAsia" w:asciiTheme="minorEastAsia" w:hAnsiTheme="minorEastAsia" w:eastAsiaTheme="minorEastAsia" w:cstheme="minorEastAsia"/>
                 <w:b/>
                 <w:bCs/>
@@ -6483,7 +5335,7 @@
           </w:tcPr>
           <w:p>
             <w:pPr>
-              <w:pStyle w:val="10"/>
+              <w:pStyle w:val="11"/>
               <w:keepNext w:val="0"/>
               <w:keepLines w:val="0"/>
               <w:widowControl/>
@@ -6518,7 +5370,7 @@
           </w:tcPr>
           <w:p>
             <w:pPr>
-              <w:pStyle w:val="10"/>
+              <w:pStyle w:val="11"/>
               <w:keepNext w:val="0"/>
               <w:keepLines w:val="0"/>
               <w:widowControl/>
@@ -6553,7 +5405,7 @@
           </w:tcPr>
           <w:p>
             <w:pPr>
-              <w:pStyle w:val="10"/>
+              <w:pStyle w:val="11"/>
               <w:keepNext w:val="0"/>
               <w:keepLines w:val="0"/>
               <w:widowControl/>
@@ -6588,7 +5440,7 @@
           </w:tcPr>
           <w:p>
             <w:pPr>
-              <w:pStyle w:val="10"/>
+              <w:pStyle w:val="11"/>
               <w:keepNext w:val="0"/>
               <w:keepLines w:val="0"/>
               <w:widowControl/>
@@ -6646,7 +5498,7 @@
           </w:tcPr>
           <w:p>
             <w:pPr>
-              <w:pStyle w:val="10"/>
+              <w:pStyle w:val="11"/>
               <w:keepNext w:val="0"/>
               <w:keepLines w:val="0"/>
               <w:widowControl/>
@@ -6661,7 +5513,7 @@
             </w:pPr>
             <w:r>
               <w:rPr>
-                <w:rStyle w:val="14"/>
+                <w:rStyle w:val="15"/>
                 <w:rFonts w:hint="eastAsia" w:asciiTheme="minorEastAsia" w:hAnsiTheme="minorEastAsia" w:eastAsiaTheme="minorEastAsia" w:cstheme="minorEastAsia"/>
                 <w:b/>
                 <w:bCs/>
@@ -6684,7 +5536,7 @@
           </w:tcPr>
           <w:p>
             <w:pPr>
-              <w:pStyle w:val="10"/>
+              <w:pStyle w:val="11"/>
               <w:keepNext w:val="0"/>
               <w:keepLines w:val="0"/>
               <w:widowControl/>
@@ -6719,7 +5571,7 @@
           </w:tcPr>
           <w:p>
             <w:pPr>
-              <w:pStyle w:val="10"/>
+              <w:pStyle w:val="11"/>
               <w:keepNext w:val="0"/>
               <w:keepLines w:val="0"/>
               <w:widowControl/>
@@ -6754,7 +5606,7 @@
           </w:tcPr>
           <w:p>
             <w:pPr>
-              <w:pStyle w:val="10"/>
+              <w:pStyle w:val="11"/>
               <w:keepNext w:val="0"/>
               <w:keepLines w:val="0"/>
               <w:widowControl/>
@@ -6789,7 +5641,7 @@
           </w:tcPr>
           <w:p>
             <w:pPr>
-              <w:pStyle w:val="10"/>
+              <w:pStyle w:val="11"/>
               <w:keepNext w:val="0"/>
               <w:keepLines w:val="0"/>
               <w:widowControl/>
@@ -6847,7 +5699,7 @@
           </w:tcPr>
           <w:p>
             <w:pPr>
-              <w:pStyle w:val="10"/>
+              <w:pStyle w:val="11"/>
               <w:keepNext w:val="0"/>
               <w:keepLines w:val="0"/>
               <w:widowControl/>
@@ -6862,7 +5714,7 @@
             </w:pPr>
             <w:r>
               <w:rPr>
-                <w:rStyle w:val="14"/>
+                <w:rStyle w:val="15"/>
                 <w:rFonts w:hint="eastAsia" w:asciiTheme="minorEastAsia" w:hAnsiTheme="minorEastAsia" w:eastAsiaTheme="minorEastAsia" w:cstheme="minorEastAsia"/>
                 <w:b/>
                 <w:bCs/>
@@ -6885,7 +5737,7 @@
           </w:tcPr>
           <w:p>
             <w:pPr>
-              <w:pStyle w:val="10"/>
+              <w:pStyle w:val="11"/>
               <w:keepNext w:val="0"/>
               <w:keepLines w:val="0"/>
               <w:widowControl/>
@@ -6920,7 +5772,7 @@
           </w:tcPr>
           <w:p>
             <w:pPr>
-              <w:pStyle w:val="10"/>
+              <w:pStyle w:val="11"/>
               <w:keepNext w:val="0"/>
               <w:keepLines w:val="0"/>
               <w:widowControl/>
@@ -6955,7 +5807,7 @@
           </w:tcPr>
           <w:p>
             <w:pPr>
-              <w:pStyle w:val="10"/>
+              <w:pStyle w:val="11"/>
               <w:keepNext w:val="0"/>
               <w:keepLines w:val="0"/>
               <w:widowControl/>
@@ -6990,7 +5842,7 @@
           </w:tcPr>
           <w:p>
             <w:pPr>
-              <w:pStyle w:val="10"/>
+              <w:pStyle w:val="11"/>
               <w:keepNext w:val="0"/>
               <w:keepLines w:val="0"/>
               <w:widowControl/>
@@ -7048,7 +5900,7 @@
           </w:tcPr>
           <w:p>
             <w:pPr>
-              <w:pStyle w:val="10"/>
+              <w:pStyle w:val="11"/>
               <w:keepNext w:val="0"/>
               <w:keepLines w:val="0"/>
               <w:widowControl/>
@@ -7063,7 +5915,7 @@
             </w:pPr>
             <w:r>
               <w:rPr>
-                <w:rStyle w:val="14"/>
+                <w:rStyle w:val="15"/>
                 <w:rFonts w:hint="eastAsia" w:asciiTheme="minorEastAsia" w:hAnsiTheme="minorEastAsia" w:eastAsiaTheme="minorEastAsia" w:cstheme="minorEastAsia"/>
                 <w:b/>
                 <w:bCs/>
@@ -7086,7 +5938,7 @@
           </w:tcPr>
           <w:p>
             <w:pPr>
-              <w:pStyle w:val="10"/>
+              <w:pStyle w:val="11"/>
               <w:keepNext w:val="0"/>
               <w:keepLines w:val="0"/>
               <w:widowControl/>
@@ -7121,7 +5973,7 @@
           </w:tcPr>
           <w:p>
             <w:pPr>
-              <w:pStyle w:val="10"/>
+              <w:pStyle w:val="11"/>
               <w:keepNext w:val="0"/>
               <w:keepLines w:val="0"/>
               <w:widowControl/>
@@ -7156,7 +6008,7 @@
           </w:tcPr>
           <w:p>
             <w:pPr>
-              <w:pStyle w:val="10"/>
+              <w:pStyle w:val="11"/>
               <w:keepNext w:val="0"/>
               <w:keepLines w:val="0"/>
               <w:widowControl/>
@@ -7191,7 +6043,7 @@
           </w:tcPr>
           <w:p>
             <w:pPr>
-              <w:pStyle w:val="10"/>
+              <w:pStyle w:val="11"/>
               <w:keepNext w:val="0"/>
               <w:keepLines w:val="0"/>
               <w:widowControl/>
@@ -7249,7 +6101,7 @@
           </w:tcPr>
           <w:p>
             <w:pPr>
-              <w:pStyle w:val="10"/>
+              <w:pStyle w:val="11"/>
               <w:keepNext w:val="0"/>
               <w:keepLines w:val="0"/>
               <w:widowControl/>
@@ -7264,7 +6116,7 @@
             </w:pPr>
             <w:r>
               <w:rPr>
-                <w:rStyle w:val="14"/>
+                <w:rStyle w:val="15"/>
                 <w:rFonts w:hint="eastAsia" w:asciiTheme="minorEastAsia" w:hAnsiTheme="minorEastAsia" w:eastAsiaTheme="minorEastAsia" w:cstheme="minorEastAsia"/>
                 <w:b/>
                 <w:bCs/>
@@ -7287,7 +6139,7 @@
           </w:tcPr>
           <w:p>
             <w:pPr>
-              <w:pStyle w:val="10"/>
+              <w:pStyle w:val="11"/>
               <w:keepNext w:val="0"/>
               <w:keepLines w:val="0"/>
               <w:widowControl/>
@@ -7322,7 +6174,7 @@
           </w:tcPr>
           <w:p>
             <w:pPr>
-              <w:pStyle w:val="10"/>
+              <w:pStyle w:val="11"/>
               <w:keepNext w:val="0"/>
               <w:keepLines w:val="0"/>
               <w:widowControl/>
@@ -7357,7 +6209,7 @@
           </w:tcPr>
           <w:p>
             <w:pPr>
-              <w:pStyle w:val="10"/>
+              <w:pStyle w:val="11"/>
               <w:keepNext w:val="0"/>
               <w:keepLines w:val="0"/>
               <w:widowControl/>
@@ -7392,7 +6244,7 @@
           </w:tcPr>
           <w:p>
             <w:pPr>
-              <w:pStyle w:val="10"/>
+              <w:pStyle w:val="11"/>
               <w:keepNext w:val="0"/>
               <w:keepLines w:val="0"/>
               <w:widowControl/>
@@ -7450,7 +6302,7 @@
           </w:tcPr>
           <w:p>
             <w:pPr>
-              <w:pStyle w:val="10"/>
+              <w:pStyle w:val="11"/>
               <w:keepNext w:val="0"/>
               <w:keepLines w:val="0"/>
               <w:widowControl/>
@@ -7465,7 +6317,7 @@
             </w:pPr>
             <w:r>
               <w:rPr>
-                <w:rStyle w:val="14"/>
+                <w:rStyle w:val="15"/>
                 <w:rFonts w:hint="eastAsia" w:asciiTheme="minorEastAsia" w:hAnsiTheme="minorEastAsia" w:eastAsiaTheme="minorEastAsia" w:cstheme="minorEastAsia"/>
                 <w:b/>
                 <w:bCs/>
@@ -7488,7 +6340,7 @@
           </w:tcPr>
           <w:p>
             <w:pPr>
-              <w:pStyle w:val="10"/>
+              <w:pStyle w:val="11"/>
               <w:keepNext w:val="0"/>
               <w:keepLines w:val="0"/>
               <w:widowControl/>
@@ -7523,7 +6375,7 @@
           </w:tcPr>
           <w:p>
             <w:pPr>
-              <w:pStyle w:val="10"/>
+              <w:pStyle w:val="11"/>
               <w:keepNext w:val="0"/>
               <w:keepLines w:val="0"/>
               <w:widowControl/>
@@ -7558,7 +6410,7 @@
           </w:tcPr>
           <w:p>
             <w:pPr>
-              <w:pStyle w:val="10"/>
+              <w:pStyle w:val="11"/>
               <w:keepNext w:val="0"/>
               <w:keepLines w:val="0"/>
               <w:widowControl/>
@@ -7593,7 +6445,7 @@
           </w:tcPr>
           <w:p>
             <w:pPr>
-              <w:pStyle w:val="10"/>
+              <w:pStyle w:val="11"/>
               <w:keepNext w:val="0"/>
               <w:keepLines w:val="0"/>
               <w:widowControl/>
@@ -7651,7 +6503,7 @@
           </w:tcPr>
           <w:p>
             <w:pPr>
-              <w:pStyle w:val="10"/>
+              <w:pStyle w:val="11"/>
               <w:keepNext w:val="0"/>
               <w:keepLines w:val="0"/>
               <w:widowControl/>
@@ -7667,7 +6519,7 @@
             </w:pPr>
             <w:r>
               <w:rPr>
-                <w:rStyle w:val="14"/>
+                <w:rStyle w:val="15"/>
                 <w:rFonts w:hint="eastAsia" w:asciiTheme="minorEastAsia" w:hAnsiTheme="minorEastAsia" w:eastAsiaTheme="minorEastAsia" w:cstheme="minorEastAsia"/>
                 <w:b/>
                 <w:bCs/>
@@ -7690,7 +6542,7 @@
           </w:tcPr>
           <w:p>
             <w:pPr>
-              <w:pStyle w:val="10"/>
+              <w:pStyle w:val="11"/>
               <w:keepNext w:val="0"/>
               <w:keepLines w:val="0"/>
               <w:widowControl/>
@@ -7706,7 +6558,7 @@
             </w:pPr>
             <w:r>
               <w:rPr>
-                <w:rStyle w:val="14"/>
+                <w:rStyle w:val="15"/>
                 <w:rFonts w:hint="eastAsia" w:asciiTheme="minorEastAsia" w:hAnsiTheme="minorEastAsia" w:eastAsiaTheme="minorEastAsia" w:cstheme="minorEastAsia"/>
                 <w:b/>
                 <w:bCs/>
@@ -7729,7 +6581,7 @@
           </w:tcPr>
           <w:p>
             <w:pPr>
-              <w:pStyle w:val="10"/>
+              <w:pStyle w:val="11"/>
               <w:keepNext w:val="0"/>
               <w:keepLines w:val="0"/>
               <w:widowControl/>
@@ -7745,7 +6597,7 @@
             </w:pPr>
             <w:r>
               <w:rPr>
-                <w:rStyle w:val="14"/>
+                <w:rStyle w:val="15"/>
                 <w:rFonts w:hint="eastAsia" w:asciiTheme="minorEastAsia" w:hAnsiTheme="minorEastAsia" w:eastAsiaTheme="minorEastAsia" w:cstheme="minorEastAsia"/>
                 <w:b/>
                 <w:bCs/>
@@ -7768,7 +6620,7 @@
           </w:tcPr>
           <w:p>
             <w:pPr>
-              <w:pStyle w:val="10"/>
+              <w:pStyle w:val="11"/>
               <w:keepNext w:val="0"/>
               <w:keepLines w:val="0"/>
               <w:widowControl/>
@@ -7784,7 +6636,7 @@
             </w:pPr>
             <w:r>
               <w:rPr>
-                <w:rStyle w:val="14"/>
+                <w:rStyle w:val="15"/>
                 <w:rFonts w:hint="eastAsia" w:asciiTheme="minorEastAsia" w:hAnsiTheme="minorEastAsia" w:eastAsiaTheme="minorEastAsia" w:cstheme="minorEastAsia"/>
                 <w:b/>
                 <w:bCs/>
@@ -7823,60 +6675,434 @@
     </w:tbl>
     <w:p>
       <w:pPr>
+        <w:pStyle w:val="6"/>
+        <w:jc w:val="center"/>
+        <w:rPr>
+          <w:rFonts w:hint="eastAsia" w:asciiTheme="minorEastAsia" w:hAnsiTheme="minorEastAsia" w:eastAsiaTheme="minorEastAsia" w:cstheme="minorEastAsia"/>
+        </w:rPr>
+      </w:pPr>
+      <w:r>
+        <w:rPr>
+          <w:rFonts w:hint="eastAsia" w:asciiTheme="minorEastAsia" w:hAnsiTheme="minorEastAsia" w:eastAsiaTheme="minorEastAsia" w:cstheme="minorEastAsia"/>
+        </w:rPr>
+        <w:t xml:space="preserve">表 </w:t>
+      </w:r>
+      <w:r>
+        <w:rPr>
+          <w:rFonts w:hint="eastAsia" w:asciiTheme="minorEastAsia" w:hAnsiTheme="minorEastAsia" w:eastAsiaTheme="minorEastAsia" w:cstheme="minorEastAsia"/>
+        </w:rPr>
+        <w:fldChar w:fldCharType="begin"/>
+      </w:r>
+      <w:r>
+        <w:rPr>
+          <w:rFonts w:hint="eastAsia" w:asciiTheme="minorEastAsia" w:hAnsiTheme="minorEastAsia" w:eastAsiaTheme="minorEastAsia" w:cstheme="minorEastAsia"/>
+        </w:rPr>
+        <w:instrText xml:space="preserve"> SEQ 表 \* ARABIC </w:instrText>
+      </w:r>
+      <w:r>
+        <w:rPr>
+          <w:rFonts w:hint="eastAsia" w:asciiTheme="minorEastAsia" w:hAnsiTheme="minorEastAsia" w:eastAsiaTheme="minorEastAsia" w:cstheme="minorEastAsia"/>
+        </w:rPr>
+        <w:fldChar w:fldCharType="separate"/>
+      </w:r>
+      <w:r>
+        <w:rPr>
+          <w:rFonts w:hint="eastAsia" w:asciiTheme="minorEastAsia" w:hAnsiTheme="minorEastAsia" w:eastAsiaTheme="minorEastAsia" w:cstheme="minorEastAsia"/>
+        </w:rPr>
+        <w:t>2</w:t>
+      </w:r>
+      <w:r>
+        <w:rPr>
+          <w:rFonts w:hint="eastAsia" w:asciiTheme="minorEastAsia" w:hAnsiTheme="minorEastAsia" w:eastAsiaTheme="minorEastAsia" w:cstheme="minorEastAsia"/>
+        </w:rPr>
+        <w:fldChar w:fldCharType="end"/>
+      </w:r>
+      <w:r>
+        <w:rPr>
+          <w:rFonts w:hint="eastAsia" w:asciiTheme="minorEastAsia" w:hAnsiTheme="minorEastAsia" w:eastAsiaTheme="minorEastAsia" w:cstheme="minorEastAsia"/>
+          <w:lang w:val="en-US" w:eastAsia="zh-CN"/>
+        </w:rPr>
+        <w:t xml:space="preserve"> </w:t>
+      </w:r>
+      <w:r>
+        <w:rPr>
+          <w:rFonts w:hint="eastAsia" w:asciiTheme="minorEastAsia" w:hAnsiTheme="minorEastAsia" w:eastAsiaTheme="minorEastAsia" w:cstheme="minorEastAsia"/>
+        </w:rPr>
+        <w:t>视频样本构成与传播主题分类</w:t>
+      </w:r>
+    </w:p>
+    <w:p>
+      <w:pPr>
         <w:pStyle w:val="5"/>
-        <w:jc w:val="center"/>
-        <w:rPr>
-          <w:rFonts w:hint="eastAsia" w:asciiTheme="minorEastAsia" w:hAnsiTheme="minorEastAsia" w:eastAsiaTheme="minorEastAsia" w:cstheme="minorEastAsia"/>
-        </w:rPr>
-      </w:pPr>
-      <w:r>
-        <w:rPr>
-          <w:rFonts w:hint="eastAsia" w:asciiTheme="minorEastAsia" w:hAnsiTheme="minorEastAsia" w:eastAsiaTheme="minorEastAsia" w:cstheme="minorEastAsia"/>
-        </w:rPr>
-        <w:t xml:space="preserve">表 </w:t>
-      </w:r>
-      <w:r>
-        <w:rPr>
-          <w:rFonts w:hint="eastAsia" w:asciiTheme="minorEastAsia" w:hAnsiTheme="minorEastAsia" w:eastAsiaTheme="minorEastAsia" w:cstheme="minorEastAsia"/>
-        </w:rPr>
-        <w:fldChar w:fldCharType="begin"/>
-      </w:r>
-      <w:r>
-        <w:rPr>
-          <w:rFonts w:hint="eastAsia" w:asciiTheme="minorEastAsia" w:hAnsiTheme="minorEastAsia" w:eastAsiaTheme="minorEastAsia" w:cstheme="minorEastAsia"/>
-        </w:rPr>
-        <w:instrText xml:space="preserve"> SEQ 表 \* ARABIC </w:instrText>
-      </w:r>
-      <w:r>
-        <w:rPr>
-          <w:rFonts w:hint="eastAsia" w:asciiTheme="minorEastAsia" w:hAnsiTheme="minorEastAsia" w:eastAsiaTheme="minorEastAsia" w:cstheme="minorEastAsia"/>
-        </w:rPr>
-        <w:fldChar w:fldCharType="separate"/>
-      </w:r>
-      <w:r>
-        <w:rPr>
-          <w:rFonts w:hint="eastAsia" w:asciiTheme="minorEastAsia" w:hAnsiTheme="minorEastAsia" w:eastAsiaTheme="minorEastAsia" w:cstheme="minorEastAsia"/>
-        </w:rPr>
-        <w:t>2</w:t>
-      </w:r>
-      <w:r>
-        <w:rPr>
-          <w:rFonts w:hint="eastAsia" w:asciiTheme="minorEastAsia" w:hAnsiTheme="minorEastAsia" w:eastAsiaTheme="minorEastAsia" w:cstheme="minorEastAsia"/>
-        </w:rPr>
-        <w:fldChar w:fldCharType="end"/>
-      </w:r>
-      <w:r>
+        <w:keepNext w:val="0"/>
+        <w:keepLines w:val="0"/>
+        <w:widowControl/>
+        <w:numPr>
+          <w:ilvl w:val="0"/>
+          <w:numId w:val="0"/>
+        </w:numPr>
+        <w:suppressLineNumbers w:val="0"/>
+        <w:pBdr>
+          <w:left w:val="none" w:color="auto" w:sz="0" w:space="0"/>
+        </w:pBdr>
+        <w:ind w:leftChars="0"/>
+        <w:jc w:val="left"/>
+        <w:rPr>
+          <w:rFonts w:hint="eastAsia" w:asciiTheme="minorEastAsia" w:hAnsiTheme="minorEastAsia" w:eastAsiaTheme="minorEastAsia" w:cstheme="minorEastAsia"/>
+        </w:rPr>
+      </w:pPr>
+      <w:r>
+        <w:rPr>
+          <w:rFonts w:hint="eastAsia" w:asciiTheme="minorEastAsia" w:hAnsiTheme="minorEastAsia" w:eastAsiaTheme="minorEastAsia" w:cstheme="minorEastAsia"/>
+        </w:rPr>
+        <w:t>3.2.3 数据处理步骤</w:t>
+      </w:r>
+    </w:p>
+    <w:p>
+      <w:pPr>
+        <w:pStyle w:val="11"/>
+        <w:keepNext w:val="0"/>
+        <w:keepLines w:val="0"/>
+        <w:widowControl/>
+        <w:suppressLineNumbers w:val="0"/>
+        <w:spacing w:before="0" w:beforeAutospacing="1" w:after="0" w:afterAutospacing="1"/>
+        <w:ind w:left="0" w:right="0"/>
+        <w:jc w:val="left"/>
+        <w:rPr>
+          <w:rFonts w:hint="eastAsia" w:asciiTheme="minorEastAsia" w:hAnsiTheme="minorEastAsia" w:eastAsiaTheme="minorEastAsia" w:cstheme="minorEastAsia"/>
+        </w:rPr>
+      </w:pPr>
+      <w:r>
+        <w:rPr>
+          <w:rFonts w:hint="eastAsia" w:asciiTheme="minorEastAsia" w:hAnsiTheme="minorEastAsia" w:eastAsiaTheme="minorEastAsia" w:cstheme="minorEastAsia"/>
+        </w:rPr>
+        <w:t>本研究的数据处理分为5个核心步骤，确保分析的准确性与系统性：</w:t>
+      </w:r>
+    </w:p>
+    <w:p>
+      <w:pPr>
+        <w:keepNext w:val="0"/>
+        <w:keepLines w:val="0"/>
+        <w:widowControl/>
+        <w:numPr>
+          <w:ilvl w:val="0"/>
+          <w:numId w:val="5"/>
+        </w:numPr>
+        <w:suppressLineNumbers w:val="0"/>
+        <w:pBdr>
+          <w:left w:val="none" w:color="auto" w:sz="0" w:space="0"/>
+        </w:pBdr>
+        <w:spacing w:before="0" w:beforeAutospacing="1" w:after="0" w:afterAutospacing="1"/>
+        <w:ind w:left="720" w:hanging="294"/>
+        <w:jc w:val="left"/>
+        <w:rPr>
+          <w:rFonts w:hint="eastAsia" w:asciiTheme="minorEastAsia" w:hAnsiTheme="minorEastAsia" w:eastAsiaTheme="minorEastAsia" w:cstheme="minorEastAsia"/>
+        </w:rPr>
+      </w:pPr>
+      <w:r>
+        <w:rPr>
+          <w:rFonts w:hint="eastAsia" w:asciiTheme="minorEastAsia" w:hAnsiTheme="minorEastAsia" w:eastAsiaTheme="minorEastAsia" w:cstheme="minorEastAsia"/>
+        </w:rPr>
+        <w:t>数据清洗：剔除无效评论，统一文本编码格式，建立“视频 - 评论 - 主题”的对应关系；</w:t>
+      </w:r>
+    </w:p>
+    <w:p>
+      <w:pPr>
+        <w:keepNext w:val="0"/>
+        <w:keepLines w:val="0"/>
+        <w:widowControl/>
+        <w:numPr>
+          <w:ilvl w:val="0"/>
+          <w:numId w:val="5"/>
+        </w:numPr>
+        <w:suppressLineNumbers w:val="0"/>
+        <w:pBdr>
+          <w:left w:val="none" w:color="auto" w:sz="0" w:space="0"/>
+        </w:pBdr>
+        <w:spacing w:before="0" w:beforeAutospacing="1" w:after="0" w:afterAutospacing="1"/>
+        <w:ind w:left="720" w:hanging="294"/>
+        <w:jc w:val="left"/>
+        <w:rPr>
+          <w:rFonts w:hint="eastAsia" w:asciiTheme="minorEastAsia" w:hAnsiTheme="minorEastAsia" w:eastAsiaTheme="minorEastAsia" w:cstheme="minorEastAsia"/>
+        </w:rPr>
+      </w:pPr>
+      <w:r>
+        <w:rPr>
+          <w:rFonts w:hint="eastAsia" w:asciiTheme="minorEastAsia" w:hAnsiTheme="minorEastAsia" w:eastAsiaTheme="minorEastAsia" w:cstheme="minorEastAsia"/>
+        </w:rPr>
+        <w:t>情感分析：基于“通用情感词典 + 游戏文化专属词汇”（如“排面”“文化自信”），计算每条评论的情感极性，得到“原始正面率”；结合评论的点赞数赋予权重，计算 “加权正面率”（点赞数越高，权重越大）；</w:t>
+      </w:r>
+    </w:p>
+    <w:p>
+      <w:pPr>
+        <w:keepNext w:val="0"/>
+        <w:keepLines w:val="0"/>
+        <w:widowControl/>
+        <w:numPr>
+          <w:ilvl w:val="0"/>
+          <w:numId w:val="5"/>
+        </w:numPr>
+        <w:suppressLineNumbers w:val="0"/>
+        <w:pBdr>
+          <w:left w:val="none" w:color="auto" w:sz="0" w:space="0"/>
+        </w:pBdr>
+        <w:spacing w:before="0" w:beforeAutospacing="1" w:after="0" w:afterAutospacing="1"/>
+        <w:ind w:left="720" w:hanging="294"/>
+        <w:jc w:val="left"/>
+        <w:rPr>
+          <w:rFonts w:hint="eastAsia" w:asciiTheme="minorEastAsia" w:hAnsiTheme="minorEastAsia" w:eastAsiaTheme="minorEastAsia" w:cstheme="minorEastAsia"/>
+        </w:rPr>
+      </w:pPr>
+      <w:r>
+        <w:rPr>
+          <w:rFonts w:hint="eastAsia" w:asciiTheme="minorEastAsia" w:hAnsiTheme="minorEastAsia" w:eastAsiaTheme="minorEastAsia" w:cstheme="minorEastAsia"/>
+        </w:rPr>
+        <w:t>深度情感标注：对正面评论进行人工与机器结合的标注，识别“文化自豪”“情感共鸣”“赞美认同”三类深度情感，统计“深度情感比例”（深度情感评论数/总正面评论数）；</w:t>
+      </w:r>
+    </w:p>
+    <w:p>
+      <w:pPr>
+        <w:keepNext w:val="0"/>
+        <w:keepLines w:val="0"/>
+        <w:widowControl/>
+        <w:numPr>
+          <w:ilvl w:val="0"/>
+          <w:numId w:val="5"/>
+        </w:numPr>
+        <w:suppressLineNumbers w:val="0"/>
+        <w:pBdr>
+          <w:left w:val="none" w:color="auto" w:sz="0" w:space="0"/>
+        </w:pBdr>
+        <w:spacing w:before="0" w:beforeAutospacing="1" w:after="0" w:afterAutospacing="1"/>
+        <w:ind w:left="720" w:hanging="294"/>
+        <w:jc w:val="left"/>
+        <w:rPr>
+          <w:rFonts w:hint="eastAsia" w:asciiTheme="minorEastAsia" w:hAnsiTheme="minorEastAsia" w:eastAsiaTheme="minorEastAsia" w:cstheme="minorEastAsia"/>
+        </w:rPr>
+      </w:pPr>
+      <w:r>
+        <w:rPr>
+          <w:rFonts w:hint="eastAsia" w:asciiTheme="minorEastAsia" w:hAnsiTheme="minorEastAsia" w:eastAsiaTheme="minorEastAsia" w:cstheme="minorEastAsia"/>
+        </w:rPr>
+        <w:t>行为意向标注：标注评论中“旅游意愿”（如“想去敦煌看看”）、“搜索学习意愿”（如“查一下这段历史”）、“二次创作意愿”（如“想画游戏角色”），计算“行为意向比例”（含行为意向评论数/总评论数）；</w:t>
+      </w:r>
+    </w:p>
+    <w:p>
+      <w:pPr>
+        <w:keepNext w:val="0"/>
+        <w:keepLines w:val="0"/>
+        <w:widowControl/>
+        <w:numPr>
+          <w:ilvl w:val="0"/>
+          <w:numId w:val="5"/>
+        </w:numPr>
+        <w:suppressLineNumbers w:val="0"/>
+        <w:pBdr>
+          <w:left w:val="none" w:color="auto" w:sz="0" w:space="0"/>
+        </w:pBdr>
+        <w:spacing w:before="0" w:beforeAutospacing="1" w:after="0" w:afterAutospacing="1"/>
+        <w:ind w:left="720" w:hanging="294"/>
+        <w:jc w:val="left"/>
+        <w:rPr>
+          <w:rFonts w:hint="eastAsia" w:asciiTheme="minorEastAsia" w:hAnsiTheme="minorEastAsia" w:eastAsiaTheme="minorEastAsia" w:cstheme="minorEastAsia"/>
+          <w:sz w:val="24"/>
+          <w:szCs w:val="24"/>
+        </w:rPr>
+      </w:pPr>
+      <w:r>
+        <w:rPr>
+          <w:rFonts w:hint="eastAsia" w:asciiTheme="minorEastAsia" w:hAnsiTheme="minorEastAsia" w:eastAsiaTheme="minorEastAsia" w:cstheme="minorEastAsia"/>
+        </w:rPr>
+        <w:t>统计整合：将上述指标按“传播主题”分类汇总，生成“传播主题统计分析表”与可视化图表。</w:t>
+      </w:r>
+    </w:p>
+    <w:p>
+      <w:pPr>
+        <w:pStyle w:val="11"/>
+        <w:keepNext w:val="0"/>
+        <w:keepLines w:val="0"/>
+        <w:widowControl/>
+        <w:suppressLineNumbers w:val="0"/>
+        <w:spacing w:before="0" w:beforeAutospacing="1" w:after="0" w:afterAutospacing="1"/>
+        <w:ind w:left="0" w:right="0"/>
+        <w:jc w:val="left"/>
+      </w:pPr>
+      <w:r>
+        <w:t>在情感词典构建方面，本研究采用领域适应性策略，以金融情绪词典[5]为基础框架，结合游戏文化传播的语境特点进行优化扩充。参考[1]提出的PMI与Word2Vec融合方法，针对B站游戏评论中常见的情感表达词汇进行针对性补充：</w:t>
+      </w:r>
+    </w:p>
+    <w:p>
+      <w:pPr>
+        <w:pStyle w:val="11"/>
+        <w:keepNext w:val="0"/>
+        <w:keepLines w:val="0"/>
+        <w:widowControl/>
+        <w:suppressLineNumbers w:val="0"/>
+        <w:spacing w:before="0" w:beforeAutospacing="1" w:after="0" w:afterAutospacing="1"/>
+        <w:ind w:left="0" w:right="0"/>
+        <w:jc w:val="left"/>
+      </w:pPr>
+      <w:r>
+        <w:rPr>
+          <w:rStyle w:val="15"/>
+          <w:b/>
+          <w:bCs/>
+        </w:rPr>
+        <w:t>正向情感词扩充</w:t>
+      </w:r>
+      <w:r>
+        <w:t>：</w:t>
+      </w:r>
+      <w:r>
+        <w:rPr>
+          <w:rFonts w:hint="eastAsia"/>
+        </w:rPr>
+        <w:t>在基础正向词库基础上，新增“泪目”“排面”“文化自信”“震撼”“惊艳”“自豪”“传承”“精髓”等24个游戏文化评论高频词汇</w:t>
+      </w:r>
+      <w:r>
+        <w:t>；</w:t>
+      </w:r>
+    </w:p>
+    <w:p>
+      <w:pPr>
+        <w:pStyle w:val="11"/>
+        <w:keepNext w:val="0"/>
+        <w:keepLines w:val="0"/>
+        <w:widowControl/>
+        <w:suppressLineNumbers w:val="0"/>
+        <w:spacing w:before="0" w:beforeAutospacing="1" w:after="0" w:afterAutospacing="1"/>
+        <w:ind w:left="0" w:right="0"/>
+        <w:jc w:val="left"/>
+      </w:pPr>
+      <w:r>
+        <w:rPr>
+          <w:rStyle w:val="15"/>
+          <w:b/>
+          <w:bCs/>
+        </w:rPr>
+        <w:t>负向情感词扩充</w:t>
+      </w:r>
+      <w:r>
+        <w:t>：</w:t>
+      </w:r>
+      <w:r>
+        <w:rPr>
+          <w:rFonts w:hint="eastAsia"/>
+        </w:rPr>
+        <w:t>补充“堆砌”“空洞”“噱头”“肤浅”“弃坑”“bug”等18个游戏领域特定负面表达</w:t>
+      </w:r>
+      <w:r>
+        <w:t>；</w:t>
+      </w:r>
+    </w:p>
+    <w:p>
+      <w:pPr>
+        <w:pStyle w:val="11"/>
+        <w:keepNext w:val="0"/>
+        <w:keepLines w:val="0"/>
+        <w:widowControl/>
+        <w:suppressLineNumbers w:val="0"/>
+        <w:spacing w:before="0" w:beforeAutospacing="1" w:after="0" w:afterAutospacing="1"/>
+        <w:ind w:left="0" w:right="0"/>
+        <w:jc w:val="left"/>
+      </w:pPr>
+      <w:r>
+        <w:rPr>
+          <w:rStyle w:val="15"/>
+          <w:b/>
+          <w:bCs/>
+        </w:rPr>
+        <w:t>深度情感标识词</w:t>
+      </w:r>
+      <w:r>
+        <w:t>：</w:t>
+      </w:r>
+      <w:r>
+        <w:rPr>
+          <w:rFonts w:hint="eastAsia"/>
+        </w:rPr>
+        <w:t>为深度情感分析专门设置“文化自豪”类标识词（如“老祖宗”“传统文化”“民族”）、“情感共鸣”类标识词（如“感动”“哭了”“触动”）、“赞美认同”类标识词（如“牛逼”“绝了”“顶级”</w:t>
+      </w:r>
+      <w:r>
+        <w:t>）。</w:t>
+      </w:r>
+    </w:p>
+    <w:p>
+      <w:pPr>
+        <w:pStyle w:val="11"/>
+        <w:keepNext w:val="0"/>
+        <w:keepLines w:val="0"/>
+        <w:widowControl/>
+        <w:suppressLineNumbers w:val="0"/>
+        <w:spacing w:before="0" w:beforeAutospacing="1" w:after="0" w:afterAutospacing="1"/>
+        <w:ind w:left="0" w:right="0"/>
+        <w:jc w:val="left"/>
+        <w:rPr>
+          <w:rFonts w:hint="eastAsia" w:asciiTheme="minorEastAsia" w:hAnsiTheme="minorEastAsia" w:eastAsiaTheme="minorEastAsia" w:cstheme="minorEastAsia"/>
+          <w:sz w:val="24"/>
+          <w:szCs w:val="24"/>
+        </w:rPr>
+      </w:pPr>
+      <w:r>
+        <w:t>经测试，优化后的领域词典在游戏文化评论情感分类中的准确率较通用词典提升约23.6%。</w:t>
+      </w:r>
+    </w:p>
+    <w:p>
+      <w:pPr>
+        <w:pStyle w:val="3"/>
+        <w:keepNext w:val="0"/>
+        <w:keepLines w:val="0"/>
+        <w:widowControl/>
+        <w:numPr>
+          <w:ilvl w:val="0"/>
+          <w:numId w:val="1"/>
+        </w:numPr>
+        <w:suppressLineNumbers w:val="0"/>
+        <w:pBdr>
+          <w:left w:val="none" w:color="auto" w:sz="0" w:space="0"/>
+        </w:pBdr>
+        <w:ind w:left="0" w:leftChars="0" w:firstLine="0" w:firstLineChars="0"/>
+        <w:jc w:val="left"/>
         <w:rPr>
           <w:rFonts w:hint="eastAsia" w:asciiTheme="minorEastAsia" w:hAnsiTheme="minorEastAsia" w:eastAsiaTheme="minorEastAsia" w:cstheme="minorEastAsia"/>
           <w:lang w:val="en-US" w:eastAsia="zh-CN"/>
         </w:rPr>
-        <w:t xml:space="preserve"> </w:t>
-      </w:r>
-      <w:r>
-        <w:rPr>
-          <w:rFonts w:hint="eastAsia" w:asciiTheme="minorEastAsia" w:hAnsiTheme="minorEastAsia" w:eastAsiaTheme="minorEastAsia" w:cstheme="minorEastAsia"/>
-        </w:rPr>
-        <w:t>视频样本构成与传播主题分类</w:t>
+      </w:pPr>
+      <w:bookmarkStart w:id="11" w:name="_Toc32741"/>
+      <w:r>
+        <w:rPr>
+          <w:rFonts w:hint="eastAsia" w:asciiTheme="minorEastAsia" w:hAnsiTheme="minorEastAsia" w:eastAsiaTheme="minorEastAsia" w:cstheme="minorEastAsia"/>
+        </w:rPr>
+        <w:t>研究发现</w:t>
+      </w:r>
+      <w:r>
+        <w:rPr>
+          <w:rFonts w:hint="eastAsia" w:asciiTheme="minorEastAsia" w:hAnsiTheme="minorEastAsia" w:eastAsiaTheme="minorEastAsia" w:cstheme="minorEastAsia"/>
+          <w:lang w:val="en-US" w:eastAsia="zh-CN"/>
+        </w:rPr>
+        <w:t>:基于数据的传播效果分析</w:t>
+      </w:r>
+      <w:bookmarkEnd w:id="11"/>
+    </w:p>
+    <w:p>
+      <w:pPr>
+        <w:rPr>
+          <w:rFonts w:hint="eastAsia" w:asciiTheme="minorEastAsia" w:hAnsiTheme="minorEastAsia" w:eastAsiaTheme="minorEastAsia" w:cstheme="minorEastAsia"/>
+          <w:lang w:val="en-US" w:eastAsia="zh-CN"/>
+        </w:rPr>
+      </w:pPr>
+      <w:r>
+        <w:rPr>
+          <w:rFonts w:hint="eastAsia" w:asciiTheme="minorEastAsia" w:hAnsiTheme="minorEastAsia" w:eastAsiaTheme="minorEastAsia" w:cstheme="minorEastAsia"/>
+          <w:i w:val="0"/>
+          <w:iCs w:val="0"/>
+          <w:caps w:val="0"/>
+          <w:spacing w:val="0"/>
+          <w:sz w:val="24"/>
+          <w:szCs w:val="24"/>
+          <w:shd w:val="clear" w:fill="FFFFFF"/>
+        </w:rPr>
+        <w:t>本研究从“主题关注度分布”“情感效果差异”“行为转化潜力”“传播深度层次” 四个维度展开分析，结合表3、表4 及对应图表，呈现核心发现。</w:t>
       </w:r>
     </w:p>
     <w:p>
@@ -7899,16 +7125,18 @@
           <w:rFonts w:hint="eastAsia" w:asciiTheme="minorEastAsia" w:hAnsiTheme="minorEastAsia" w:eastAsiaTheme="minorEastAsia" w:cstheme="minorEastAsia"/>
         </w:rPr>
       </w:pPr>
-      <w:r>
-        <w:rPr>
-          <w:rFonts w:hint="eastAsia" w:asciiTheme="minorEastAsia" w:hAnsiTheme="minorEastAsia" w:eastAsiaTheme="minorEastAsia" w:cstheme="minorEastAsia"/>
-        </w:rPr>
-        <w:t>3.2.3 数据处理步骤</w:t>
-      </w:r>
+      <w:bookmarkStart w:id="12" w:name="_Toc4618"/>
+      <w:r>
+        <w:rPr>
+          <w:rFonts w:hint="eastAsia" w:asciiTheme="minorEastAsia" w:hAnsiTheme="minorEastAsia" w:eastAsiaTheme="minorEastAsia" w:cstheme="minorEastAsia"/>
+        </w:rPr>
+        <w:t>4.1 主题关注度分布：叙事类内容占绝对主导</w:t>
+      </w:r>
+      <w:bookmarkEnd w:id="12"/>
     </w:p>
     <w:p>
       <w:pPr>
-        <w:pStyle w:val="10"/>
+        <w:pStyle w:val="11"/>
         <w:keepNext w:val="0"/>
         <w:keepLines w:val="0"/>
         <w:widowControl/>
@@ -7917,392 +7145,16 @@
         <w:ind w:left="0" w:right="0"/>
         <w:jc w:val="left"/>
         <w:rPr>
-          <w:rFonts w:hint="eastAsia" w:asciiTheme="minorEastAsia" w:hAnsiTheme="minorEastAsia" w:eastAsiaTheme="minorEastAsia" w:cstheme="minorEastAsia"/>
-        </w:rPr>
-      </w:pPr>
-      <w:r>
-        <w:rPr>
-          <w:rFonts w:hint="eastAsia" w:asciiTheme="minorEastAsia" w:hAnsiTheme="minorEastAsia" w:eastAsiaTheme="minorEastAsia" w:cstheme="minorEastAsia"/>
-        </w:rPr>
-        <w:t>本研究的数据处理分为5个核心步骤，确保分析的准确性与系统性：</w:t>
+          <w:rFonts w:hint="eastAsia"/>
+        </w:rPr>
+      </w:pPr>
+      <w:r>
+        <w:t>从评论数量分布（图1）可见，用户对不同主题的关注度呈现显著分化：</w:t>
       </w:r>
     </w:p>
     <w:p>
       <w:pPr>
-        <w:keepNext w:val="0"/>
-        <w:keepLines w:val="0"/>
-        <w:widowControl/>
-        <w:numPr>
-          <w:ilvl w:val="0"/>
-          <w:numId w:val="5"/>
-        </w:numPr>
-        <w:suppressLineNumbers w:val="0"/>
-        <w:pBdr>
-          <w:left w:val="none" w:color="auto" w:sz="0" w:space="0"/>
-        </w:pBdr>
-        <w:spacing w:before="0" w:beforeAutospacing="1" w:after="0" w:afterAutospacing="1"/>
-        <w:ind w:left="720" w:hanging="294"/>
-        <w:jc w:val="left"/>
-        <w:rPr>
-          <w:rFonts w:hint="eastAsia" w:asciiTheme="minorEastAsia" w:hAnsiTheme="minorEastAsia" w:eastAsiaTheme="minorEastAsia" w:cstheme="minorEastAsia"/>
-        </w:rPr>
-      </w:pPr>
-      <w:r>
-        <w:rPr>
-          <w:rFonts w:hint="eastAsia" w:asciiTheme="minorEastAsia" w:hAnsiTheme="minorEastAsia" w:eastAsiaTheme="minorEastAsia" w:cstheme="minorEastAsia"/>
-        </w:rPr>
-        <w:t>数据清洗：剔除无效评论，统一文本编码格式，建立“视频 - 评论 - 主题”的对应关系；</w:t>
-      </w:r>
-    </w:p>
-    <w:p>
-      <w:pPr>
-        <w:keepNext w:val="0"/>
-        <w:keepLines w:val="0"/>
-        <w:widowControl/>
-        <w:numPr>
-          <w:ilvl w:val="0"/>
-          <w:numId w:val="5"/>
-        </w:numPr>
-        <w:suppressLineNumbers w:val="0"/>
-        <w:pBdr>
-          <w:left w:val="none" w:color="auto" w:sz="0" w:space="0"/>
-        </w:pBdr>
-        <w:spacing w:before="0" w:beforeAutospacing="1" w:after="0" w:afterAutospacing="1"/>
-        <w:ind w:left="720" w:hanging="294"/>
-        <w:jc w:val="left"/>
-        <w:rPr>
-          <w:rFonts w:hint="eastAsia" w:asciiTheme="minorEastAsia" w:hAnsiTheme="minorEastAsia" w:eastAsiaTheme="minorEastAsia" w:cstheme="minorEastAsia"/>
-        </w:rPr>
-      </w:pPr>
-      <w:r>
-        <w:rPr>
-          <w:rFonts w:hint="eastAsia" w:asciiTheme="minorEastAsia" w:hAnsiTheme="minorEastAsia" w:eastAsiaTheme="minorEastAsia" w:cstheme="minorEastAsia"/>
-        </w:rPr>
-        <w:t>情感分析：基于“通用情感词典 + 游戏文化专属词汇”（如“排面”“文化自信”），计算每条评论的情感极性，得到“原始正面率”；结合评论的点赞数赋予权重，计算 “加权正面率”（点赞数越高，权重越大）；</w:t>
-      </w:r>
-    </w:p>
-    <w:p>
-      <w:pPr>
-        <w:keepNext w:val="0"/>
-        <w:keepLines w:val="0"/>
-        <w:widowControl/>
-        <w:numPr>
-          <w:ilvl w:val="0"/>
-          <w:numId w:val="5"/>
-        </w:numPr>
-        <w:suppressLineNumbers w:val="0"/>
-        <w:pBdr>
-          <w:left w:val="none" w:color="auto" w:sz="0" w:space="0"/>
-        </w:pBdr>
-        <w:spacing w:before="0" w:beforeAutospacing="1" w:after="0" w:afterAutospacing="1"/>
-        <w:ind w:left="720" w:hanging="294"/>
-        <w:jc w:val="left"/>
-        <w:rPr>
-          <w:rFonts w:hint="eastAsia" w:asciiTheme="minorEastAsia" w:hAnsiTheme="minorEastAsia" w:eastAsiaTheme="minorEastAsia" w:cstheme="minorEastAsia"/>
-        </w:rPr>
-      </w:pPr>
-      <w:r>
-        <w:rPr>
-          <w:rFonts w:hint="eastAsia" w:asciiTheme="minorEastAsia" w:hAnsiTheme="minorEastAsia" w:eastAsiaTheme="minorEastAsia" w:cstheme="minorEastAsia"/>
-        </w:rPr>
-        <w:t>深度情感标注：对正面评论进行人工与机器结合的标注，识别“文化自豪”“情感共鸣”“赞美认同”三类深度情感，统计“深度情感比例”（深度情感评论数/总正面评论数）；</w:t>
-      </w:r>
-    </w:p>
-    <w:p>
-      <w:pPr>
-        <w:keepNext w:val="0"/>
-        <w:keepLines w:val="0"/>
-        <w:widowControl/>
-        <w:numPr>
-          <w:ilvl w:val="0"/>
-          <w:numId w:val="5"/>
-        </w:numPr>
-        <w:suppressLineNumbers w:val="0"/>
-        <w:pBdr>
-          <w:left w:val="none" w:color="auto" w:sz="0" w:space="0"/>
-        </w:pBdr>
-        <w:spacing w:before="0" w:beforeAutospacing="1" w:after="0" w:afterAutospacing="1"/>
-        <w:ind w:left="720" w:hanging="294"/>
-        <w:jc w:val="left"/>
-        <w:rPr>
-          <w:rFonts w:hint="eastAsia" w:asciiTheme="minorEastAsia" w:hAnsiTheme="minorEastAsia" w:eastAsiaTheme="minorEastAsia" w:cstheme="minorEastAsia"/>
-        </w:rPr>
-      </w:pPr>
-      <w:r>
-        <w:rPr>
-          <w:rFonts w:hint="eastAsia" w:asciiTheme="minorEastAsia" w:hAnsiTheme="minorEastAsia" w:eastAsiaTheme="minorEastAsia" w:cstheme="minorEastAsia"/>
-        </w:rPr>
-        <w:t>行为意向标注：标注评论中“旅游意愿”（如“想去敦煌看看”）、“搜索学习意愿”（如“查一下这段历史”）、“二次创作意愿”（如“想画游戏角色”），计算“行为意向比例”（含行为意向评论数/总评论数）；</w:t>
-      </w:r>
-    </w:p>
-    <w:p>
-      <w:pPr>
-        <w:keepNext w:val="0"/>
-        <w:keepLines w:val="0"/>
-        <w:widowControl/>
-        <w:numPr>
-          <w:ilvl w:val="0"/>
-          <w:numId w:val="5"/>
-        </w:numPr>
-        <w:suppressLineNumbers w:val="0"/>
-        <w:pBdr>
-          <w:left w:val="none" w:color="auto" w:sz="0" w:space="0"/>
-        </w:pBdr>
-        <w:spacing w:before="0" w:beforeAutospacing="1" w:after="0" w:afterAutospacing="1"/>
-        <w:ind w:left="720" w:hanging="294"/>
-        <w:jc w:val="left"/>
-        <w:rPr>
-          <w:rFonts w:hint="eastAsia" w:asciiTheme="minorEastAsia" w:hAnsiTheme="minorEastAsia" w:eastAsiaTheme="minorEastAsia" w:cstheme="minorEastAsia"/>
-          <w:sz w:val="24"/>
-          <w:szCs w:val="24"/>
-        </w:rPr>
-      </w:pPr>
-      <w:r>
-        <w:rPr>
-          <w:rFonts w:hint="eastAsia" w:asciiTheme="minorEastAsia" w:hAnsiTheme="minorEastAsia" w:eastAsiaTheme="minorEastAsia" w:cstheme="minorEastAsia"/>
-        </w:rPr>
-        <w:t>统计整合：将上述指标按“传播主题”分类汇总，生成“传播主题统计分析表”与可视化图表。</w:t>
-      </w:r>
-    </w:p>
-    <w:p>
-      <w:pPr>
-        <w:pStyle w:val="10"/>
-        <w:keepNext w:val="0"/>
-        <w:keepLines w:val="0"/>
-        <w:widowControl/>
-        <w:suppressLineNumbers w:val="0"/>
-        <w:spacing w:before="0" w:beforeAutospacing="1" w:after="0" w:afterAutospacing="1"/>
-        <w:ind w:left="0" w:right="0"/>
-        <w:jc w:val="left"/>
-      </w:pPr>
-      <w:r>
-        <w:t>在情感词典构建方面，本研究采用领域适应性策略，以金融情绪词典[5]为基础框架，结合游戏文化传播的语境特点进行优化扩充。参考[1]提出的PMI与Word2Vec融合方法，针对B站游戏评论中常见的情感表达词汇进行针对性补充：</w:t>
-      </w:r>
-    </w:p>
-    <w:p>
-      <w:pPr>
-        <w:pStyle w:val="10"/>
-        <w:keepNext w:val="0"/>
-        <w:keepLines w:val="0"/>
-        <w:widowControl/>
-        <w:suppressLineNumbers w:val="0"/>
-        <w:spacing w:before="0" w:beforeAutospacing="1" w:after="0" w:afterAutospacing="1"/>
-        <w:ind w:left="0" w:right="0"/>
-        <w:jc w:val="left"/>
-      </w:pPr>
-      <w:r>
-        <w:rPr>
-          <w:rStyle w:val="14"/>
-          <w:b/>
-          <w:bCs/>
-        </w:rPr>
-        <w:t>正向情感词扩充</w:t>
-      </w:r>
-      <w:r>
-        <w:t>：</w:t>
-      </w:r>
-      <w:r>
-        <w:rPr>
-          <w:rFonts w:hint="eastAsia"/>
-        </w:rPr>
-        <w:t>在基础正向词库基础上，新增“泪目”“排面”“文化自信”“震撼”“惊艳”“自豪”“传承”“精髓”等24个游戏文化评论高频词汇</w:t>
-      </w:r>
-      <w:r>
-        <w:t>；</w:t>
-      </w:r>
-    </w:p>
-    <w:p>
-      <w:pPr>
-        <w:pStyle w:val="10"/>
-        <w:keepNext w:val="0"/>
-        <w:keepLines w:val="0"/>
-        <w:widowControl/>
-        <w:suppressLineNumbers w:val="0"/>
-        <w:spacing w:before="0" w:beforeAutospacing="1" w:after="0" w:afterAutospacing="1"/>
-        <w:ind w:left="0" w:right="0"/>
-        <w:jc w:val="left"/>
-      </w:pPr>
-      <w:r>
-        <w:rPr>
-          <w:rStyle w:val="14"/>
-          <w:b/>
-          <w:bCs/>
-        </w:rPr>
-        <w:t>负向情感词扩充</w:t>
-      </w:r>
-      <w:r>
-        <w:t>：</w:t>
-      </w:r>
-      <w:r>
-        <w:rPr>
-          <w:rFonts w:hint="eastAsia"/>
-        </w:rPr>
-        <w:t>补充“堆砌”“空洞”“噱头”“肤浅”“弃坑”“bug”等18个游戏领域特定负面表达</w:t>
-      </w:r>
-      <w:r>
-        <w:t>；</w:t>
-      </w:r>
-    </w:p>
-    <w:p>
-      <w:pPr>
-        <w:pStyle w:val="10"/>
-        <w:keepNext w:val="0"/>
-        <w:keepLines w:val="0"/>
-        <w:widowControl/>
-        <w:suppressLineNumbers w:val="0"/>
-        <w:spacing w:before="0" w:beforeAutospacing="1" w:after="0" w:afterAutospacing="1"/>
-        <w:ind w:left="0" w:right="0"/>
-        <w:jc w:val="left"/>
-      </w:pPr>
-      <w:r>
-        <w:rPr>
-          <w:rStyle w:val="14"/>
-          <w:b/>
-          <w:bCs/>
-        </w:rPr>
-        <w:t>深度情感标识词</w:t>
-      </w:r>
-      <w:r>
-        <w:t>：</w:t>
-      </w:r>
-      <w:r>
-        <w:rPr>
-          <w:rFonts w:hint="eastAsia"/>
-        </w:rPr>
-        <w:t>为深度情感分析专门设置“文化自豪”类标识词（如“老祖宗”“传统文化”“民族”）、“情感共鸣”类标识词（如“感动”“哭了”“触动”）、“赞美认同”类标识词（如“牛逼”“绝了”“顶级”</w:t>
-      </w:r>
-      <w:r>
-        <w:t>）。</w:t>
-      </w:r>
-    </w:p>
-    <w:p>
-      <w:pPr>
-        <w:pStyle w:val="10"/>
-        <w:keepNext w:val="0"/>
-        <w:keepLines w:val="0"/>
-        <w:widowControl/>
-        <w:suppressLineNumbers w:val="0"/>
-        <w:spacing w:before="0" w:beforeAutospacing="1" w:after="0" w:afterAutospacing="1"/>
-        <w:ind w:left="0" w:right="0"/>
-        <w:jc w:val="left"/>
-        <w:rPr>
-          <w:rFonts w:hint="eastAsia" w:asciiTheme="minorEastAsia" w:hAnsiTheme="minorEastAsia" w:eastAsiaTheme="minorEastAsia" w:cstheme="minorEastAsia"/>
-          <w:sz w:val="24"/>
-          <w:szCs w:val="24"/>
-        </w:rPr>
-      </w:pPr>
-      <w:r>
-        <w:t>经测试，优化后的领域词典在游戏文化评论情感分类中的准确率较通用词典提升约23.6%。</w:t>
-      </w:r>
-    </w:p>
-    <w:p>
-      <w:pPr>
-        <w:pStyle w:val="2"/>
-        <w:keepNext w:val="0"/>
-        <w:keepLines w:val="0"/>
-        <w:widowControl/>
-        <w:numPr>
-          <w:ilvl w:val="0"/>
-          <w:numId w:val="1"/>
-        </w:numPr>
-        <w:suppressLineNumbers w:val="0"/>
-        <w:pBdr>
-          <w:left w:val="none" w:color="auto" w:sz="0" w:space="0"/>
-        </w:pBdr>
-        <w:ind w:left="0" w:leftChars="0" w:firstLine="0" w:firstLineChars="0"/>
-        <w:jc w:val="left"/>
-        <w:rPr>
-          <w:rFonts w:hint="eastAsia" w:asciiTheme="minorEastAsia" w:hAnsiTheme="minorEastAsia" w:eastAsiaTheme="minorEastAsia" w:cstheme="minorEastAsia"/>
-          <w:lang w:val="en-US" w:eastAsia="zh-CN"/>
-        </w:rPr>
-      </w:pPr>
-      <w:bookmarkStart w:id="11" w:name="_Toc32741"/>
-      <w:r>
-        <w:rPr>
-          <w:rFonts w:hint="eastAsia" w:asciiTheme="minorEastAsia" w:hAnsiTheme="minorEastAsia" w:eastAsiaTheme="minorEastAsia" w:cstheme="minorEastAsia"/>
-        </w:rPr>
-        <w:t>研究发现</w:t>
-      </w:r>
-      <w:r>
-        <w:rPr>
-          <w:rFonts w:hint="eastAsia" w:asciiTheme="minorEastAsia" w:hAnsiTheme="minorEastAsia" w:eastAsiaTheme="minorEastAsia" w:cstheme="minorEastAsia"/>
-          <w:lang w:val="en-US" w:eastAsia="zh-CN"/>
-        </w:rPr>
-        <w:t>:基于数据的传播效果分析</w:t>
-      </w:r>
-      <w:bookmarkEnd w:id="11"/>
-    </w:p>
-    <w:p>
-      <w:pPr>
-        <w:rPr>
-          <w:rFonts w:hint="eastAsia" w:asciiTheme="minorEastAsia" w:hAnsiTheme="minorEastAsia" w:eastAsiaTheme="minorEastAsia" w:cstheme="minorEastAsia"/>
-          <w:lang w:val="en-US" w:eastAsia="zh-CN"/>
-        </w:rPr>
-      </w:pPr>
-      <w:r>
-        <w:rPr>
-          <w:rFonts w:hint="eastAsia" w:asciiTheme="minorEastAsia" w:hAnsiTheme="minorEastAsia" w:eastAsiaTheme="minorEastAsia" w:cstheme="minorEastAsia"/>
-          <w:i w:val="0"/>
-          <w:iCs w:val="0"/>
-          <w:caps w:val="0"/>
-          <w:spacing w:val="0"/>
-          <w:sz w:val="24"/>
-          <w:szCs w:val="24"/>
-          <w:shd w:val="clear" w:fill="FFFFFF"/>
-        </w:rPr>
-        <w:t>本研究从“主题关注度分布”“情感效果差异”“行为转化潜力”“传播深度层次” 四个维度展开分析，结合表3、表4 及对应图表，呈现核心发现。</w:t>
-      </w:r>
-    </w:p>
-    <w:p>
-      <w:pPr>
-        <w:pStyle w:val="3"/>
-        <w:keepNext w:val="0"/>
-        <w:keepLines w:val="0"/>
-        <w:widowControl/>
-        <w:numPr>
-          <w:ilvl w:val="0"/>
-          <w:numId w:val="0"/>
-        </w:numPr>
-        <w:suppressLineNumbers w:val="0"/>
-        <w:pBdr>
-          <w:left w:val="none" w:color="auto" w:sz="0" w:space="0"/>
-        </w:pBdr>
-        <w:ind w:leftChars="0"/>
-        <w:jc w:val="left"/>
-        <w:rPr>
-          <w:rFonts w:hint="eastAsia" w:asciiTheme="minorEastAsia" w:hAnsiTheme="minorEastAsia" w:eastAsiaTheme="minorEastAsia" w:cstheme="minorEastAsia"/>
-        </w:rPr>
-      </w:pPr>
-      <w:bookmarkStart w:id="12" w:name="_Toc4618"/>
-      <w:r>
-        <w:rPr>
-          <w:rFonts w:hint="eastAsia" w:asciiTheme="minorEastAsia" w:hAnsiTheme="minorEastAsia" w:eastAsiaTheme="minorEastAsia" w:cstheme="minorEastAsia"/>
-        </w:rPr>
-        <w:t>4.1 主题关注度分布：叙事类内容占绝对主导</w:t>
-      </w:r>
-      <w:bookmarkEnd w:id="12"/>
-    </w:p>
-    <w:p>
-      <w:pPr>
-        <w:pStyle w:val="10"/>
-        <w:keepNext w:val="0"/>
-        <w:keepLines w:val="0"/>
-        <w:widowControl/>
-        <w:suppressLineNumbers w:val="0"/>
-        <w:spacing w:before="0" w:beforeAutospacing="1" w:after="0" w:afterAutospacing="1"/>
-        <w:ind w:left="0" w:right="0"/>
-        <w:jc w:val="left"/>
-        <w:rPr>
-          <w:rFonts w:hint="eastAsia"/>
-        </w:rPr>
-      </w:pPr>
-      <w:r>
-        <w:t>从评论数量分布（图1）可见，用户对不同主题的关注度呈现显著分化：</w:t>
-      </w:r>
-    </w:p>
-    <w:p>
-      <w:pPr>
-        <w:pStyle w:val="10"/>
+        <w:pStyle w:val="11"/>
         <w:keepNext w:val="0"/>
         <w:keepLines w:val="0"/>
         <w:widowControl/>
@@ -8327,7 +7179,7 @@
     </w:p>
     <w:p>
       <w:pPr>
-        <w:pStyle w:val="10"/>
+        <w:pStyle w:val="11"/>
         <w:keepNext w:val="0"/>
         <w:keepLines w:val="0"/>
         <w:widowControl/>
@@ -8352,7 +7204,7 @@
     </w:p>
     <w:p>
       <w:pPr>
-        <w:pStyle w:val="10"/>
+        <w:pStyle w:val="11"/>
         <w:keepNext w:val="0"/>
         <w:keepLines w:val="0"/>
         <w:widowControl/>
@@ -8374,7 +7226,7 @@
     </w:p>
     <w:p>
       <w:pPr>
-        <w:pStyle w:val="10"/>
+        <w:pStyle w:val="11"/>
         <w:keepNext w:val="0"/>
         <w:keepLines w:val="0"/>
         <w:widowControl/>
@@ -8395,7 +7247,7 @@
     </w:p>
     <w:p>
       <w:pPr>
-        <w:pStyle w:val="10"/>
+        <w:pStyle w:val="11"/>
         <w:keepNext w:val="0"/>
         <w:keepLines w:val="0"/>
         <w:widowControl/>
@@ -8454,7 +7306,7 @@
     </w:p>
     <w:p>
       <w:pPr>
-        <w:pStyle w:val="5"/>
+        <w:pStyle w:val="6"/>
         <w:keepNext w:val="0"/>
         <w:keepLines w:val="0"/>
         <w:widowControl/>
@@ -8495,7 +7347,7 @@
     </w:p>
     <w:p>
       <w:pPr>
-        <w:pStyle w:val="10"/>
+        <w:pStyle w:val="11"/>
         <w:keepNext w:val="0"/>
         <w:keepLines w:val="0"/>
         <w:widowControl/>
@@ -8529,7 +7381,7 @@
     </w:p>
     <w:p>
       <w:pPr>
-        <w:pStyle w:val="10"/>
+        <w:pStyle w:val="11"/>
         <w:keepNext w:val="0"/>
         <w:keepLines w:val="0"/>
         <w:widowControl/>
@@ -8550,7 +7402,7 @@
     </w:p>
     <w:p>
       <w:pPr>
-        <w:pStyle w:val="10"/>
+        <w:pStyle w:val="11"/>
         <w:keepNext w:val="0"/>
         <w:keepLines w:val="0"/>
         <w:widowControl/>
@@ -8621,7 +7473,7 @@
     </w:p>
     <w:p>
       <w:pPr>
-        <w:pStyle w:val="5"/>
+        <w:pStyle w:val="6"/>
         <w:keepNext w:val="0"/>
         <w:keepLines w:val="0"/>
         <w:widowControl/>
@@ -8665,7 +7517,7 @@
     </w:p>
     <w:p>
       <w:pPr>
-        <w:pStyle w:val="3"/>
+        <w:pStyle w:val="4"/>
         <w:keepNext w:val="0"/>
         <w:keepLines w:val="0"/>
         <w:widowControl/>
@@ -8688,7 +7540,7 @@
     </w:p>
     <w:p>
       <w:pPr>
-        <w:pStyle w:val="10"/>
+        <w:pStyle w:val="11"/>
         <w:keepNext w:val="0"/>
         <w:keepLines w:val="0"/>
         <w:widowControl/>
@@ -8713,7 +7565,7 @@
     </w:p>
     <w:p>
       <w:pPr>
-        <w:pStyle w:val="10"/>
+        <w:pStyle w:val="11"/>
         <w:keepNext w:val="0"/>
         <w:keepLines w:val="0"/>
         <w:widowControl/>
@@ -8738,7 +7590,7 @@
     </w:p>
     <w:p>
       <w:pPr>
-        <w:pStyle w:val="10"/>
+        <w:pStyle w:val="11"/>
         <w:keepNext w:val="0"/>
         <w:keepLines w:val="0"/>
         <w:widowControl/>
@@ -8760,7 +7612,7 @@
     </w:p>
     <w:tbl>
       <w:tblPr>
-        <w:tblStyle w:val="11"/>
+        <w:tblStyle w:val="12"/>
         <w:tblW w:w="9256" w:type="dxa"/>
         <w:jc w:val="center"/>
         <w:tblBorders>
@@ -8829,7 +7681,7 @@
           </w:tcPr>
           <w:p>
             <w:pPr>
-              <w:pStyle w:val="10"/>
+              <w:pStyle w:val="11"/>
               <w:keepNext w:val="0"/>
               <w:keepLines w:val="0"/>
               <w:widowControl/>
@@ -8845,7 +7697,7 @@
             </w:pPr>
             <w:r>
               <w:rPr>
-                <w:rStyle w:val="14"/>
+                <w:rStyle w:val="15"/>
                 <w:rFonts w:hint="eastAsia" w:asciiTheme="minorEastAsia" w:hAnsiTheme="minorEastAsia" w:eastAsiaTheme="minorEastAsia" w:cstheme="minorEastAsia"/>
                 <w:b/>
                 <w:bCs/>
@@ -8868,7 +7720,7 @@
           </w:tcPr>
           <w:p>
             <w:pPr>
-              <w:pStyle w:val="10"/>
+              <w:pStyle w:val="11"/>
               <w:keepNext w:val="0"/>
               <w:keepLines w:val="0"/>
               <w:widowControl/>
@@ -8884,7 +7736,7 @@
             </w:pPr>
             <w:r>
               <w:rPr>
-                <w:rStyle w:val="14"/>
+                <w:rStyle w:val="15"/>
                 <w:rFonts w:hint="eastAsia" w:asciiTheme="minorEastAsia" w:hAnsiTheme="minorEastAsia" w:eastAsiaTheme="minorEastAsia" w:cstheme="minorEastAsia"/>
                 <w:b/>
                 <w:bCs/>
@@ -8907,7 +7759,7 @@
           </w:tcPr>
           <w:p>
             <w:pPr>
-              <w:pStyle w:val="10"/>
+              <w:pStyle w:val="11"/>
               <w:keepNext w:val="0"/>
               <w:keepLines w:val="0"/>
               <w:widowControl/>
@@ -8923,7 +7775,7 @@
             </w:pPr>
             <w:r>
               <w:rPr>
-                <w:rStyle w:val="14"/>
+                <w:rStyle w:val="15"/>
                 <w:rFonts w:hint="eastAsia" w:asciiTheme="minorEastAsia" w:hAnsiTheme="minorEastAsia" w:eastAsiaTheme="minorEastAsia" w:cstheme="minorEastAsia"/>
                 <w:b/>
                 <w:bCs/>
@@ -8946,7 +7798,7 @@
           </w:tcPr>
           <w:p>
             <w:pPr>
-              <w:pStyle w:val="10"/>
+              <w:pStyle w:val="11"/>
               <w:keepNext w:val="0"/>
               <w:keepLines w:val="0"/>
               <w:widowControl/>
@@ -8963,7 +7815,7 @@
             </w:pPr>
             <w:r>
               <w:rPr>
-                <w:rStyle w:val="14"/>
+                <w:rStyle w:val="15"/>
                 <w:rFonts w:hint="eastAsia" w:asciiTheme="minorEastAsia" w:hAnsiTheme="minorEastAsia" w:eastAsiaTheme="minorEastAsia" w:cstheme="minorEastAsia"/>
                 <w:b/>
                 <w:bCs/>
@@ -8994,7 +7846,7 @@
           </w:tcPr>
           <w:p>
             <w:pPr>
-              <w:pStyle w:val="10"/>
+              <w:pStyle w:val="11"/>
               <w:keepNext w:val="0"/>
               <w:keepLines w:val="0"/>
               <w:widowControl/>
@@ -9011,7 +7863,7 @@
             </w:pPr>
             <w:r>
               <w:rPr>
-                <w:rStyle w:val="14"/>
+                <w:rStyle w:val="15"/>
                 <w:rFonts w:hint="eastAsia" w:asciiTheme="minorEastAsia" w:hAnsiTheme="minorEastAsia" w:eastAsiaTheme="minorEastAsia" w:cstheme="minorEastAsia"/>
                 <w:b/>
                 <w:bCs/>
@@ -9042,7 +7894,7 @@
           </w:tcPr>
           <w:p>
             <w:pPr>
-              <w:pStyle w:val="10"/>
+              <w:pStyle w:val="11"/>
               <w:keepNext w:val="0"/>
               <w:keepLines w:val="0"/>
               <w:widowControl/>
@@ -9059,7 +7911,7 @@
             </w:pPr>
             <w:r>
               <w:rPr>
-                <w:rStyle w:val="14"/>
+                <w:rStyle w:val="15"/>
                 <w:rFonts w:hint="eastAsia" w:asciiTheme="minorEastAsia" w:hAnsiTheme="minorEastAsia" w:eastAsiaTheme="minorEastAsia" w:cstheme="minorEastAsia"/>
                 <w:b/>
                 <w:bCs/>
@@ -9090,7 +7942,7 @@
           </w:tcPr>
           <w:p>
             <w:pPr>
-              <w:pStyle w:val="10"/>
+              <w:pStyle w:val="11"/>
               <w:keepNext w:val="0"/>
               <w:keepLines w:val="0"/>
               <w:widowControl/>
@@ -9107,7 +7959,7 @@
             </w:pPr>
             <w:r>
               <w:rPr>
-                <w:rStyle w:val="14"/>
+                <w:rStyle w:val="15"/>
                 <w:rFonts w:hint="eastAsia" w:asciiTheme="minorEastAsia" w:hAnsiTheme="minorEastAsia" w:eastAsiaTheme="minorEastAsia" w:cstheme="minorEastAsia"/>
                 <w:b/>
                 <w:bCs/>
@@ -9130,7 +7982,7 @@
           </w:tcPr>
           <w:p>
             <w:pPr>
-              <w:pStyle w:val="10"/>
+              <w:pStyle w:val="11"/>
               <w:keepNext w:val="0"/>
               <w:keepLines w:val="0"/>
               <w:widowControl/>
@@ -9146,7 +7998,7 @@
             </w:pPr>
             <w:r>
               <w:rPr>
-                <w:rStyle w:val="14"/>
+                <w:rStyle w:val="15"/>
                 <w:rFonts w:hint="eastAsia" w:asciiTheme="minorEastAsia" w:hAnsiTheme="minorEastAsia" w:eastAsiaTheme="minorEastAsia" w:cstheme="minorEastAsia"/>
                 <w:b/>
                 <w:bCs/>
@@ -9169,7 +8021,7 @@
           </w:tcPr>
           <w:p>
             <w:pPr>
-              <w:pStyle w:val="10"/>
+              <w:pStyle w:val="11"/>
               <w:keepNext w:val="0"/>
               <w:keepLines w:val="0"/>
               <w:widowControl/>
@@ -9185,7 +8037,7 @@
             </w:pPr>
             <w:r>
               <w:rPr>
-                <w:rStyle w:val="14"/>
+                <w:rStyle w:val="15"/>
                 <w:rFonts w:hint="eastAsia" w:asciiTheme="minorEastAsia" w:hAnsiTheme="minorEastAsia" w:eastAsiaTheme="minorEastAsia" w:cstheme="minorEastAsia"/>
                 <w:b/>
                 <w:bCs/>
@@ -9208,7 +8060,7 @@
           </w:tcPr>
           <w:p>
             <w:pPr>
-              <w:pStyle w:val="10"/>
+              <w:pStyle w:val="11"/>
               <w:keepNext w:val="0"/>
               <w:keepLines w:val="0"/>
               <w:widowControl/>
@@ -9224,7 +8076,7 @@
             </w:pPr>
             <w:r>
               <w:rPr>
-                <w:rStyle w:val="14"/>
+                <w:rStyle w:val="15"/>
                 <w:rFonts w:hint="eastAsia" w:asciiTheme="minorEastAsia" w:hAnsiTheme="minorEastAsia" w:eastAsiaTheme="minorEastAsia" w:cstheme="minorEastAsia"/>
                 <w:b/>
                 <w:bCs/>
@@ -9270,7 +8122,7 @@
           </w:tcPr>
           <w:p>
             <w:pPr>
-              <w:pStyle w:val="10"/>
+              <w:pStyle w:val="11"/>
               <w:keepNext w:val="0"/>
               <w:keepLines w:val="0"/>
               <w:widowControl/>
@@ -9305,7 +8157,7 @@
           </w:tcPr>
           <w:p>
             <w:pPr>
-              <w:pStyle w:val="10"/>
+              <w:pStyle w:val="11"/>
               <w:keepNext w:val="0"/>
               <w:keepLines w:val="0"/>
               <w:widowControl/>
@@ -9340,7 +8192,7 @@
           </w:tcPr>
           <w:p>
             <w:pPr>
-              <w:pStyle w:val="10"/>
+              <w:pStyle w:val="11"/>
               <w:keepNext w:val="0"/>
               <w:keepLines w:val="0"/>
               <w:widowControl/>
@@ -9375,7 +8227,7 @@
           </w:tcPr>
           <w:p>
             <w:pPr>
-              <w:pStyle w:val="10"/>
+              <w:pStyle w:val="11"/>
               <w:keepNext w:val="0"/>
               <w:keepLines w:val="0"/>
               <w:widowControl/>
@@ -9410,7 +8262,7 @@
           </w:tcPr>
           <w:p>
             <w:pPr>
-              <w:pStyle w:val="10"/>
+              <w:pStyle w:val="11"/>
               <w:keepNext w:val="0"/>
               <w:keepLines w:val="0"/>
               <w:widowControl/>
@@ -9445,7 +8297,7 @@
           </w:tcPr>
           <w:p>
             <w:pPr>
-              <w:pStyle w:val="10"/>
+              <w:pStyle w:val="11"/>
               <w:keepNext w:val="0"/>
               <w:keepLines w:val="0"/>
               <w:widowControl/>
@@ -9480,7 +8332,7 @@
           </w:tcPr>
           <w:p>
             <w:pPr>
-              <w:pStyle w:val="10"/>
+              <w:pStyle w:val="11"/>
               <w:keepNext w:val="0"/>
               <w:keepLines w:val="0"/>
               <w:widowControl/>
@@ -9515,7 +8367,7 @@
           </w:tcPr>
           <w:p>
             <w:pPr>
-              <w:pStyle w:val="10"/>
+              <w:pStyle w:val="11"/>
               <w:keepNext w:val="0"/>
               <w:keepLines w:val="0"/>
               <w:widowControl/>
@@ -9550,7 +8402,7 @@
           </w:tcPr>
           <w:p>
             <w:pPr>
-              <w:pStyle w:val="10"/>
+              <w:pStyle w:val="11"/>
               <w:keepNext w:val="0"/>
               <w:keepLines w:val="0"/>
               <w:widowControl/>
@@ -9585,7 +8437,7 @@
           </w:tcPr>
           <w:p>
             <w:pPr>
-              <w:pStyle w:val="10"/>
+              <w:pStyle w:val="11"/>
               <w:keepNext w:val="0"/>
               <w:keepLines w:val="0"/>
               <w:widowControl/>
@@ -9643,7 +8495,7 @@
           </w:tcPr>
           <w:p>
             <w:pPr>
-              <w:pStyle w:val="10"/>
+              <w:pStyle w:val="11"/>
               <w:keepNext w:val="0"/>
               <w:keepLines w:val="0"/>
               <w:widowControl/>
@@ -9678,7 +8530,7 @@
           </w:tcPr>
           <w:p>
             <w:pPr>
-              <w:pStyle w:val="10"/>
+              <w:pStyle w:val="11"/>
               <w:keepNext w:val="0"/>
               <w:keepLines w:val="0"/>
               <w:widowControl/>
@@ -9713,7 +8565,7 @@
           </w:tcPr>
           <w:p>
             <w:pPr>
-              <w:pStyle w:val="10"/>
+              <w:pStyle w:val="11"/>
               <w:keepNext w:val="0"/>
               <w:keepLines w:val="0"/>
               <w:widowControl/>
@@ -9748,7 +8600,7 @@
           </w:tcPr>
           <w:p>
             <w:pPr>
-              <w:pStyle w:val="10"/>
+              <w:pStyle w:val="11"/>
               <w:keepNext w:val="0"/>
               <w:keepLines w:val="0"/>
               <w:widowControl/>
@@ -9783,7 +8635,7 @@
           </w:tcPr>
           <w:p>
             <w:pPr>
-              <w:pStyle w:val="10"/>
+              <w:pStyle w:val="11"/>
               <w:keepNext w:val="0"/>
               <w:keepLines w:val="0"/>
               <w:widowControl/>
@@ -9818,7 +8670,7 @@
           </w:tcPr>
           <w:p>
             <w:pPr>
-              <w:pStyle w:val="10"/>
+              <w:pStyle w:val="11"/>
               <w:keepNext w:val="0"/>
               <w:keepLines w:val="0"/>
               <w:widowControl/>
@@ -9853,7 +8705,7 @@
           </w:tcPr>
           <w:p>
             <w:pPr>
-              <w:pStyle w:val="10"/>
+              <w:pStyle w:val="11"/>
               <w:keepNext w:val="0"/>
               <w:keepLines w:val="0"/>
               <w:widowControl/>
@@ -9888,7 +8740,7 @@
           </w:tcPr>
           <w:p>
             <w:pPr>
-              <w:pStyle w:val="10"/>
+              <w:pStyle w:val="11"/>
               <w:keepNext w:val="0"/>
               <w:keepLines w:val="0"/>
               <w:widowControl/>
@@ -9923,7 +8775,7 @@
           </w:tcPr>
           <w:p>
             <w:pPr>
-              <w:pStyle w:val="10"/>
+              <w:pStyle w:val="11"/>
               <w:keepNext w:val="0"/>
               <w:keepLines w:val="0"/>
               <w:widowControl/>
@@ -9958,7 +8810,7 @@
           </w:tcPr>
           <w:p>
             <w:pPr>
-              <w:pStyle w:val="10"/>
+              <w:pStyle w:val="11"/>
               <w:keepNext w:val="0"/>
               <w:keepLines w:val="0"/>
               <w:widowControl/>
@@ -10016,7 +8868,7 @@
           </w:tcPr>
           <w:p>
             <w:pPr>
-              <w:pStyle w:val="10"/>
+              <w:pStyle w:val="11"/>
               <w:keepNext w:val="0"/>
               <w:keepLines w:val="0"/>
               <w:widowControl/>
@@ -10051,7 +8903,7 @@
           </w:tcPr>
           <w:p>
             <w:pPr>
-              <w:pStyle w:val="10"/>
+              <w:pStyle w:val="11"/>
               <w:keepNext w:val="0"/>
               <w:keepLines w:val="0"/>
               <w:widowControl/>
@@ -10086,7 +8938,7 @@
           </w:tcPr>
           <w:p>
             <w:pPr>
-              <w:pStyle w:val="10"/>
+              <w:pStyle w:val="11"/>
               <w:keepNext w:val="0"/>
               <w:keepLines w:val="0"/>
               <w:widowControl/>
@@ -10121,7 +8973,7 @@
           </w:tcPr>
           <w:p>
             <w:pPr>
-              <w:pStyle w:val="10"/>
+              <w:pStyle w:val="11"/>
               <w:keepNext w:val="0"/>
               <w:keepLines w:val="0"/>
               <w:widowControl/>
@@ -10156,7 +9008,7 @@
           </w:tcPr>
           <w:p>
             <w:pPr>
-              <w:pStyle w:val="10"/>
+              <w:pStyle w:val="11"/>
               <w:keepNext w:val="0"/>
               <w:keepLines w:val="0"/>
               <w:widowControl/>
@@ -10191,7 +9043,7 @@
           </w:tcPr>
           <w:p>
             <w:pPr>
-              <w:pStyle w:val="10"/>
+              <w:pStyle w:val="11"/>
               <w:keepNext w:val="0"/>
               <w:keepLines w:val="0"/>
               <w:widowControl/>
@@ -10226,7 +9078,7 @@
           </w:tcPr>
           <w:p>
             <w:pPr>
-              <w:pStyle w:val="10"/>
+              <w:pStyle w:val="11"/>
               <w:keepNext w:val="0"/>
               <w:keepLines w:val="0"/>
               <w:widowControl/>
@@ -10261,7 +9113,7 @@
           </w:tcPr>
           <w:p>
             <w:pPr>
-              <w:pStyle w:val="10"/>
+              <w:pStyle w:val="11"/>
               <w:keepNext w:val="0"/>
               <w:keepLines w:val="0"/>
               <w:widowControl/>
@@ -10296,7 +9148,7 @@
           </w:tcPr>
           <w:p>
             <w:pPr>
-              <w:pStyle w:val="10"/>
+              <w:pStyle w:val="11"/>
               <w:keepNext w:val="0"/>
               <w:keepLines w:val="0"/>
               <w:widowControl/>
@@ -10331,7 +9183,7 @@
           </w:tcPr>
           <w:p>
             <w:pPr>
-              <w:pStyle w:val="10"/>
+              <w:pStyle w:val="11"/>
               <w:keepNext w:val="0"/>
               <w:keepLines w:val="0"/>
               <w:widowControl/>
@@ -10389,7 +9241,7 @@
           </w:tcPr>
           <w:p>
             <w:pPr>
-              <w:pStyle w:val="10"/>
+              <w:pStyle w:val="11"/>
               <w:keepNext w:val="0"/>
               <w:keepLines w:val="0"/>
               <w:widowControl/>
@@ -10424,7 +9276,7 @@
           </w:tcPr>
           <w:p>
             <w:pPr>
-              <w:pStyle w:val="10"/>
+              <w:pStyle w:val="11"/>
               <w:keepNext w:val="0"/>
               <w:keepLines w:val="0"/>
               <w:widowControl/>
@@ -10459,7 +9311,7 @@
           </w:tcPr>
           <w:p>
             <w:pPr>
-              <w:pStyle w:val="10"/>
+              <w:pStyle w:val="11"/>
               <w:keepNext w:val="0"/>
               <w:keepLines w:val="0"/>
               <w:widowControl/>
@@ -10494,7 +9346,7 @@
           </w:tcPr>
           <w:p>
             <w:pPr>
-              <w:pStyle w:val="10"/>
+              <w:pStyle w:val="11"/>
               <w:keepNext w:val="0"/>
               <w:keepLines w:val="0"/>
               <w:widowControl/>
@@ -10529,7 +9381,7 @@
           </w:tcPr>
           <w:p>
             <w:pPr>
-              <w:pStyle w:val="10"/>
+              <w:pStyle w:val="11"/>
               <w:keepNext w:val="0"/>
               <w:keepLines w:val="0"/>
               <w:widowControl/>
@@ -10564,7 +9416,7 @@
           </w:tcPr>
           <w:p>
             <w:pPr>
-              <w:pStyle w:val="10"/>
+              <w:pStyle w:val="11"/>
               <w:keepNext w:val="0"/>
               <w:keepLines w:val="0"/>
               <w:widowControl/>
@@ -10599,7 +9451,7 @@
           </w:tcPr>
           <w:p>
             <w:pPr>
-              <w:pStyle w:val="10"/>
+              <w:pStyle w:val="11"/>
               <w:keepNext w:val="0"/>
               <w:keepLines w:val="0"/>
               <w:widowControl/>
@@ -10634,7 +9486,7 @@
           </w:tcPr>
           <w:p>
             <w:pPr>
-              <w:pStyle w:val="10"/>
+              <w:pStyle w:val="11"/>
               <w:keepNext w:val="0"/>
               <w:keepLines w:val="0"/>
               <w:widowControl/>
@@ -10669,7 +9521,7 @@
           </w:tcPr>
           <w:p>
             <w:pPr>
-              <w:pStyle w:val="10"/>
+              <w:pStyle w:val="11"/>
               <w:keepNext w:val="0"/>
               <w:keepLines w:val="0"/>
               <w:widowControl/>
@@ -10704,7 +9556,7 @@
           </w:tcPr>
           <w:p>
             <w:pPr>
-              <w:pStyle w:val="10"/>
+              <w:pStyle w:val="11"/>
               <w:keepNext w:val="0"/>
               <w:keepLines w:val="0"/>
               <w:widowControl/>
@@ -10762,7 +9614,7 @@
           </w:tcPr>
           <w:p>
             <w:pPr>
-              <w:pStyle w:val="10"/>
+              <w:pStyle w:val="11"/>
               <w:keepNext w:val="0"/>
               <w:keepLines w:val="0"/>
               <w:widowControl/>
@@ -10797,7 +9649,7 @@
           </w:tcPr>
           <w:p>
             <w:pPr>
-              <w:pStyle w:val="10"/>
+              <w:pStyle w:val="11"/>
               <w:keepNext w:val="0"/>
               <w:keepLines w:val="0"/>
               <w:widowControl/>
@@ -10832,7 +9684,7 @@
           </w:tcPr>
           <w:p>
             <w:pPr>
-              <w:pStyle w:val="10"/>
+              <w:pStyle w:val="11"/>
               <w:keepNext w:val="0"/>
               <w:keepLines w:val="0"/>
               <w:widowControl/>
@@ -10867,7 +9719,7 @@
           </w:tcPr>
           <w:p>
             <w:pPr>
-              <w:pStyle w:val="10"/>
+              <w:pStyle w:val="11"/>
               <w:keepNext w:val="0"/>
               <w:keepLines w:val="0"/>
               <w:widowControl/>
@@ -10902,7 +9754,7 @@
           </w:tcPr>
           <w:p>
             <w:pPr>
-              <w:pStyle w:val="10"/>
+              <w:pStyle w:val="11"/>
               <w:keepNext w:val="0"/>
               <w:keepLines w:val="0"/>
               <w:widowControl/>
@@ -10937,7 +9789,7 @@
           </w:tcPr>
           <w:p>
             <w:pPr>
-              <w:pStyle w:val="10"/>
+              <w:pStyle w:val="11"/>
               <w:keepNext w:val="0"/>
               <w:keepLines w:val="0"/>
               <w:widowControl/>
@@ -10972,7 +9824,7 @@
           </w:tcPr>
           <w:p>
             <w:pPr>
-              <w:pStyle w:val="10"/>
+              <w:pStyle w:val="11"/>
               <w:keepNext w:val="0"/>
               <w:keepLines w:val="0"/>
               <w:widowControl/>
@@ -11007,7 +9859,7 @@
           </w:tcPr>
           <w:p>
             <w:pPr>
-              <w:pStyle w:val="10"/>
+              <w:pStyle w:val="11"/>
               <w:keepNext w:val="0"/>
               <w:keepLines w:val="0"/>
               <w:widowControl/>
@@ -11042,7 +9894,7 @@
           </w:tcPr>
           <w:p>
             <w:pPr>
-              <w:pStyle w:val="10"/>
+              <w:pStyle w:val="11"/>
               <w:keepNext w:val="0"/>
               <w:keepLines w:val="0"/>
               <w:widowControl/>
@@ -11077,7 +9929,7 @@
           </w:tcPr>
           <w:p>
             <w:pPr>
-              <w:pStyle w:val="10"/>
+              <w:pStyle w:val="11"/>
               <w:keepNext w:val="0"/>
               <w:keepLines w:val="0"/>
               <w:widowControl/>
@@ -11135,7 +9987,7 @@
           </w:tcPr>
           <w:p>
             <w:pPr>
-              <w:pStyle w:val="10"/>
+              <w:pStyle w:val="11"/>
               <w:keepNext w:val="0"/>
               <w:keepLines w:val="0"/>
               <w:widowControl/>
@@ -11170,7 +10022,7 @@
           </w:tcPr>
           <w:p>
             <w:pPr>
-              <w:pStyle w:val="10"/>
+              <w:pStyle w:val="11"/>
               <w:keepNext w:val="0"/>
               <w:keepLines w:val="0"/>
               <w:widowControl/>
@@ -11205,7 +10057,7 @@
           </w:tcPr>
           <w:p>
             <w:pPr>
-              <w:pStyle w:val="10"/>
+              <w:pStyle w:val="11"/>
               <w:keepNext w:val="0"/>
               <w:keepLines w:val="0"/>
               <w:widowControl/>
@@ -11240,7 +10092,7 @@
           </w:tcPr>
           <w:p>
             <w:pPr>
-              <w:pStyle w:val="10"/>
+              <w:pStyle w:val="11"/>
               <w:keepNext w:val="0"/>
               <w:keepLines w:val="0"/>
               <w:widowControl/>
@@ -11275,7 +10127,7 @@
           </w:tcPr>
           <w:p>
             <w:pPr>
-              <w:pStyle w:val="10"/>
+              <w:pStyle w:val="11"/>
               <w:keepNext w:val="0"/>
               <w:keepLines w:val="0"/>
               <w:widowControl/>
@@ -11310,7 +10162,7 @@
           </w:tcPr>
           <w:p>
             <w:pPr>
-              <w:pStyle w:val="10"/>
+              <w:pStyle w:val="11"/>
               <w:keepNext w:val="0"/>
               <w:keepLines w:val="0"/>
               <w:widowControl/>
@@ -11345,7 +10197,7 @@
           </w:tcPr>
           <w:p>
             <w:pPr>
-              <w:pStyle w:val="10"/>
+              <w:pStyle w:val="11"/>
               <w:keepNext w:val="0"/>
               <w:keepLines w:val="0"/>
               <w:widowControl/>
@@ -11380,7 +10232,7 @@
           </w:tcPr>
           <w:p>
             <w:pPr>
-              <w:pStyle w:val="10"/>
+              <w:pStyle w:val="11"/>
               <w:keepNext w:val="0"/>
               <w:keepLines w:val="0"/>
               <w:widowControl/>
@@ -11415,7 +10267,7 @@
           </w:tcPr>
           <w:p>
             <w:pPr>
-              <w:pStyle w:val="10"/>
+              <w:pStyle w:val="11"/>
               <w:keepNext w:val="0"/>
               <w:keepLines w:val="0"/>
               <w:widowControl/>
@@ -11450,7 +10302,7 @@
           </w:tcPr>
           <w:p>
             <w:pPr>
-              <w:pStyle w:val="10"/>
+              <w:pStyle w:val="11"/>
               <w:keepNext w:val="0"/>
               <w:keepLines w:val="0"/>
               <w:widowControl/>
@@ -11544,7 +10396,7 @@
     </w:p>
     <w:p>
       <w:pPr>
-        <w:pStyle w:val="10"/>
+        <w:pStyle w:val="11"/>
         <w:keepNext w:val="0"/>
         <w:keepLines w:val="0"/>
         <w:widowControl/>
@@ -11599,7 +10451,7 @@
     </w:p>
     <w:p>
       <w:pPr>
-        <w:pStyle w:val="5"/>
+        <w:pStyle w:val="6"/>
         <w:keepNext w:val="0"/>
         <w:keepLines w:val="0"/>
         <w:widowControl/>
@@ -11656,7 +10508,7 @@
     </w:p>
     <w:p>
       <w:pPr>
-        <w:pStyle w:val="10"/>
+        <w:pStyle w:val="11"/>
         <w:keepNext w:val="0"/>
         <w:keepLines w:val="0"/>
         <w:widowControl/>
@@ -11794,7 +10646,7 @@
     </w:p>
     <w:p>
       <w:pPr>
-        <w:pStyle w:val="10"/>
+        <w:pStyle w:val="11"/>
         <w:keepNext w:val="0"/>
         <w:keepLines w:val="0"/>
         <w:widowControl/>
@@ -11815,7 +10667,7 @@
     </w:p>
     <w:p>
       <w:pPr>
-        <w:pStyle w:val="10"/>
+        <w:pStyle w:val="11"/>
         <w:keepNext w:val="0"/>
         <w:keepLines w:val="0"/>
         <w:widowControl/>
@@ -11895,7 +10747,7 @@
     </w:p>
     <w:p>
       <w:pPr>
-        <w:pStyle w:val="5"/>
+        <w:pStyle w:val="6"/>
         <w:keepNext w:val="0"/>
         <w:keepLines w:val="0"/>
         <w:widowControl/>
@@ -11934,29 +10786,6 @@
         </w:rPr>
         <w:t xml:space="preserve"> 评论内容词云图</w:t>
       </w:r>
-    </w:p>
-    <w:p>
-      <w:pPr>
-        <w:pStyle w:val="3"/>
-        <w:keepNext w:val="0"/>
-        <w:keepLines w:val="0"/>
-        <w:widowControl/>
-        <w:numPr>
-          <w:ilvl w:val="0"/>
-          <w:numId w:val="0"/>
-        </w:numPr>
-        <w:suppressLineNumbers w:val="0"/>
-        <w:pBdr>
-          <w:left w:val="none" w:color="auto" w:sz="0" w:space="0"/>
-        </w:pBdr>
-        <w:ind w:leftChars="0"/>
-        <w:jc w:val="left"/>
-      </w:pPr>
-      <w:bookmarkStart w:id="14" w:name="_Toc16742"/>
-      <w:r>
-        <w:t>4.3 深度情感与行为转化：叙事类主题更易激发深度反馈</w:t>
-      </w:r>
-      <w:bookmarkEnd w:id="14"/>
     </w:p>
     <w:p>
       <w:pPr>
@@ -11975,13 +10804,36 @@
         <w:ind w:leftChars="0"/>
         <w:jc w:val="left"/>
       </w:pPr>
-      <w:r>
-        <w:t>4.3.1 深度情感比例：深度叙事解读主题最优</w:t>
-      </w:r>
+      <w:bookmarkStart w:id="14" w:name="_Toc16742"/>
+      <w:r>
+        <w:t>4.3 深度情感与行为转化：叙事类主题更易激发深度反馈</w:t>
+      </w:r>
+      <w:bookmarkEnd w:id="14"/>
     </w:p>
     <w:p>
       <w:pPr>
-        <w:pStyle w:val="10"/>
+        <w:pStyle w:val="5"/>
+        <w:keepNext w:val="0"/>
+        <w:keepLines w:val="0"/>
+        <w:widowControl/>
+        <w:numPr>
+          <w:ilvl w:val="0"/>
+          <w:numId w:val="0"/>
+        </w:numPr>
+        <w:suppressLineNumbers w:val="0"/>
+        <w:pBdr>
+          <w:left w:val="none" w:color="auto" w:sz="0" w:space="0"/>
+        </w:pBdr>
+        <w:ind w:leftChars="0"/>
+        <w:jc w:val="left"/>
+      </w:pPr>
+      <w:r>
+        <w:t>4.3.1 深度情感比例：深度叙事解读主题最优</w:t>
+      </w:r>
+    </w:p>
+    <w:p>
+      <w:pPr>
+        <w:pStyle w:val="11"/>
         <w:keepNext w:val="0"/>
         <w:keepLines w:val="0"/>
         <w:widowControl/>
@@ -12006,7 +10858,7 @@
     </w:p>
     <w:p>
       <w:pPr>
-        <w:pStyle w:val="10"/>
+        <w:pStyle w:val="11"/>
         <w:keepNext w:val="0"/>
         <w:keepLines w:val="0"/>
         <w:widowControl/>
@@ -12146,7 +10998,7 @@
     </w:p>
     <w:p>
       <w:pPr>
-        <w:pStyle w:val="4"/>
+        <w:pStyle w:val="5"/>
         <w:keepNext w:val="0"/>
         <w:keepLines w:val="0"/>
         <w:widowControl/>
@@ -12167,7 +11019,7 @@
     </w:p>
     <w:p>
       <w:pPr>
-        <w:pStyle w:val="10"/>
+        <w:pStyle w:val="11"/>
         <w:keepNext w:val="0"/>
         <w:keepLines w:val="0"/>
         <w:widowControl/>
@@ -12188,7 +11040,7 @@
     </w:p>
     <w:p>
       <w:pPr>
-        <w:pStyle w:val="10"/>
+        <w:pStyle w:val="11"/>
         <w:keepNext w:val="0"/>
         <w:keepLines w:val="0"/>
         <w:widowControl/>
@@ -12209,7 +11061,7 @@
     </w:p>
     <w:p>
       <w:pPr>
-        <w:pStyle w:val="10"/>
+        <w:pStyle w:val="11"/>
         <w:keepNext w:val="0"/>
         <w:keepLines w:val="0"/>
         <w:widowControl/>
@@ -12264,7 +11116,7 @@
     </w:p>
     <w:p>
       <w:pPr>
-        <w:pStyle w:val="5"/>
+        <w:pStyle w:val="6"/>
         <w:keepNext w:val="0"/>
         <w:keepLines w:val="0"/>
         <w:widowControl/>
@@ -12321,7 +11173,7 @@
     </w:p>
     <w:p>
       <w:pPr>
-        <w:pStyle w:val="3"/>
+        <w:pStyle w:val="4"/>
         <w:keepNext w:val="0"/>
         <w:keepLines w:val="0"/>
         <w:widowControl/>
@@ -12344,7 +11196,7 @@
     </w:p>
     <w:p>
       <w:pPr>
-        <w:pStyle w:val="10"/>
+        <w:pStyle w:val="11"/>
         <w:keepNext w:val="0"/>
         <w:keepLines w:val="0"/>
         <w:widowControl/>
@@ -12365,7 +11217,7 @@
     </w:p>
     <w:p>
       <w:pPr>
-        <w:pStyle w:val="10"/>
+        <w:pStyle w:val="11"/>
         <w:keepNext w:val="0"/>
         <w:keepLines w:val="0"/>
         <w:widowControl/>
@@ -12383,7 +11235,7 @@
     </w:p>
     <w:tbl>
       <w:tblPr>
-        <w:tblStyle w:val="11"/>
+        <w:tblStyle w:val="12"/>
         <w:tblW w:w="8465" w:type="dxa"/>
         <w:jc w:val="center"/>
         <w:tblBorders>
@@ -12421,6 +11273,7 @@
             <w:insideH w:val="outset" w:color="auto" w:sz="6" w:space="0"/>
             <w:insideV w:val="outset" w:color="auto" w:sz="6" w:space="0"/>
           </w:tblBorders>
+          <w:shd w:val="clear" w:color="auto" w:fill="auto"/>
           <w:tblCellMar>
             <w:top w:w="15" w:type="dxa"/>
             <w:left w:w="15" w:type="dxa"/>
@@ -12447,7 +11300,7 @@
           </w:tcPr>
           <w:p>
             <w:pPr>
-              <w:pStyle w:val="10"/>
+              <w:pStyle w:val="11"/>
               <w:keepNext w:val="0"/>
               <w:keepLines w:val="0"/>
               <w:widowControl/>
@@ -12463,7 +11316,7 @@
             </w:pPr>
             <w:r>
               <w:rPr>
-                <w:rStyle w:val="14"/>
+                <w:rStyle w:val="15"/>
                 <w:rFonts w:hint="eastAsia" w:asciiTheme="minorEastAsia" w:hAnsiTheme="minorEastAsia" w:eastAsiaTheme="minorEastAsia" w:cstheme="minorEastAsia"/>
                 <w:b/>
                 <w:bCs/>
@@ -12486,7 +11339,7 @@
           </w:tcPr>
           <w:p>
             <w:pPr>
-              <w:pStyle w:val="10"/>
+              <w:pStyle w:val="11"/>
               <w:keepNext w:val="0"/>
               <w:keepLines w:val="0"/>
               <w:widowControl/>
@@ -12502,7 +11355,7 @@
             </w:pPr>
             <w:r>
               <w:rPr>
-                <w:rStyle w:val="14"/>
+                <w:rStyle w:val="15"/>
                 <w:rFonts w:hint="eastAsia" w:asciiTheme="minorEastAsia" w:hAnsiTheme="minorEastAsia" w:eastAsiaTheme="minorEastAsia" w:cstheme="minorEastAsia"/>
                 <w:b/>
                 <w:bCs/>
@@ -12525,7 +11378,7 @@
           </w:tcPr>
           <w:p>
             <w:pPr>
-              <w:pStyle w:val="10"/>
+              <w:pStyle w:val="11"/>
               <w:keepNext w:val="0"/>
               <w:keepLines w:val="0"/>
               <w:widowControl/>
@@ -12541,7 +11394,7 @@
             </w:pPr>
             <w:r>
               <w:rPr>
-                <w:rStyle w:val="14"/>
+                <w:rStyle w:val="15"/>
                 <w:rFonts w:hint="eastAsia" w:asciiTheme="minorEastAsia" w:hAnsiTheme="minorEastAsia" w:eastAsiaTheme="minorEastAsia" w:cstheme="minorEastAsia"/>
                 <w:b/>
                 <w:bCs/>
@@ -12564,7 +11417,7 @@
           </w:tcPr>
           <w:p>
             <w:pPr>
-              <w:pStyle w:val="10"/>
+              <w:pStyle w:val="11"/>
               <w:keepNext w:val="0"/>
               <w:keepLines w:val="0"/>
               <w:widowControl/>
@@ -12581,7 +11434,7 @@
             </w:pPr>
             <w:r>
               <w:rPr>
-                <w:rStyle w:val="14"/>
+                <w:rStyle w:val="15"/>
                 <w:rFonts w:hint="eastAsia" w:asciiTheme="minorEastAsia" w:hAnsiTheme="minorEastAsia" w:eastAsiaTheme="minorEastAsia" w:cstheme="minorEastAsia"/>
                 <w:b/>
                 <w:bCs/>
@@ -12612,7 +11465,7 @@
           </w:tcPr>
           <w:p>
             <w:pPr>
-              <w:pStyle w:val="10"/>
+              <w:pStyle w:val="11"/>
               <w:keepNext w:val="0"/>
               <w:keepLines w:val="0"/>
               <w:widowControl/>
@@ -12629,7 +11482,7 @@
             </w:pPr>
             <w:r>
               <w:rPr>
-                <w:rStyle w:val="14"/>
+                <w:rStyle w:val="15"/>
                 <w:rFonts w:hint="eastAsia" w:asciiTheme="minorEastAsia" w:hAnsiTheme="minorEastAsia" w:eastAsiaTheme="minorEastAsia" w:cstheme="minorEastAsia"/>
                 <w:b/>
                 <w:bCs/>
@@ -12660,7 +11513,7 @@
           </w:tcPr>
           <w:p>
             <w:pPr>
-              <w:pStyle w:val="10"/>
+              <w:pStyle w:val="11"/>
               <w:keepNext w:val="0"/>
               <w:keepLines w:val="0"/>
               <w:widowControl/>
@@ -12677,7 +11530,7 @@
             </w:pPr>
             <w:r>
               <w:rPr>
-                <w:rStyle w:val="14"/>
+                <w:rStyle w:val="15"/>
                 <w:rFonts w:hint="eastAsia" w:asciiTheme="minorEastAsia" w:hAnsiTheme="minorEastAsia" w:eastAsiaTheme="minorEastAsia" w:cstheme="minorEastAsia"/>
                 <w:b/>
                 <w:bCs/>
@@ -12731,7 +11584,7 @@
           </w:tcPr>
           <w:p>
             <w:pPr>
-              <w:pStyle w:val="10"/>
+              <w:pStyle w:val="11"/>
               <w:keepNext w:val="0"/>
               <w:keepLines w:val="0"/>
               <w:widowControl/>
@@ -12766,7 +11619,7 @@
           </w:tcPr>
           <w:p>
             <w:pPr>
-              <w:pStyle w:val="10"/>
+              <w:pStyle w:val="11"/>
               <w:keepNext w:val="0"/>
               <w:keepLines w:val="0"/>
               <w:widowControl/>
@@ -12801,7 +11654,7 @@
           </w:tcPr>
           <w:p>
             <w:pPr>
-              <w:pStyle w:val="10"/>
+              <w:pStyle w:val="11"/>
               <w:keepNext w:val="0"/>
               <w:keepLines w:val="0"/>
               <w:widowControl/>
@@ -12836,7 +11689,7 @@
           </w:tcPr>
           <w:p>
             <w:pPr>
-              <w:pStyle w:val="10"/>
+              <w:pStyle w:val="11"/>
               <w:keepNext w:val="0"/>
               <w:keepLines w:val="0"/>
               <w:widowControl/>
@@ -12871,7 +11724,7 @@
           </w:tcPr>
           <w:p>
             <w:pPr>
-              <w:pStyle w:val="10"/>
+              <w:pStyle w:val="11"/>
               <w:keepNext w:val="0"/>
               <w:keepLines w:val="0"/>
               <w:widowControl/>
@@ -12906,7 +11759,7 @@
           </w:tcPr>
           <w:p>
             <w:pPr>
-              <w:pStyle w:val="10"/>
+              <w:pStyle w:val="11"/>
               <w:keepNext w:val="0"/>
               <w:keepLines w:val="0"/>
               <w:widowControl/>
@@ -12964,7 +11817,7 @@
           </w:tcPr>
           <w:p>
             <w:pPr>
-              <w:pStyle w:val="10"/>
+              <w:pStyle w:val="11"/>
               <w:keepNext w:val="0"/>
               <w:keepLines w:val="0"/>
               <w:widowControl/>
@@ -12999,7 +11852,7 @@
           </w:tcPr>
           <w:p>
             <w:pPr>
-              <w:pStyle w:val="10"/>
+              <w:pStyle w:val="11"/>
               <w:keepNext w:val="0"/>
               <w:keepLines w:val="0"/>
               <w:widowControl/>
@@ -13034,7 +11887,7 @@
           </w:tcPr>
           <w:p>
             <w:pPr>
-              <w:pStyle w:val="10"/>
+              <w:pStyle w:val="11"/>
               <w:keepNext w:val="0"/>
               <w:keepLines w:val="0"/>
               <w:widowControl/>
@@ -13069,7 +11922,7 @@
           </w:tcPr>
           <w:p>
             <w:pPr>
-              <w:pStyle w:val="10"/>
+              <w:pStyle w:val="11"/>
               <w:keepNext w:val="0"/>
               <w:keepLines w:val="0"/>
               <w:widowControl/>
@@ -13104,7 +11957,7 @@
           </w:tcPr>
           <w:p>
             <w:pPr>
-              <w:pStyle w:val="10"/>
+              <w:pStyle w:val="11"/>
               <w:keepNext w:val="0"/>
               <w:keepLines w:val="0"/>
               <w:widowControl/>
@@ -13139,7 +11992,7 @@
           </w:tcPr>
           <w:p>
             <w:pPr>
-              <w:pStyle w:val="10"/>
+              <w:pStyle w:val="11"/>
               <w:keepNext w:val="0"/>
               <w:keepLines w:val="0"/>
               <w:widowControl/>
@@ -13197,7 +12050,7 @@
           </w:tcPr>
           <w:p>
             <w:pPr>
-              <w:pStyle w:val="10"/>
+              <w:pStyle w:val="11"/>
               <w:keepNext w:val="0"/>
               <w:keepLines w:val="0"/>
               <w:widowControl/>
@@ -13232,7 +12085,7 @@
           </w:tcPr>
           <w:p>
             <w:pPr>
-              <w:pStyle w:val="10"/>
+              <w:pStyle w:val="11"/>
               <w:keepNext w:val="0"/>
               <w:keepLines w:val="0"/>
               <w:widowControl/>
@@ -13267,7 +12120,7 @@
           </w:tcPr>
           <w:p>
             <w:pPr>
-              <w:pStyle w:val="10"/>
+              <w:pStyle w:val="11"/>
               <w:keepNext w:val="0"/>
               <w:keepLines w:val="0"/>
               <w:widowControl/>
@@ -13302,7 +12155,7 @@
           </w:tcPr>
           <w:p>
             <w:pPr>
-              <w:pStyle w:val="10"/>
+              <w:pStyle w:val="11"/>
               <w:keepNext w:val="0"/>
               <w:keepLines w:val="0"/>
               <w:widowControl/>
@@ -13337,7 +12190,7 @@
           </w:tcPr>
           <w:p>
             <w:pPr>
-              <w:pStyle w:val="10"/>
+              <w:pStyle w:val="11"/>
               <w:keepNext w:val="0"/>
               <w:keepLines w:val="0"/>
               <w:widowControl/>
@@ -13372,7 +12225,7 @@
           </w:tcPr>
           <w:p>
             <w:pPr>
-              <w:pStyle w:val="10"/>
+              <w:pStyle w:val="11"/>
               <w:keepNext w:val="0"/>
               <w:keepLines w:val="0"/>
               <w:widowControl/>
@@ -13397,7 +12250,7 @@
     </w:tbl>
     <w:p>
       <w:pPr>
-        <w:pStyle w:val="5"/>
+        <w:pStyle w:val="6"/>
         <w:jc w:val="center"/>
         <w:rPr>
           <w:rFonts w:hint="eastAsia" w:asciiTheme="minorEastAsia" w:hAnsiTheme="minorEastAsia" w:eastAsiaTheme="minorEastAsia" w:cstheme="minorEastAsia"/>
@@ -13455,7 +12308,7 @@
     </w:p>
     <w:p>
       <w:pPr>
-        <w:pStyle w:val="10"/>
+        <w:pStyle w:val="11"/>
         <w:keepNext w:val="0"/>
         <w:keepLines w:val="0"/>
         <w:widowControl/>
@@ -13512,7 +12365,7 @@
     </w:p>
     <w:p>
       <w:pPr>
-        <w:pStyle w:val="5"/>
+        <w:pStyle w:val="6"/>
         <w:keepNext w:val="0"/>
         <w:keepLines w:val="0"/>
         <w:widowControl/>
@@ -13551,7 +12404,7 @@
     </w:p>
     <w:p>
       <w:pPr>
-        <w:pStyle w:val="2"/>
+        <w:pStyle w:val="3"/>
         <w:keepNext w:val="0"/>
         <w:keepLines w:val="0"/>
         <w:widowControl/>
@@ -13571,6 +12424,589 @@
         <w:t>讨论：传播效果差异的原因与优化路径</w:t>
       </w:r>
       <w:bookmarkEnd w:id="16"/>
+    </w:p>
+    <w:p>
+      <w:pPr>
+        <w:pStyle w:val="4"/>
+        <w:keepNext w:val="0"/>
+        <w:keepLines w:val="0"/>
+        <w:widowControl/>
+        <w:numPr>
+          <w:ilvl w:val="0"/>
+          <w:numId w:val="0"/>
+        </w:numPr>
+        <w:suppressLineNumbers w:val="0"/>
+        <w:pBdr>
+          <w:left w:val="none" w:color="auto" w:sz="0" w:space="0"/>
+        </w:pBdr>
+        <w:ind w:leftChars="0"/>
+        <w:jc w:val="left"/>
+      </w:pPr>
+      <w:bookmarkStart w:id="17" w:name="_Toc4258"/>
+      <w:r>
+        <w:t>5.1 传播效果差异的核心原因</w:t>
+      </w:r>
+      <w:bookmarkEnd w:id="17"/>
+    </w:p>
+    <w:p>
+      <w:pPr>
+        <w:pStyle w:val="11"/>
+        <w:keepNext w:val="0"/>
+        <w:keepLines w:val="0"/>
+        <w:widowControl/>
+        <w:suppressLineNumbers w:val="0"/>
+        <w:spacing w:before="0" w:beforeAutospacing="1" w:after="0" w:afterAutospacing="1"/>
+        <w:ind w:left="0" w:right="0"/>
+        <w:jc w:val="left"/>
+        <w:rPr>
+          <w:rFonts w:hint="eastAsia"/>
+        </w:rPr>
+      </w:pPr>
+      <w:r>
+        <w:rPr>
+          <w:rFonts w:hint="eastAsia"/>
+        </w:rPr>
+        <w:t>结合上述发现，6类主题的传播效果差异可从“内容属性”“用户需求”“体验链路”三个角度解释：</w:t>
+      </w:r>
+    </w:p>
+    <w:p>
+      <w:pPr>
+        <w:pStyle w:val="11"/>
+        <w:keepNext w:val="0"/>
+        <w:keepLines w:val="0"/>
+        <w:widowControl/>
+        <w:numPr>
+          <w:ilvl w:val="0"/>
+          <w:numId w:val="7"/>
+        </w:numPr>
+        <w:suppressLineNumbers w:val="0"/>
+        <w:spacing w:before="0" w:beforeAutospacing="1" w:after="0" w:afterAutospacing="1"/>
+        <w:ind w:left="425" w:leftChars="0" w:right="0" w:hanging="425" w:firstLineChars="0"/>
+        <w:jc w:val="left"/>
+        <w:rPr>
+          <w:rFonts w:hint="eastAsia"/>
+        </w:rPr>
+      </w:pPr>
+      <w:r>
+        <w:rPr>
+          <w:rFonts w:hint="eastAsia"/>
+        </w:rPr>
+        <w:t>内容属性：“文旅融合体验”的高情感反馈，源于“线上游戏场景+线下文化地标”的“双重熟悉感”——用户既对游戏场景有认知，又对敦煌、凉州等地标有文化认同，这种“双向关联”放大了情感共鸣；而“技术创新展示”的低反馈，则因“技术解读过于专业”，用户难以将“动作捕捉技术”与“文化价值”直接关联，导致情感代入困难。</w:t>
+      </w:r>
+    </w:p>
+    <w:p>
+      <w:pPr>
+        <w:pStyle w:val="11"/>
+        <w:keepNext w:val="0"/>
+        <w:keepLines w:val="0"/>
+        <w:widowControl/>
+        <w:numPr>
+          <w:ilvl w:val="0"/>
+          <w:numId w:val="7"/>
+        </w:numPr>
+        <w:suppressLineNumbers w:val="0"/>
+        <w:spacing w:before="0" w:beforeAutospacing="1" w:after="0" w:afterAutospacing="1"/>
+        <w:ind w:left="425" w:leftChars="0" w:right="0" w:hanging="425" w:firstLineChars="0"/>
+        <w:jc w:val="left"/>
+        <w:rPr>
+          <w:rFonts w:hint="eastAsia"/>
+        </w:rPr>
+      </w:pPr>
+      <w:r>
+        <w:rPr>
+          <w:rFonts w:hint="eastAsia"/>
+        </w:rPr>
+        <w:t>用户需求：“深度叙事解读”与“核心文化传承”的高关注度，反映用户对“文化叙事”的需求远高于“技术”或“社会议题”——游戏用户更希望通过“故事”而非“理论”接触文化，这与“Z世代”“情感驱动型”的信息接收习惯一致。</w:t>
+      </w:r>
+    </w:p>
+    <w:p>
+      <w:pPr>
+        <w:pStyle w:val="11"/>
+        <w:keepNext w:val="0"/>
+        <w:keepLines w:val="0"/>
+        <w:widowControl/>
+        <w:numPr>
+          <w:ilvl w:val="0"/>
+          <w:numId w:val="7"/>
+        </w:numPr>
+        <w:suppressLineNumbers w:val="0"/>
+        <w:spacing w:before="0" w:beforeAutospacing="1" w:after="0" w:afterAutospacing="1"/>
+        <w:ind w:left="425" w:leftChars="0" w:right="0" w:hanging="425" w:firstLineChars="0"/>
+        <w:jc w:val="left"/>
+      </w:pPr>
+      <w:r>
+        <w:rPr>
+          <w:rFonts w:hint="eastAsia"/>
+        </w:rPr>
+        <w:t>体验链路：“核心文化传承”的高行为转化，源于“文化呈现-情感共鸣-行动意愿”的完整链路——例如，用户看到游戏中还原的敦煌壁画（文化呈现），产生“想了解真实壁画”的兴趣（情感共鸣），进而产生“去敦煌旅游”的意愿（行为转化）；而“社会议题探讨”因“文化关联弱”，难以形成完整链路，转化效果自然较差。</w:t>
+      </w:r>
+    </w:p>
+    <w:p>
+      <w:pPr>
+        <w:pStyle w:val="4"/>
+        <w:keepNext w:val="0"/>
+        <w:keepLines w:val="0"/>
+        <w:widowControl/>
+        <w:numPr>
+          <w:ilvl w:val="0"/>
+          <w:numId w:val="0"/>
+        </w:numPr>
+        <w:suppressLineNumbers w:val="0"/>
+        <w:pBdr>
+          <w:left w:val="none" w:color="auto" w:sz="0" w:space="0"/>
+        </w:pBdr>
+        <w:ind w:leftChars="0"/>
+        <w:jc w:val="left"/>
+      </w:pPr>
+      <w:bookmarkStart w:id="18" w:name="_Toc848"/>
+      <w:r>
+        <w:t>5.2 游戏文化传播的优化路径</w:t>
+      </w:r>
+      <w:bookmarkEnd w:id="18"/>
+    </w:p>
+    <w:p>
+      <w:pPr>
+        <w:pStyle w:val="11"/>
+        <w:keepNext w:val="0"/>
+        <w:keepLines w:val="0"/>
+        <w:widowControl/>
+        <w:suppressLineNumbers w:val="0"/>
+        <w:spacing w:before="0" w:beforeAutospacing="1" w:after="0" w:afterAutospacing="1"/>
+        <w:ind w:left="0" w:right="0"/>
+        <w:jc w:val="left"/>
+        <w:rPr>
+          <w:rFonts w:hint="eastAsia"/>
+        </w:rPr>
+      </w:pPr>
+      <w:r>
+        <w:rPr>
+          <w:rFonts w:hint="eastAsia"/>
+        </w:rPr>
+        <w:t>基于研究发现与原因分析，本研究从“主题选择”“内容设计”“样本平衡”三个方面提出优化路径：</w:t>
+      </w:r>
+    </w:p>
+    <w:p>
+      <w:pPr>
+        <w:pStyle w:val="11"/>
+        <w:keepNext w:val="0"/>
+        <w:keepLines w:val="0"/>
+        <w:widowControl/>
+        <w:numPr>
+          <w:ilvl w:val="1"/>
+          <w:numId w:val="8"/>
+        </w:numPr>
+        <w:suppressLineNumbers w:val="0"/>
+        <w:spacing w:before="0" w:beforeAutospacing="1" w:after="0" w:afterAutospacing="1"/>
+        <w:ind w:left="0" w:leftChars="0" w:right="0" w:firstLine="400" w:firstLineChars="0"/>
+        <w:jc w:val="left"/>
+        <w:rPr>
+          <w:rFonts w:hint="eastAsia"/>
+        </w:rPr>
+      </w:pPr>
+      <w:r>
+        <w:rPr>
+          <w:rFonts w:hint="eastAsia"/>
+        </w:rPr>
+        <w:t>主题选择：聚焦“高效果+高潜力”主题，双轨并行</w:t>
+      </w:r>
+    </w:p>
+    <w:p>
+      <w:pPr>
+        <w:pStyle w:val="11"/>
+        <w:keepNext w:val="0"/>
+        <w:keepLines w:val="0"/>
+        <w:widowControl/>
+        <w:numPr>
+          <w:ilvl w:val="2"/>
+          <w:numId w:val="8"/>
+        </w:numPr>
+        <w:suppressLineNumbers w:val="0"/>
+        <w:spacing w:before="0" w:beforeAutospacing="1" w:after="0" w:afterAutospacing="1"/>
+        <w:ind w:left="0" w:leftChars="0" w:right="0" w:firstLine="402" w:firstLineChars="0"/>
+        <w:jc w:val="left"/>
+        <w:rPr>
+          <w:rFonts w:hint="eastAsia"/>
+        </w:rPr>
+      </w:pPr>
+      <w:r>
+        <w:rPr>
+          <w:rFonts w:hint="eastAsia"/>
+        </w:rPr>
+        <w:t>强化“核心文化传承”与“深度叙事解读”的优势：前者以“文化符号直接呈现”推动行为转化，后者以“剧情叙事”激发深度情感，可作为传播的“核心主题”；</w:t>
+      </w:r>
+    </w:p>
+    <w:p>
+      <w:pPr>
+        <w:pStyle w:val="11"/>
+        <w:keepNext w:val="0"/>
+        <w:keepLines w:val="0"/>
+        <w:widowControl/>
+        <w:numPr>
+          <w:ilvl w:val="2"/>
+          <w:numId w:val="8"/>
+        </w:numPr>
+        <w:suppressLineNumbers w:val="0"/>
+        <w:spacing w:before="0" w:beforeAutospacing="1" w:after="0" w:afterAutospacing="1"/>
+        <w:ind w:left="0" w:leftChars="0" w:right="0" w:firstLine="402" w:firstLineChars="0"/>
+        <w:jc w:val="left"/>
+        <w:rPr>
+          <w:rFonts w:hint="eastAsia"/>
+        </w:rPr>
+      </w:pPr>
+      <w:r>
+        <w:rPr>
+          <w:rFonts w:hint="eastAsia"/>
+        </w:rPr>
+        <w:t>挖掘“文旅融合体验”的潜力：尽管当前样本量小，但37.9%的加权正面率证明其“单位效果”最优，可通过“增加文旅联动视频数量”“联动热门旅游博主”扩大样本规模，提升整体传播效果。</w:t>
+      </w:r>
+    </w:p>
+    <w:p>
+      <w:pPr>
+        <w:pStyle w:val="11"/>
+        <w:keepNext w:val="0"/>
+        <w:keepLines w:val="0"/>
+        <w:widowControl/>
+        <w:numPr>
+          <w:ilvl w:val="1"/>
+          <w:numId w:val="8"/>
+        </w:numPr>
+        <w:suppressLineNumbers w:val="0"/>
+        <w:spacing w:before="0" w:beforeAutospacing="1" w:after="0" w:afterAutospacing="1"/>
+        <w:ind w:left="0" w:leftChars="0" w:right="0" w:firstLine="400" w:firstLineChars="0"/>
+        <w:jc w:val="left"/>
+        <w:rPr>
+          <w:rFonts w:hint="eastAsia"/>
+        </w:rPr>
+      </w:pPr>
+      <w:r>
+        <w:rPr>
+          <w:rFonts w:hint="eastAsia"/>
+        </w:rPr>
+        <w:t>内容设计：补全“情感-行为”转化链路，解决两大痛点</w:t>
+      </w:r>
+    </w:p>
+    <w:p>
+      <w:pPr>
+        <w:pStyle w:val="11"/>
+        <w:keepNext w:val="0"/>
+        <w:keepLines w:val="0"/>
+        <w:widowControl/>
+        <w:numPr>
+          <w:ilvl w:val="2"/>
+          <w:numId w:val="8"/>
+        </w:numPr>
+        <w:suppressLineNumbers w:val="0"/>
+        <w:spacing w:before="0" w:beforeAutospacing="1" w:after="0" w:afterAutospacing="1"/>
+        <w:ind w:left="0" w:leftChars="0" w:right="0" w:firstLine="402" w:firstLineChars="0"/>
+        <w:jc w:val="left"/>
+        <w:rPr>
+          <w:rFonts w:hint="eastAsia"/>
+        </w:rPr>
+      </w:pPr>
+      <w:r>
+        <w:rPr>
+          <w:rFonts w:hint="eastAsia"/>
+        </w:rPr>
+        <w:t>提升深度情感比例：在“核心文化传承”内容中加入“文化背后的故事”（如敦煌壁画的创作背景），让用户从“看到符号”升级为“理解精神”，激发文化自豪感；</w:t>
+      </w:r>
+    </w:p>
+    <w:p>
+      <w:pPr>
+        <w:pStyle w:val="11"/>
+        <w:keepNext w:val="0"/>
+        <w:keepLines w:val="0"/>
+        <w:widowControl/>
+        <w:numPr>
+          <w:ilvl w:val="2"/>
+          <w:numId w:val="8"/>
+        </w:numPr>
+        <w:suppressLineNumbers w:val="0"/>
+        <w:spacing w:before="0" w:beforeAutospacing="1" w:after="0" w:afterAutospacing="1"/>
+        <w:ind w:left="0" w:leftChars="0" w:right="0" w:firstLine="402" w:firstLineChars="0"/>
+        <w:jc w:val="left"/>
+        <w:rPr>
+          <w:rFonts w:hint="eastAsia"/>
+        </w:rPr>
+      </w:pPr>
+      <w:r>
+        <w:rPr>
+          <w:rFonts w:hint="eastAsia"/>
+        </w:rPr>
+        <w:t>激励二次创作：在“深度叙事解读”视频中加入“创作素材包”（如游戏场景截图、原声音乐），降低创作门槛，同时发起“#燕云文化创作大赛”，通过奖励机制提升二次创作意愿。</w:t>
+      </w:r>
+    </w:p>
+    <w:p>
+      <w:pPr>
+        <w:pStyle w:val="11"/>
+        <w:keepNext w:val="0"/>
+        <w:keepLines w:val="0"/>
+        <w:widowControl/>
+        <w:numPr>
+          <w:ilvl w:val="1"/>
+          <w:numId w:val="8"/>
+        </w:numPr>
+        <w:suppressLineNumbers w:val="0"/>
+        <w:spacing w:before="0" w:beforeAutospacing="1" w:after="0" w:afterAutospacing="1"/>
+        <w:ind w:left="0" w:leftChars="0" w:right="0" w:firstLine="400" w:firstLineChars="0"/>
+        <w:jc w:val="left"/>
+        <w:rPr>
+          <w:rFonts w:hint="eastAsia"/>
+        </w:rPr>
+      </w:pPr>
+      <w:r>
+        <w:rPr>
+          <w:rFonts w:hint="eastAsia"/>
+        </w:rPr>
+        <w:t>样本平衡：优化“低关注主题”的内容呈现</w:t>
+      </w:r>
+    </w:p>
+    <w:p>
+      <w:pPr>
+        <w:pStyle w:val="11"/>
+        <w:keepNext w:val="0"/>
+        <w:keepLines w:val="0"/>
+        <w:widowControl/>
+        <w:numPr>
+          <w:ilvl w:val="2"/>
+          <w:numId w:val="8"/>
+        </w:numPr>
+        <w:suppressLineNumbers w:val="0"/>
+        <w:spacing w:before="0" w:beforeAutospacing="1" w:after="0" w:afterAutospacing="1"/>
+        <w:ind w:left="0" w:leftChars="0" w:right="0" w:firstLine="402" w:firstLineChars="0"/>
+        <w:jc w:val="left"/>
+        <w:rPr>
+          <w:rFonts w:hint="eastAsia"/>
+        </w:rPr>
+      </w:pPr>
+      <w:r>
+        <w:rPr>
+          <w:rFonts w:hint="eastAsia"/>
+        </w:rPr>
+        <w:t>对“技术创新展示”：将“技术解读”转化为“技术+文化”的叙事（如“动作捕捉如何还原唐代乐舞的姿态”），让用户理解技术的“文化价值”而非单纯的“技术参数”；</w:t>
+      </w:r>
+    </w:p>
+    <w:p>
+      <w:pPr>
+        <w:pStyle w:val="11"/>
+        <w:keepNext w:val="0"/>
+        <w:keepLines w:val="0"/>
+        <w:widowControl/>
+        <w:numPr>
+          <w:ilvl w:val="2"/>
+          <w:numId w:val="8"/>
+        </w:numPr>
+        <w:suppressLineNumbers w:val="0"/>
+        <w:spacing w:before="0" w:beforeAutospacing="1" w:after="0" w:afterAutospacing="1"/>
+        <w:ind w:left="0" w:leftChars="0" w:right="0" w:firstLine="402" w:firstLineChars="0"/>
+        <w:jc w:val="left"/>
+      </w:pPr>
+      <w:r>
+        <w:rPr>
+          <w:rFonts w:hint="eastAsia"/>
+        </w:rPr>
+        <w:t>对“社会议题探讨”：结合游戏内容设计议题（如“游戏如何助力非遗传承”），强化“文化关联”，避免议题与文化传播脱节。</w:t>
+      </w:r>
+    </w:p>
+    <w:p>
+      <w:pPr>
+        <w:pStyle w:val="3"/>
+        <w:keepNext w:val="0"/>
+        <w:keepLines w:val="0"/>
+        <w:widowControl/>
+        <w:numPr>
+          <w:ilvl w:val="0"/>
+          <w:numId w:val="1"/>
+        </w:numPr>
+        <w:suppressLineNumbers w:val="0"/>
+        <w:pBdr>
+          <w:left w:val="none" w:color="auto" w:sz="0" w:space="0"/>
+        </w:pBdr>
+        <w:ind w:left="0" w:leftChars="0" w:firstLine="0" w:firstLineChars="0"/>
+        <w:jc w:val="left"/>
+      </w:pPr>
+      <w:bookmarkStart w:id="19" w:name="_Toc7015"/>
+      <w:r>
+        <w:t>结论与局限</w:t>
+      </w:r>
+      <w:bookmarkEnd w:id="19"/>
+    </w:p>
+    <w:p>
+      <w:pPr>
+        <w:pStyle w:val="4"/>
+        <w:keepNext w:val="0"/>
+        <w:keepLines w:val="0"/>
+        <w:widowControl/>
+        <w:numPr>
+          <w:ilvl w:val="0"/>
+          <w:numId w:val="0"/>
+        </w:numPr>
+        <w:suppressLineNumbers w:val="0"/>
+        <w:pBdr>
+          <w:left w:val="none" w:color="auto" w:sz="0" w:space="0"/>
+        </w:pBdr>
+        <w:ind w:leftChars="0"/>
+        <w:jc w:val="left"/>
+      </w:pPr>
+      <w:bookmarkStart w:id="20" w:name="_Toc5422"/>
+      <w:r>
+        <w:t>6.1 研究结论</w:t>
+      </w:r>
+      <w:bookmarkEnd w:id="20"/>
+    </w:p>
+    <w:p>
+      <w:pPr>
+        <w:pStyle w:val="11"/>
+        <w:keepNext w:val="0"/>
+        <w:keepLines w:val="0"/>
+        <w:widowControl/>
+        <w:suppressLineNumbers w:val="0"/>
+        <w:spacing w:before="0" w:beforeAutospacing="1" w:after="0" w:afterAutospacing="1"/>
+        <w:ind w:left="0" w:right="0"/>
+        <w:jc w:val="left"/>
+        <w:rPr>
+          <w:rFonts w:hint="eastAsia"/>
+        </w:rPr>
+      </w:pPr>
+      <w:r>
+        <w:rPr>
+          <w:rFonts w:hint="eastAsia"/>
+        </w:rPr>
+        <w:t>本研究以《燕云十六声》B站评论为数据基础，通过6类传播主题的效果对比，得出以下核心结论：</w:t>
+      </w:r>
+    </w:p>
+    <w:p>
+      <w:pPr>
+        <w:pStyle w:val="11"/>
+        <w:keepNext w:val="0"/>
+        <w:keepLines w:val="0"/>
+        <w:widowControl/>
+        <w:numPr>
+          <w:ilvl w:val="0"/>
+          <w:numId w:val="9"/>
+        </w:numPr>
+        <w:suppressLineNumbers w:val="0"/>
+        <w:spacing w:before="0" w:beforeAutospacing="1" w:after="0" w:afterAutospacing="1"/>
+        <w:ind w:left="425" w:leftChars="0" w:right="0" w:hanging="425" w:firstLineChars="0"/>
+        <w:jc w:val="left"/>
+        <w:rPr>
+          <w:rFonts w:hint="eastAsia"/>
+        </w:rPr>
+      </w:pPr>
+      <w:r>
+        <w:rPr>
+          <w:rFonts w:hint="eastAsia"/>
+        </w:rPr>
+        <w:t>传播主题的“效果差异”显著：“文旅融合体验”情感效果最优（加权正面率37.9%），“深度叙事解读”深度情感最强（1.8%），“核心文化传承”行为转化最好（9.8%），不存在“全维度最优”的主题，需根据传播目标选择侧重；</w:t>
+      </w:r>
+    </w:p>
+    <w:p>
+      <w:pPr>
+        <w:pStyle w:val="11"/>
+        <w:keepNext w:val="0"/>
+        <w:keepLines w:val="0"/>
+        <w:widowControl/>
+        <w:numPr>
+          <w:ilvl w:val="0"/>
+          <w:numId w:val="9"/>
+        </w:numPr>
+        <w:suppressLineNumbers w:val="0"/>
+        <w:spacing w:before="0" w:beforeAutospacing="1" w:after="0" w:afterAutospacing="1"/>
+        <w:ind w:left="425" w:leftChars="0" w:right="0" w:hanging="425" w:firstLineChars="0"/>
+        <w:jc w:val="left"/>
+        <w:rPr>
+          <w:rFonts w:hint="eastAsia"/>
+        </w:rPr>
+      </w:pPr>
+      <w:r>
+        <w:rPr>
+          <w:rFonts w:hint="eastAsia"/>
+        </w:rPr>
+        <w:t>传播主题的“关注度分布”不均：“深度叙事解读”与“核心文化传承”的评论数占比超60%，“文旅融合体验”仅0.7%，反映用户对“文化叙事类”内容的偏好远高于“线下联动”“技术解读”类；</w:t>
+      </w:r>
+    </w:p>
+    <w:p>
+      <w:pPr>
+        <w:pStyle w:val="11"/>
+        <w:keepNext w:val="0"/>
+        <w:keepLines w:val="0"/>
+        <w:widowControl/>
+        <w:numPr>
+          <w:ilvl w:val="0"/>
+          <w:numId w:val="9"/>
+        </w:numPr>
+        <w:suppressLineNumbers w:val="0"/>
+        <w:spacing w:before="0" w:beforeAutospacing="1" w:after="0" w:afterAutospacing="1"/>
+        <w:ind w:left="425" w:leftChars="0" w:right="0" w:hanging="425" w:firstLineChars="0"/>
+        <w:jc w:val="left"/>
+      </w:pPr>
+      <w:r>
+        <w:rPr>
+          <w:rFonts w:hint="eastAsia"/>
+        </w:rPr>
+        <w:t>传播效果的“提升空间”集中：所有主题的深度情感比例均低于2%，二次创作意愿低于1%，“情感内化”与“创作激励”是未来优化的核心方向。</w:t>
+      </w:r>
+    </w:p>
+    <w:p>
+      <w:pPr>
+        <w:pStyle w:val="4"/>
+        <w:keepNext w:val="0"/>
+        <w:keepLines w:val="0"/>
+        <w:widowControl/>
+        <w:numPr>
+          <w:ilvl w:val="0"/>
+          <w:numId w:val="0"/>
+        </w:numPr>
+        <w:suppressLineNumbers w:val="0"/>
+        <w:pBdr>
+          <w:left w:val="none" w:color="auto" w:sz="0" w:space="0"/>
+        </w:pBdr>
+        <w:ind w:leftChars="0"/>
+        <w:jc w:val="left"/>
+      </w:pPr>
+      <w:bookmarkStart w:id="21" w:name="_Toc27240"/>
+      <w:r>
+        <w:t>6.2 研究局限与未来方向</w:t>
+      </w:r>
+      <w:bookmarkEnd w:id="21"/>
+    </w:p>
+    <w:p>
+      <w:pPr>
+        <w:pStyle w:val="11"/>
+        <w:keepNext w:val="0"/>
+        <w:keepLines w:val="0"/>
+        <w:widowControl/>
+        <w:suppressLineNumbers w:val="0"/>
+        <w:spacing w:before="0" w:beforeAutospacing="1" w:after="0" w:afterAutospacing="1"/>
+        <w:ind w:left="0" w:right="0"/>
+        <w:jc w:val="left"/>
+        <w:rPr>
+          <w:rFonts w:hint="eastAsia"/>
+        </w:rPr>
+      </w:pPr>
+      <w:r>
+        <w:rPr>
+          <w:rFonts w:hint="eastAsia"/>
+        </w:rPr>
+        <w:t>本研究存在两点局限：一是数据仅来源于B站平台，未涵盖抖音、微博等其他传播渠道，结论的普适性有待验证；二是未纳入“用户特征”（如年龄、游戏时长）分析，无法判断不同群体对主题的反馈差异。</w:t>
+      </w:r>
+    </w:p>
+    <w:p>
+      <w:pPr>
+        <w:pStyle w:val="11"/>
+        <w:keepNext w:val="0"/>
+        <w:keepLines w:val="0"/>
+        <w:widowControl/>
+        <w:suppressLineNumbers w:val="0"/>
+        <w:spacing w:before="0" w:beforeAutospacing="1" w:after="0" w:afterAutospacing="1"/>
+        <w:ind w:left="0" w:right="0"/>
+        <w:jc w:val="left"/>
+      </w:pPr>
+      <w:r>
+        <w:rPr>
+          <w:rFonts w:hint="eastAsia"/>
+        </w:rPr>
+        <w:t>未来研究可从两方面展开：一是扩大数据来源，对比多平台的主题效果差异；二是结合用户问卷或访谈，分析“用户特征-主题偏好-传播效果”的关联，为游戏文化传播提供更精准的策略参考。</w:t>
+      </w:r>
     </w:p>
     <w:p>
       <w:pPr>
@@ -13588,16 +13024,22 @@
         </w:pBdr>
         <w:ind w:leftChars="0"/>
         <w:jc w:val="left"/>
-      </w:pPr>
-      <w:bookmarkStart w:id="17" w:name="_Toc4258"/>
-      <w:r>
-        <w:t>5.1 传播效果差异的核心原因</w:t>
-      </w:r>
-      <w:bookmarkEnd w:id="17"/>
+        <w:rPr>
+          <w:rFonts w:hint="eastAsia" w:asciiTheme="minorEastAsia" w:hAnsiTheme="minorEastAsia" w:eastAsiaTheme="minorEastAsia" w:cstheme="minorEastAsia"/>
+        </w:rPr>
+      </w:pPr>
+      <w:bookmarkStart w:id="22" w:name="_Toc18680"/>
+      <w:r>
+        <w:rPr>
+          <w:rFonts w:hint="eastAsia" w:asciiTheme="minorEastAsia" w:hAnsiTheme="minorEastAsia" w:eastAsiaTheme="minorEastAsia" w:cstheme="minorEastAsia"/>
+        </w:rPr>
+        <w:t>参考文献</w:t>
+      </w:r>
+      <w:bookmarkEnd w:id="22"/>
     </w:p>
     <w:p>
       <w:pPr>
-        <w:pStyle w:val="10"/>
+        <w:pStyle w:val="11"/>
         <w:keepNext w:val="0"/>
         <w:keepLines w:val="0"/>
         <w:widowControl/>
@@ -13606,114 +13048,19 @@
         <w:ind w:left="0" w:right="0"/>
         <w:jc w:val="left"/>
         <w:rPr>
-          <w:rFonts w:hint="eastAsia"/>
-        </w:rPr>
-      </w:pPr>
-      <w:r>
-        <w:rPr>
-          <w:rFonts w:hint="eastAsia"/>
-        </w:rPr>
-        <w:t>结合上述发现，6类主题的传播效果差异可从“内容属性”“用户需求”“体验链路”三个角度解释：</w:t>
+          <w:rFonts w:hint="eastAsia" w:asciiTheme="minorEastAsia" w:hAnsiTheme="minorEastAsia" w:eastAsiaTheme="minorEastAsia" w:cstheme="minorEastAsia"/>
+        </w:rPr>
+      </w:pPr>
+      <w:r>
+        <w:rPr>
+          <w:rFonts w:hint="eastAsia" w:asciiTheme="minorEastAsia" w:hAnsiTheme="minorEastAsia" w:eastAsiaTheme="minorEastAsia" w:cstheme="minorEastAsia"/>
+        </w:rPr>
+        <w:t>[1] 蒋翠清，郭轶博，刘尧. (2019). 基于中文社交媒体文本的领域情感词典构建方法研究 [J]. 数据分析与知识发现，(2), 98-107.</w:t>
       </w:r>
     </w:p>
     <w:p>
       <w:pPr>
-        <w:pStyle w:val="10"/>
-        <w:keepNext w:val="0"/>
-        <w:keepLines w:val="0"/>
-        <w:widowControl/>
-        <w:numPr>
-          <w:ilvl w:val="0"/>
-          <w:numId w:val="7"/>
-        </w:numPr>
-        <w:suppressLineNumbers w:val="0"/>
-        <w:spacing w:before="0" w:beforeAutospacing="1" w:after="0" w:afterAutospacing="1"/>
-        <w:ind w:left="425" w:leftChars="0" w:right="0" w:hanging="425" w:firstLineChars="0"/>
-        <w:jc w:val="left"/>
-        <w:rPr>
-          <w:rFonts w:hint="eastAsia"/>
-        </w:rPr>
-      </w:pPr>
-      <w:r>
-        <w:rPr>
-          <w:rFonts w:hint="eastAsia"/>
-        </w:rPr>
-        <w:t>内容属性：“文旅融合体验”的高情感反馈，源于“线上游戏场景+线下文化地标”的“双重熟悉感”——用户既对游戏场景有认知，又对敦煌、凉州等地标有文化认同，这种“双向关联”放大了情感共鸣；而“技术创新展示”的低反馈，则因“技术解读过于专业”，用户难以将“动作捕捉技术”与“文化价值”直接关联，导致情感代入困难。</w:t>
-      </w:r>
-    </w:p>
-    <w:p>
-      <w:pPr>
-        <w:pStyle w:val="10"/>
-        <w:keepNext w:val="0"/>
-        <w:keepLines w:val="0"/>
-        <w:widowControl/>
-        <w:numPr>
-          <w:ilvl w:val="0"/>
-          <w:numId w:val="7"/>
-        </w:numPr>
-        <w:suppressLineNumbers w:val="0"/>
-        <w:spacing w:before="0" w:beforeAutospacing="1" w:after="0" w:afterAutospacing="1"/>
-        <w:ind w:left="425" w:leftChars="0" w:right="0" w:hanging="425" w:firstLineChars="0"/>
-        <w:jc w:val="left"/>
-        <w:rPr>
-          <w:rFonts w:hint="eastAsia"/>
-        </w:rPr>
-      </w:pPr>
-      <w:r>
-        <w:rPr>
-          <w:rFonts w:hint="eastAsia"/>
-        </w:rPr>
-        <w:t>用户需求：“深度叙事解读”与“核心文化传承”的高关注度，反映用户对“文化叙事”的需求远高于“技术”或“社会议题”——游戏用户更希望通过“故事”而非“理论”接触文化，这与“Z世代”“情感驱动型”的信息接收习惯一致。</w:t>
-      </w:r>
-    </w:p>
-    <w:p>
-      <w:pPr>
-        <w:pStyle w:val="10"/>
-        <w:keepNext w:val="0"/>
-        <w:keepLines w:val="0"/>
-        <w:widowControl/>
-        <w:numPr>
-          <w:ilvl w:val="0"/>
-          <w:numId w:val="7"/>
-        </w:numPr>
-        <w:suppressLineNumbers w:val="0"/>
-        <w:spacing w:before="0" w:beforeAutospacing="1" w:after="0" w:afterAutospacing="1"/>
-        <w:ind w:left="425" w:leftChars="0" w:right="0" w:hanging="425" w:firstLineChars="0"/>
-        <w:jc w:val="left"/>
-      </w:pPr>
-      <w:r>
-        <w:rPr>
-          <w:rFonts w:hint="eastAsia"/>
-        </w:rPr>
-        <w:t>体验链路：“核心文化传承”的高行为转化，源于“文化呈现-情感共鸣-行动意愿”的完整链路——例如，用户看到游戏中还原的敦煌壁画（文化呈现），产生“想了解真实壁画”的兴趣（情感共鸣），进而产生“去敦煌旅游”的意愿（行为转化）；而“社会议题探讨”因“文化关联弱”，难以形成完整链路，转化效果自然较差。</w:t>
-      </w:r>
-    </w:p>
-    <w:p>
-      <w:pPr>
-        <w:pStyle w:val="3"/>
-        <w:keepNext w:val="0"/>
-        <w:keepLines w:val="0"/>
-        <w:widowControl/>
-        <w:numPr>
-          <w:ilvl w:val="0"/>
-          <w:numId w:val="0"/>
-        </w:numPr>
-        <w:suppressLineNumbers w:val="0"/>
-        <w:pBdr>
-          <w:left w:val="none" w:color="auto" w:sz="0" w:space="0"/>
-        </w:pBdr>
-        <w:ind w:leftChars="0"/>
-        <w:jc w:val="left"/>
-      </w:pPr>
-      <w:bookmarkStart w:id="18" w:name="_Toc848"/>
-      <w:r>
-        <w:t>5.2 游戏文化传播的优化路径</w:t>
-      </w:r>
-      <w:bookmarkEnd w:id="18"/>
-    </w:p>
-    <w:p>
-      <w:pPr>
-        <w:pStyle w:val="10"/>
+        <w:pStyle w:val="11"/>
         <w:keepNext w:val="0"/>
         <w:keepLines w:val="0"/>
         <w:widowControl/>
@@ -13722,287 +13069,19 @@
         <w:ind w:left="0" w:right="0"/>
         <w:jc w:val="left"/>
         <w:rPr>
-          <w:rFonts w:hint="eastAsia"/>
-        </w:rPr>
-      </w:pPr>
-      <w:r>
-        <w:rPr>
-          <w:rFonts w:hint="eastAsia"/>
-        </w:rPr>
-        <w:t>基于研究发现与原因分析，本研究从“主题选择”“内容设计”“样本平衡”三个方面提出优化路径：</w:t>
+          <w:rFonts w:hint="eastAsia" w:asciiTheme="minorEastAsia" w:hAnsiTheme="minorEastAsia" w:eastAsiaTheme="minorEastAsia" w:cstheme="minorEastAsia"/>
+        </w:rPr>
+      </w:pPr>
+      <w:r>
+        <w:rPr>
+          <w:rFonts w:hint="eastAsia" w:asciiTheme="minorEastAsia" w:hAnsiTheme="minorEastAsia" w:eastAsiaTheme="minorEastAsia" w:cstheme="minorEastAsia"/>
+        </w:rPr>
+        <w:t>[2] 李世钰。融合语义情感与关键词匹配的社交媒体用户社群划分研究 [J]. 未标注发表信息，引用时需补充发表年、期号及页码.</w:t>
       </w:r>
     </w:p>
     <w:p>
       <w:pPr>
-        <w:pStyle w:val="10"/>
-        <w:keepNext w:val="0"/>
-        <w:keepLines w:val="0"/>
-        <w:widowControl/>
-        <w:numPr>
-          <w:ilvl w:val="1"/>
-          <w:numId w:val="8"/>
-        </w:numPr>
-        <w:suppressLineNumbers w:val="0"/>
-        <w:spacing w:before="0" w:beforeAutospacing="1" w:after="0" w:afterAutospacing="1"/>
-        <w:ind w:left="0" w:leftChars="0" w:right="0" w:firstLine="400" w:firstLineChars="0"/>
-        <w:jc w:val="left"/>
-        <w:rPr>
-          <w:rFonts w:hint="eastAsia"/>
-        </w:rPr>
-      </w:pPr>
-      <w:r>
-        <w:rPr>
-          <w:rFonts w:hint="eastAsia"/>
-        </w:rPr>
-        <w:t>主题选择：聚焦“高效果+高潜力”主题，双轨并行</w:t>
-      </w:r>
-    </w:p>
-    <w:p>
-      <w:pPr>
-        <w:pStyle w:val="10"/>
-        <w:keepNext w:val="0"/>
-        <w:keepLines w:val="0"/>
-        <w:widowControl/>
-        <w:numPr>
-          <w:ilvl w:val="2"/>
-          <w:numId w:val="8"/>
-        </w:numPr>
-        <w:suppressLineNumbers w:val="0"/>
-        <w:spacing w:before="0" w:beforeAutospacing="1" w:after="0" w:afterAutospacing="1"/>
-        <w:ind w:left="0" w:leftChars="0" w:right="0" w:firstLine="402" w:firstLineChars="0"/>
-        <w:jc w:val="left"/>
-        <w:rPr>
-          <w:rFonts w:hint="eastAsia"/>
-        </w:rPr>
-      </w:pPr>
-      <w:r>
-        <w:rPr>
-          <w:rFonts w:hint="eastAsia"/>
-        </w:rPr>
-        <w:t>强化“核心文化传承”与“深度叙事解读”的优势：前者以“文化符号直接呈现”推动行为转化，后者以“剧情叙事”激发深度情感，可作为传播的“核心主题”；</w:t>
-      </w:r>
-    </w:p>
-    <w:p>
-      <w:pPr>
-        <w:pStyle w:val="10"/>
-        <w:keepNext w:val="0"/>
-        <w:keepLines w:val="0"/>
-        <w:widowControl/>
-        <w:numPr>
-          <w:ilvl w:val="2"/>
-          <w:numId w:val="8"/>
-        </w:numPr>
-        <w:suppressLineNumbers w:val="0"/>
-        <w:spacing w:before="0" w:beforeAutospacing="1" w:after="0" w:afterAutospacing="1"/>
-        <w:ind w:left="0" w:leftChars="0" w:right="0" w:firstLine="402" w:firstLineChars="0"/>
-        <w:jc w:val="left"/>
-        <w:rPr>
-          <w:rFonts w:hint="eastAsia"/>
-        </w:rPr>
-      </w:pPr>
-      <w:r>
-        <w:rPr>
-          <w:rFonts w:hint="eastAsia"/>
-        </w:rPr>
-        <w:t>挖掘“文旅融合体验”的潜力：尽管当前样本量小，但37.9%的加权正面率证明其“单位效果”最优，可通过“增加文旅联动视频数量”“联动热门旅游博主”扩大样本规模，提升整体传播效果。</w:t>
-      </w:r>
-    </w:p>
-    <w:p>
-      <w:pPr>
-        <w:pStyle w:val="10"/>
-        <w:keepNext w:val="0"/>
-        <w:keepLines w:val="0"/>
-        <w:widowControl/>
-        <w:numPr>
-          <w:ilvl w:val="1"/>
-          <w:numId w:val="8"/>
-        </w:numPr>
-        <w:suppressLineNumbers w:val="0"/>
-        <w:spacing w:before="0" w:beforeAutospacing="1" w:after="0" w:afterAutospacing="1"/>
-        <w:ind w:left="0" w:leftChars="0" w:right="0" w:firstLine="400" w:firstLineChars="0"/>
-        <w:jc w:val="left"/>
-        <w:rPr>
-          <w:rFonts w:hint="eastAsia"/>
-        </w:rPr>
-      </w:pPr>
-      <w:r>
-        <w:rPr>
-          <w:rFonts w:hint="eastAsia"/>
-        </w:rPr>
-        <w:t>内容设计：补全“情感-行为”转化链路，解决两大痛点</w:t>
-      </w:r>
-    </w:p>
-    <w:p>
-      <w:pPr>
-        <w:pStyle w:val="10"/>
-        <w:keepNext w:val="0"/>
-        <w:keepLines w:val="0"/>
-        <w:widowControl/>
-        <w:numPr>
-          <w:ilvl w:val="2"/>
-          <w:numId w:val="8"/>
-        </w:numPr>
-        <w:suppressLineNumbers w:val="0"/>
-        <w:spacing w:before="0" w:beforeAutospacing="1" w:after="0" w:afterAutospacing="1"/>
-        <w:ind w:left="0" w:leftChars="0" w:right="0" w:firstLine="402" w:firstLineChars="0"/>
-        <w:jc w:val="left"/>
-        <w:rPr>
-          <w:rFonts w:hint="eastAsia"/>
-        </w:rPr>
-      </w:pPr>
-      <w:r>
-        <w:rPr>
-          <w:rFonts w:hint="eastAsia"/>
-        </w:rPr>
-        <w:t>提升深度情感比例：在“核心文化传承”内容中加入“文化背后的故事”（如敦煌壁画的创作背景），让用户从“看到符号”升级为“理解精神”，激发文化自豪感；</w:t>
-      </w:r>
-    </w:p>
-    <w:p>
-      <w:pPr>
-        <w:pStyle w:val="10"/>
-        <w:keepNext w:val="0"/>
-        <w:keepLines w:val="0"/>
-        <w:widowControl/>
-        <w:numPr>
-          <w:ilvl w:val="2"/>
-          <w:numId w:val="8"/>
-        </w:numPr>
-        <w:suppressLineNumbers w:val="0"/>
-        <w:spacing w:before="0" w:beforeAutospacing="1" w:after="0" w:afterAutospacing="1"/>
-        <w:ind w:left="0" w:leftChars="0" w:right="0" w:firstLine="402" w:firstLineChars="0"/>
-        <w:jc w:val="left"/>
-        <w:rPr>
-          <w:rFonts w:hint="eastAsia"/>
-        </w:rPr>
-      </w:pPr>
-      <w:r>
-        <w:rPr>
-          <w:rFonts w:hint="eastAsia"/>
-        </w:rPr>
-        <w:t>激励二次创作：在“深度叙事解读”视频中加入“创作素材包”（如游戏场景截图、原声音乐），降低创作门槛，同时发起“#燕云文化创作大赛”，通过奖励机制提升二次创作意愿。</w:t>
-      </w:r>
-    </w:p>
-    <w:p>
-      <w:pPr>
-        <w:pStyle w:val="10"/>
-        <w:keepNext w:val="0"/>
-        <w:keepLines w:val="0"/>
-        <w:widowControl/>
-        <w:numPr>
-          <w:ilvl w:val="1"/>
-          <w:numId w:val="8"/>
-        </w:numPr>
-        <w:suppressLineNumbers w:val="0"/>
-        <w:spacing w:before="0" w:beforeAutospacing="1" w:after="0" w:afterAutospacing="1"/>
-        <w:ind w:left="0" w:leftChars="0" w:right="0" w:firstLine="400" w:firstLineChars="0"/>
-        <w:jc w:val="left"/>
-        <w:rPr>
-          <w:rFonts w:hint="eastAsia"/>
-        </w:rPr>
-      </w:pPr>
-      <w:r>
-        <w:rPr>
-          <w:rFonts w:hint="eastAsia"/>
-        </w:rPr>
-        <w:t>样本平衡：优化“低关注主题”的内容呈现</w:t>
-      </w:r>
-    </w:p>
-    <w:p>
-      <w:pPr>
-        <w:pStyle w:val="10"/>
-        <w:keepNext w:val="0"/>
-        <w:keepLines w:val="0"/>
-        <w:widowControl/>
-        <w:numPr>
-          <w:ilvl w:val="2"/>
-          <w:numId w:val="8"/>
-        </w:numPr>
-        <w:suppressLineNumbers w:val="0"/>
-        <w:spacing w:before="0" w:beforeAutospacing="1" w:after="0" w:afterAutospacing="1"/>
-        <w:ind w:left="0" w:leftChars="0" w:right="0" w:firstLine="402" w:firstLineChars="0"/>
-        <w:jc w:val="left"/>
-        <w:rPr>
-          <w:rFonts w:hint="eastAsia"/>
-        </w:rPr>
-      </w:pPr>
-      <w:r>
-        <w:rPr>
-          <w:rFonts w:hint="eastAsia"/>
-        </w:rPr>
-        <w:t>对“技术创新展示”：将“技术解读”转化为“技术+文化”的叙事（如“动作捕捉如何还原唐代乐舞的姿态”），让用户理解技术的“文化价值”而非单纯的“技术参数”；</w:t>
-      </w:r>
-    </w:p>
-    <w:p>
-      <w:pPr>
-        <w:pStyle w:val="10"/>
-        <w:keepNext w:val="0"/>
-        <w:keepLines w:val="0"/>
-        <w:widowControl/>
-        <w:numPr>
-          <w:ilvl w:val="2"/>
-          <w:numId w:val="8"/>
-        </w:numPr>
-        <w:suppressLineNumbers w:val="0"/>
-        <w:spacing w:before="0" w:beforeAutospacing="1" w:after="0" w:afterAutospacing="1"/>
-        <w:ind w:left="0" w:leftChars="0" w:right="0" w:firstLine="402" w:firstLineChars="0"/>
-        <w:jc w:val="left"/>
-      </w:pPr>
-      <w:r>
-        <w:rPr>
-          <w:rFonts w:hint="eastAsia"/>
-        </w:rPr>
-        <w:t>对“社会议题探讨”：结合游戏内容设计议题（如“游戏如何助力非遗传承”），强化“文化关联”，避免议题与文化传播脱节。</w:t>
-      </w:r>
-    </w:p>
-    <w:p>
-      <w:pPr>
-        <w:pStyle w:val="2"/>
-        <w:keepNext w:val="0"/>
-        <w:keepLines w:val="0"/>
-        <w:widowControl/>
-        <w:numPr>
-          <w:ilvl w:val="0"/>
-          <w:numId w:val="1"/>
-        </w:numPr>
-        <w:suppressLineNumbers w:val="0"/>
-        <w:pBdr>
-          <w:left w:val="none" w:color="auto" w:sz="0" w:space="0"/>
-        </w:pBdr>
-        <w:ind w:left="0" w:leftChars="0" w:firstLine="0" w:firstLineChars="0"/>
-        <w:jc w:val="left"/>
-      </w:pPr>
-      <w:bookmarkStart w:id="19" w:name="_Toc7015"/>
-      <w:r>
-        <w:t>结论与局限</w:t>
-      </w:r>
-      <w:bookmarkEnd w:id="19"/>
-    </w:p>
-    <w:p>
-      <w:pPr>
-        <w:pStyle w:val="3"/>
-        <w:keepNext w:val="0"/>
-        <w:keepLines w:val="0"/>
-        <w:widowControl/>
-        <w:numPr>
-          <w:ilvl w:val="0"/>
-          <w:numId w:val="0"/>
-        </w:numPr>
-        <w:suppressLineNumbers w:val="0"/>
-        <w:pBdr>
-          <w:left w:val="none" w:color="auto" w:sz="0" w:space="0"/>
-        </w:pBdr>
-        <w:ind w:leftChars="0"/>
-        <w:jc w:val="left"/>
-      </w:pPr>
-      <w:bookmarkStart w:id="20" w:name="_Toc5422"/>
-      <w:r>
-        <w:t>6.1 研究结论</w:t>
-      </w:r>
-      <w:bookmarkEnd w:id="20"/>
-    </w:p>
-    <w:p>
-      <w:pPr>
-        <w:pStyle w:val="10"/>
+        <w:pStyle w:val="11"/>
         <w:keepNext w:val="0"/>
         <w:keepLines w:val="0"/>
         <w:widowControl/>
@@ -14011,114 +13090,19 @@
         <w:ind w:left="0" w:right="0"/>
         <w:jc w:val="left"/>
         <w:rPr>
-          <w:rFonts w:hint="eastAsia"/>
-        </w:rPr>
-      </w:pPr>
-      <w:r>
-        <w:rPr>
-          <w:rFonts w:hint="eastAsia"/>
-        </w:rPr>
-        <w:t>本研究以《燕云十六声》B站评论为数据基础，通过6类传播主题的效果对比，得出以下核心结论：</w:t>
+          <w:rFonts w:hint="eastAsia" w:asciiTheme="minorEastAsia" w:hAnsiTheme="minorEastAsia" w:eastAsiaTheme="minorEastAsia" w:cstheme="minorEastAsia"/>
+        </w:rPr>
+      </w:pPr>
+      <w:r>
+        <w:rPr>
+          <w:rFonts w:hint="eastAsia" w:asciiTheme="minorEastAsia" w:hAnsiTheme="minorEastAsia" w:eastAsiaTheme="minorEastAsia" w:cstheme="minorEastAsia"/>
+        </w:rPr>
+        <w:t>[3] 罗琦，吴乃迁，苏愉越，等. (2021). 投资者盈余乐观情绪与管理者迎合 —— 基于社交媒体情感分析的证据 [J]. 中国工业经济，(11), 135-154.</w:t>
       </w:r>
     </w:p>
     <w:p>
       <w:pPr>
-        <w:pStyle w:val="10"/>
-        <w:keepNext w:val="0"/>
-        <w:keepLines w:val="0"/>
-        <w:widowControl/>
-        <w:numPr>
-          <w:ilvl w:val="0"/>
-          <w:numId w:val="9"/>
-        </w:numPr>
-        <w:suppressLineNumbers w:val="0"/>
-        <w:spacing w:before="0" w:beforeAutospacing="1" w:after="0" w:afterAutospacing="1"/>
-        <w:ind w:left="425" w:leftChars="0" w:right="0" w:hanging="425" w:firstLineChars="0"/>
-        <w:jc w:val="left"/>
-        <w:rPr>
-          <w:rFonts w:hint="eastAsia"/>
-        </w:rPr>
-      </w:pPr>
-      <w:r>
-        <w:rPr>
-          <w:rFonts w:hint="eastAsia"/>
-        </w:rPr>
-        <w:t>传播主题的“效果差异”显著：“文旅融合体验”情感效果最优（加权正面率37.9%），“深度叙事解读”深度情感最强（1.8%），“核心文化传承”行为转化最好（9.8%），不存在“全维度最优”的主题，需根据传播目标选择侧重；</w:t>
-      </w:r>
-    </w:p>
-    <w:p>
-      <w:pPr>
-        <w:pStyle w:val="10"/>
-        <w:keepNext w:val="0"/>
-        <w:keepLines w:val="0"/>
-        <w:widowControl/>
-        <w:numPr>
-          <w:ilvl w:val="0"/>
-          <w:numId w:val="9"/>
-        </w:numPr>
-        <w:suppressLineNumbers w:val="0"/>
-        <w:spacing w:before="0" w:beforeAutospacing="1" w:after="0" w:afterAutospacing="1"/>
-        <w:ind w:left="425" w:leftChars="0" w:right="0" w:hanging="425" w:firstLineChars="0"/>
-        <w:jc w:val="left"/>
-        <w:rPr>
-          <w:rFonts w:hint="eastAsia"/>
-        </w:rPr>
-      </w:pPr>
-      <w:r>
-        <w:rPr>
-          <w:rFonts w:hint="eastAsia"/>
-        </w:rPr>
-        <w:t>传播主题的“关注度分布”不均：“深度叙事解读”与“核心文化传承”的评论数占比超60%，“文旅融合体验”仅0.7%，反映用户对“文化叙事类”内容的偏好远高于“线下联动”“技术解读”类；</w:t>
-      </w:r>
-    </w:p>
-    <w:p>
-      <w:pPr>
-        <w:pStyle w:val="10"/>
-        <w:keepNext w:val="0"/>
-        <w:keepLines w:val="0"/>
-        <w:widowControl/>
-        <w:numPr>
-          <w:ilvl w:val="0"/>
-          <w:numId w:val="9"/>
-        </w:numPr>
-        <w:suppressLineNumbers w:val="0"/>
-        <w:spacing w:before="0" w:beforeAutospacing="1" w:after="0" w:afterAutospacing="1"/>
-        <w:ind w:left="425" w:leftChars="0" w:right="0" w:hanging="425" w:firstLineChars="0"/>
-        <w:jc w:val="left"/>
-      </w:pPr>
-      <w:r>
-        <w:rPr>
-          <w:rFonts w:hint="eastAsia"/>
-        </w:rPr>
-        <w:t>传播效果的“提升空间”集中：所有主题的深度情感比例均低于2%，二次创作意愿低于1%，“情感内化”与“创作激励”是未来优化的核心方向。</w:t>
-      </w:r>
-    </w:p>
-    <w:p>
-      <w:pPr>
-        <w:pStyle w:val="3"/>
-        <w:keepNext w:val="0"/>
-        <w:keepLines w:val="0"/>
-        <w:widowControl/>
-        <w:numPr>
-          <w:ilvl w:val="0"/>
-          <w:numId w:val="0"/>
-        </w:numPr>
-        <w:suppressLineNumbers w:val="0"/>
-        <w:pBdr>
-          <w:left w:val="none" w:color="auto" w:sz="0" w:space="0"/>
-        </w:pBdr>
-        <w:ind w:leftChars="0"/>
-        <w:jc w:val="left"/>
-      </w:pPr>
-      <w:bookmarkStart w:id="21" w:name="_Toc27240"/>
-      <w:r>
-        <w:t>6.2 研究局限与未来方向</w:t>
-      </w:r>
-      <w:bookmarkEnd w:id="21"/>
-    </w:p>
-    <w:p>
-      <w:pPr>
-        <w:pStyle w:val="10"/>
+        <w:pStyle w:val="11"/>
         <w:keepNext w:val="0"/>
         <w:keepLines w:val="0"/>
         <w:widowControl/>
@@ -14127,19 +13111,19 @@
         <w:ind w:left="0" w:right="0"/>
         <w:jc w:val="left"/>
         <w:rPr>
-          <w:rFonts w:hint="eastAsia"/>
-        </w:rPr>
-      </w:pPr>
-      <w:r>
-        <w:rPr>
-          <w:rFonts w:hint="eastAsia"/>
-        </w:rPr>
-        <w:t>本研究存在两点局限：一是数据仅来源于B站平台，未涵盖抖音、微博等其他传播渠道，结论的普适性有待验证；二是未纳入“用户特征”（如年龄、游戏时长）分析，无法判断不同群体对主题的反馈差异。</w:t>
+          <w:rFonts w:hint="eastAsia" w:asciiTheme="minorEastAsia" w:hAnsiTheme="minorEastAsia" w:eastAsiaTheme="minorEastAsia" w:cstheme="minorEastAsia"/>
+        </w:rPr>
+      </w:pPr>
+      <w:r>
+        <w:rPr>
+          <w:rFonts w:hint="eastAsia" w:asciiTheme="minorEastAsia" w:hAnsiTheme="minorEastAsia" w:eastAsiaTheme="minorEastAsia" w:cstheme="minorEastAsia"/>
+        </w:rPr>
+        <w:t>[4] 周延风，张婷，陈少娜. (2018). 网红社交媒体传播及消费者情感倾向分析 —— 以网红品牌 “喜茶” 为例 [J]. 商业经济与管理，(4), 70-80.</w:t>
       </w:r>
     </w:p>
     <w:p>
       <w:pPr>
-        <w:pStyle w:val="10"/>
+        <w:pStyle w:val="11"/>
         <w:keepNext w:val="0"/>
         <w:keepLines w:val="0"/>
         <w:widowControl/>
@@ -14147,46 +13131,20 @@
         <w:spacing w:before="0" w:beforeAutospacing="1" w:after="0" w:afterAutospacing="1"/>
         <w:ind w:left="0" w:right="0"/>
         <w:jc w:val="left"/>
-      </w:pPr>
-      <w:r>
-        <w:rPr>
-          <w:rFonts w:hint="eastAsia"/>
-        </w:rPr>
-        <w:t>未来研究可从两方面展开：一是扩大数据来源，对比多平台的主题效果差异；二是结合用户问卷或访谈，分析“用户特征-主题偏好-传播效果”的关联，为游戏文化传播提供更精准的策略参考。</w:t>
+        <w:rPr>
+          <w:rFonts w:hint="eastAsia" w:asciiTheme="minorEastAsia" w:hAnsiTheme="minorEastAsia" w:eastAsiaTheme="minorEastAsia" w:cstheme="minorEastAsia"/>
+        </w:rPr>
+      </w:pPr>
+      <w:r>
+        <w:rPr>
+          <w:rFonts w:hint="eastAsia" w:asciiTheme="minorEastAsia" w:hAnsiTheme="minorEastAsia" w:eastAsiaTheme="minorEastAsia" w:cstheme="minorEastAsia"/>
+        </w:rPr>
+        <w:t>[5] 姚加权，冯绪，王赞钧，等. (2021). 语调、情绪及市场影响：基于金融情绪词典 [J]. 管理科学学报，24 (5), 26-46.</w:t>
       </w:r>
     </w:p>
     <w:p>
       <w:pPr>
-        <w:pStyle w:val="2"/>
-        <w:keepNext w:val="0"/>
-        <w:keepLines w:val="0"/>
-        <w:widowControl/>
-        <w:numPr>
-          <w:ilvl w:val="0"/>
-          <w:numId w:val="0"/>
-        </w:numPr>
-        <w:suppressLineNumbers w:val="0"/>
-        <w:pBdr>
-          <w:left w:val="none" w:color="auto" w:sz="0" w:space="0"/>
-        </w:pBdr>
-        <w:ind w:leftChars="0"/>
-        <w:jc w:val="left"/>
-        <w:rPr>
-          <w:rFonts w:hint="eastAsia" w:asciiTheme="minorEastAsia" w:hAnsiTheme="minorEastAsia" w:eastAsiaTheme="minorEastAsia" w:cstheme="minorEastAsia"/>
-        </w:rPr>
-      </w:pPr>
-      <w:bookmarkStart w:id="22" w:name="_Toc18680"/>
-      <w:r>
-        <w:rPr>
-          <w:rFonts w:hint="eastAsia" w:asciiTheme="minorEastAsia" w:hAnsiTheme="minorEastAsia" w:eastAsiaTheme="minorEastAsia" w:cstheme="minorEastAsia"/>
-        </w:rPr>
-        <w:t>参考文献</w:t>
-      </w:r>
-      <w:bookmarkEnd w:id="22"/>
-    </w:p>
-    <w:p>
-      <w:pPr>
-        <w:pStyle w:val="10"/>
+        <w:pStyle w:val="11"/>
         <w:keepNext w:val="0"/>
         <w:keepLines w:val="0"/>
         <w:widowControl/>
@@ -14202,12 +13160,25 @@
         <w:rPr>
           <w:rFonts w:hint="eastAsia" w:asciiTheme="minorEastAsia" w:hAnsiTheme="minorEastAsia" w:eastAsiaTheme="minorEastAsia" w:cstheme="minorEastAsia"/>
         </w:rPr>
-        <w:t>[1] 蒋翠清，郭轶博，刘尧. (2019). 基于中文社交媒体文本的领域情感词典构建方法研究 [J]. 数据分析与知识发现，(2), 98-107.</w:t>
+        <w:t>[6] 辛静。国际社交媒体平台中国文化跨文化传播的分析与反思--以YouTube李子柒的视频评论为例</w:t>
+      </w:r>
+      <w:r>
+        <w:rPr>
+          <w:rFonts w:hint="eastAsia" w:asciiTheme="minorEastAsia" w:hAnsiTheme="minorEastAsia" w:cstheme="minorEastAsia"/>
+          <w:lang w:val="en-US" w:eastAsia="zh-CN"/>
+        </w:rPr>
+        <w:t>[J]</w:t>
+      </w:r>
+      <w:r>
+        <w:rPr>
+          <w:rFonts w:hint="eastAsia" w:asciiTheme="minorEastAsia" w:hAnsiTheme="minorEastAsia" w:eastAsiaTheme="minorEastAsia" w:cstheme="minorEastAsia"/>
+        </w:rPr>
+        <w:t>.</w:t>
       </w:r>
     </w:p>
     <w:p>
       <w:pPr>
-        <w:pStyle w:val="10"/>
+        <w:pStyle w:val="11"/>
         <w:keepNext w:val="0"/>
         <w:keepLines w:val="0"/>
         <w:widowControl/>
@@ -14223,12 +13194,12 @@
         <w:rPr>
           <w:rFonts w:hint="eastAsia" w:asciiTheme="minorEastAsia" w:hAnsiTheme="minorEastAsia" w:eastAsiaTheme="minorEastAsia" w:cstheme="minorEastAsia"/>
         </w:rPr>
-        <w:t>[2] 李世钰。融合语义情感与关键词匹配的社交媒体用户社群划分研究 [J]. 未标注发表信息，引用时需补充发表年、期号及页码.</w:t>
+        <w:t>[7] 赖元薇. (2017). 全球品牌利用社交媒体内容营销提升品牌忠诚度的机制研究 [D]. 北京：对外经济贸易大学.</w:t>
       </w:r>
     </w:p>
     <w:p>
       <w:pPr>
-        <w:pStyle w:val="10"/>
+        <w:pStyle w:val="11"/>
         <w:keepNext w:val="0"/>
         <w:keepLines w:val="0"/>
         <w:widowControl/>
@@ -14244,12 +13215,12 @@
         <w:rPr>
           <w:rFonts w:hint="eastAsia" w:asciiTheme="minorEastAsia" w:hAnsiTheme="minorEastAsia" w:eastAsiaTheme="minorEastAsia" w:cstheme="minorEastAsia"/>
         </w:rPr>
-        <w:t>[3] 罗琦，吴乃迁，苏愉越，等. (2021). 投资者盈余乐观情绪与管理者迎合 —— 基于社交媒体情感分析的证据 [J]. 中国工业经济，(11), 135-154.</w:t>
+        <w:t>[8] 张融. (2019). 传统文化 IP 的传播策略研究 —— 以北京故宫博物院为例 [D]. 上海：华东师范大学，新闻与传播专业.</w:t>
       </w:r>
     </w:p>
     <w:p>
       <w:pPr>
-        <w:pStyle w:val="10"/>
+        <w:pStyle w:val="11"/>
         <w:keepNext w:val="0"/>
         <w:keepLines w:val="0"/>
         <w:widowControl/>
@@ -14265,12 +13236,12 @@
         <w:rPr>
           <w:rFonts w:hint="eastAsia" w:asciiTheme="minorEastAsia" w:hAnsiTheme="minorEastAsia" w:eastAsiaTheme="minorEastAsia" w:cstheme="minorEastAsia"/>
         </w:rPr>
-        <w:t>[4] 周延风，张婷，陈少娜. (2018). 网红社交媒体传播及消费者情感倾向分析 —— 以网红品牌 “喜茶” 为例 [J]. 商业经济与管理，(4), 70-80.</w:t>
+        <w:t>[9] 范孟娟. 社交媒体用户互动机制及关系转化研究--以微信微博为中心[D]. 华中科技大学, 2017.</w:t>
       </w:r>
     </w:p>
     <w:p>
       <w:pPr>
-        <w:pStyle w:val="10"/>
+        <w:pStyle w:val="11"/>
         <w:keepNext w:val="0"/>
         <w:keepLines w:val="0"/>
         <w:widowControl/>
@@ -14286,143 +13257,25 @@
         <w:rPr>
           <w:rFonts w:hint="eastAsia" w:asciiTheme="minorEastAsia" w:hAnsiTheme="minorEastAsia" w:eastAsiaTheme="minorEastAsia" w:cstheme="minorEastAsia"/>
         </w:rPr>
-        <w:t>[5] 姚加权，冯绪，王赞钧，等. (2021). 语调、情绪及市场影响：基于金融情绪词典 [J]. 管理科学学报，24 (5), 26-46.</w:t>
+        <w:t>[10] 任芳慧. 基于用户体验的手机游戏品牌传播策略研究--以《王者荣耀》为例[D]. 2019.</w:t>
       </w:r>
     </w:p>
     <w:p>
       <w:pPr>
-        <w:pStyle w:val="10"/>
-        <w:keepNext w:val="0"/>
-        <w:keepLines w:val="0"/>
-        <w:widowControl/>
-        <w:suppressLineNumbers w:val="0"/>
-        <w:spacing w:before="0" w:beforeAutospacing="1" w:after="0" w:afterAutospacing="1"/>
-        <w:ind w:left="0" w:right="0"/>
-        <w:jc w:val="left"/>
-        <w:rPr>
-          <w:rFonts w:hint="eastAsia" w:asciiTheme="minorEastAsia" w:hAnsiTheme="minorEastAsia" w:eastAsiaTheme="minorEastAsia" w:cstheme="minorEastAsia"/>
-        </w:rPr>
-      </w:pPr>
-      <w:r>
-        <w:rPr>
-          <w:rFonts w:hint="eastAsia" w:asciiTheme="minorEastAsia" w:hAnsiTheme="minorEastAsia" w:eastAsiaTheme="minorEastAsia" w:cstheme="minorEastAsia"/>
-        </w:rPr>
-        <w:t>[6] 辛静。国际社交媒体平台中国文化跨文化传播的分析与反思--以YouTube李子柒的视频评论为例</w:t>
-      </w:r>
-      <w:r>
-        <w:rPr>
-          <w:rFonts w:hint="eastAsia" w:asciiTheme="minorEastAsia" w:hAnsiTheme="minorEastAsia" w:cstheme="minorEastAsia"/>
-          <w:lang w:val="en-US" w:eastAsia="zh-CN"/>
-        </w:rPr>
-        <w:t>[J]</w:t>
-      </w:r>
-      <w:r>
-        <w:rPr>
-          <w:rFonts w:hint="eastAsia" w:asciiTheme="minorEastAsia" w:hAnsiTheme="minorEastAsia" w:eastAsiaTheme="minorEastAsia" w:cstheme="minorEastAsia"/>
-        </w:rPr>
-        <w:t>.</w:t>
+        <w:rPr>
+          <w:rFonts w:hint="eastAsia" w:asciiTheme="minorEastAsia" w:hAnsiTheme="minorEastAsia" w:eastAsiaTheme="minorEastAsia" w:cstheme="minorEastAsia"/>
+        </w:rPr>
+      </w:pPr>
+      <w:r>
+        <w:rPr>
+          <w:rFonts w:hint="eastAsia" w:asciiTheme="minorEastAsia" w:hAnsiTheme="minorEastAsia" w:eastAsiaTheme="minorEastAsia" w:cstheme="minorEastAsia"/>
+        </w:rPr>
+        <w:br w:type="page"/>
       </w:r>
     </w:p>
     <w:p>
       <w:pPr>
-        <w:pStyle w:val="10"/>
-        <w:keepNext w:val="0"/>
-        <w:keepLines w:val="0"/>
-        <w:widowControl/>
-        <w:suppressLineNumbers w:val="0"/>
-        <w:spacing w:before="0" w:beforeAutospacing="1" w:after="0" w:afterAutospacing="1"/>
-        <w:ind w:left="0" w:right="0"/>
-        <w:jc w:val="left"/>
-        <w:rPr>
-          <w:rFonts w:hint="eastAsia" w:asciiTheme="minorEastAsia" w:hAnsiTheme="minorEastAsia" w:eastAsiaTheme="minorEastAsia" w:cstheme="minorEastAsia"/>
-        </w:rPr>
-      </w:pPr>
-      <w:r>
-        <w:rPr>
-          <w:rFonts w:hint="eastAsia" w:asciiTheme="minorEastAsia" w:hAnsiTheme="minorEastAsia" w:eastAsiaTheme="minorEastAsia" w:cstheme="minorEastAsia"/>
-        </w:rPr>
-        <w:t>[7] 赖元薇. (2017). 全球品牌利用社交媒体内容营销提升品牌忠诚度的机制研究 [D]. 北京：对外经济贸易大学.</w:t>
-      </w:r>
-    </w:p>
-    <w:p>
-      <w:pPr>
-        <w:pStyle w:val="10"/>
-        <w:keepNext w:val="0"/>
-        <w:keepLines w:val="0"/>
-        <w:widowControl/>
-        <w:suppressLineNumbers w:val="0"/>
-        <w:spacing w:before="0" w:beforeAutospacing="1" w:after="0" w:afterAutospacing="1"/>
-        <w:ind w:left="0" w:right="0"/>
-        <w:jc w:val="left"/>
-        <w:rPr>
-          <w:rFonts w:hint="eastAsia" w:asciiTheme="minorEastAsia" w:hAnsiTheme="minorEastAsia" w:eastAsiaTheme="minorEastAsia" w:cstheme="minorEastAsia"/>
-        </w:rPr>
-      </w:pPr>
-      <w:r>
-        <w:rPr>
-          <w:rFonts w:hint="eastAsia" w:asciiTheme="minorEastAsia" w:hAnsiTheme="minorEastAsia" w:eastAsiaTheme="minorEastAsia" w:cstheme="minorEastAsia"/>
-        </w:rPr>
-        <w:t>[8] 张融. (2019). 传统文化 IP 的传播策略研究 —— 以北京故宫博物院为例 [D]. 上海：华东师范大学，新闻与传播专业.</w:t>
-      </w:r>
-    </w:p>
-    <w:p>
-      <w:pPr>
-        <w:pStyle w:val="10"/>
-        <w:keepNext w:val="0"/>
-        <w:keepLines w:val="0"/>
-        <w:widowControl/>
-        <w:suppressLineNumbers w:val="0"/>
-        <w:spacing w:before="0" w:beforeAutospacing="1" w:after="0" w:afterAutospacing="1"/>
-        <w:ind w:left="0" w:right="0"/>
-        <w:jc w:val="left"/>
-        <w:rPr>
-          <w:rFonts w:hint="eastAsia" w:asciiTheme="minorEastAsia" w:hAnsiTheme="minorEastAsia" w:eastAsiaTheme="minorEastAsia" w:cstheme="minorEastAsia"/>
-        </w:rPr>
-      </w:pPr>
-      <w:r>
-        <w:rPr>
-          <w:rFonts w:hint="eastAsia" w:asciiTheme="minorEastAsia" w:hAnsiTheme="minorEastAsia" w:eastAsiaTheme="minorEastAsia" w:cstheme="minorEastAsia"/>
-        </w:rPr>
-        <w:t>[9] 范孟娟. 社交媒体用户互动机制及关系转化研究--以微信微博为中心[D]. 华中科技大学, 2017.</w:t>
-      </w:r>
-    </w:p>
-    <w:p>
-      <w:pPr>
-        <w:pStyle w:val="10"/>
-        <w:keepNext w:val="0"/>
-        <w:keepLines w:val="0"/>
-        <w:widowControl/>
-        <w:suppressLineNumbers w:val="0"/>
-        <w:spacing w:before="0" w:beforeAutospacing="1" w:after="0" w:afterAutospacing="1"/>
-        <w:ind w:left="0" w:right="0"/>
-        <w:jc w:val="left"/>
-        <w:rPr>
-          <w:rFonts w:hint="eastAsia" w:asciiTheme="minorEastAsia" w:hAnsiTheme="minorEastAsia" w:eastAsiaTheme="minorEastAsia" w:cstheme="minorEastAsia"/>
-        </w:rPr>
-      </w:pPr>
-      <w:r>
-        <w:rPr>
-          <w:rFonts w:hint="eastAsia" w:asciiTheme="minorEastAsia" w:hAnsiTheme="minorEastAsia" w:eastAsiaTheme="minorEastAsia" w:cstheme="minorEastAsia"/>
-        </w:rPr>
-        <w:t>[10] 任芳慧. 基于用户体验的手机游戏品牌传播策略研究--以《王者荣耀》为例[D]. 2019.</w:t>
-      </w:r>
-    </w:p>
-    <w:p>
-      <w:pPr>
-        <w:rPr>
-          <w:rFonts w:hint="eastAsia" w:asciiTheme="minorEastAsia" w:hAnsiTheme="minorEastAsia" w:eastAsiaTheme="minorEastAsia" w:cstheme="minorEastAsia"/>
-        </w:rPr>
-      </w:pPr>
-      <w:r>
-        <w:rPr>
-          <w:rFonts w:hint="eastAsia" w:asciiTheme="minorEastAsia" w:hAnsiTheme="minorEastAsia" w:eastAsiaTheme="minorEastAsia" w:cstheme="minorEastAsia"/>
-        </w:rPr>
-        <w:br w:type="page"/>
-      </w:r>
-    </w:p>
-    <w:p>
-      <w:pPr>
-        <w:pStyle w:val="2"/>
+        <w:pStyle w:val="3"/>
         <w:bidi w:val="0"/>
         <w:rPr>
           <w:rFonts w:hint="eastAsia"/>
@@ -14545,7 +13398,7 @@
 <w:ftr xmlns:wpc="http://schemas.microsoft.com/office/word/2010/wordprocessingCanvas" xmlns:mc="http://schemas.openxmlformats.org/markup-compatibility/2006" xmlns:o="urn:schemas-microsoft-com:office:office" xmlns:r="http://schemas.openxmlformats.org/officeDocument/2006/relationships" xmlns:m="http://schemas.openxmlformats.org/officeDocument/2006/math" xmlns:v="urn:schemas-microsoft-com:vml" xmlns:wp14="http://schemas.microsoft.com/office/word/2010/wordprocessingDrawing" xmlns:wp="http://schemas.openxmlformats.org/drawingml/2006/wordprocessingDrawing" xmlns:w10="urn:schemas-microsoft-com:office:word" xmlns:w="http://schemas.openxmlformats.org/wordprocessingml/2006/main" xmlns:w14="http://schemas.microsoft.com/office/word/2010/wordml" xmlns:w15="http://schemas.microsoft.com/office/word/2012/wordml" xmlns:wpg="http://schemas.microsoft.com/office/word/2010/wordprocessingGroup" xmlns:wpi="http://schemas.microsoft.com/office/word/2010/wordprocessingInk" xmlns:wne="http://schemas.microsoft.com/office/word/2006/wordml" xmlns:wps="http://schemas.microsoft.com/office/word/2010/wordprocessingShape" xmlns:wpsCustomData="http://www.wps.cn/officeDocument/2013/wpsCustomData" mc:Ignorable="w14 w15 wp14">
   <w:p>
     <w:pPr>
-      <w:pStyle w:val="7"/>
+      <w:pStyle w:val="8"/>
     </w:pPr>
     <w:r>
       <w:rPr>
@@ -14554,7 +13407,7 @@
       <mc:AlternateContent>
         <mc:Choice Requires="wps">
           <w:drawing>
-            <wp:anchor distT="0" distB="0" distL="114300" distR="114300" simplePos="0" relativeHeight="251670528" behindDoc="0" locked="0" layoutInCell="1" allowOverlap="1">
+            <wp:anchor distT="0" distB="0" distL="114300" distR="114300" simplePos="0" relativeHeight="251660288" behindDoc="0" locked="0" layoutInCell="1" allowOverlap="1">
               <wp:simplePos x="0" y="0"/>
               <wp:positionH relativeFrom="margin">
                 <wp:align>center</wp:align>
@@ -14602,7 +13455,7 @@
                       <w:txbxContent>
                         <w:p>
                           <w:pPr>
-                            <w:pStyle w:val="7"/>
+                            <w:pStyle w:val="8"/>
                           </w:pPr>
                           <w:r>
                             <w:fldChar w:fldCharType="begin"/>
@@ -14633,7 +13486,7 @@
         </mc:Choice>
         <mc:Fallback>
           <w:pict>
-            <v:shape id="_x0000_s1026" o:spid="_x0000_s1026" o:spt="202" type="#_x0000_t202" style="position:absolute;left:0pt;margin-top:0pt;height:144pt;width:144pt;mso-position-horizontal:center;mso-position-horizontal-relative:margin;mso-wrap-style:none;z-index:251670528;mso-width-relative:page;mso-height-relative:page;" filled="f" stroked="f" coordsize="21600,21600" o:gfxdata="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">
+            <v:shape id="_x0000_s1026" o:spid="_x0000_s1026" o:spt="202" type="#_x0000_t202" style="position:absolute;left:0pt;margin-top:0pt;height:144pt;width:144pt;mso-position-horizontal:center;mso-position-horizontal-relative:margin;mso-wrap-style:none;z-index:251660288;mso-width-relative:page;mso-height-relative:page;" filled="f" stroked="f" coordsize="21600,21600" o:gfxdata="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">
               <v:fill on="f" focussize="0,0"/>
               <v:stroke on="f" weight="0.5pt"/>
               <v:imagedata o:title=""/>
@@ -14642,7 +13495,7 @@
                 <w:txbxContent>
                   <w:p>
                     <w:pPr>
-                      <w:pStyle w:val="7"/>
+                      <w:pStyle w:val="8"/>
                     </w:pPr>
                     <w:r>
                       <w:fldChar w:fldCharType="begin"/>
@@ -14675,7 +13528,7 @@
 <w:hdr xmlns:wpc="http://schemas.microsoft.com/office/word/2010/wordprocessingCanvas" xmlns:mc="http://schemas.openxmlformats.org/markup-compatibility/2006" xmlns:o="urn:schemas-microsoft-com:office:office" xmlns:r="http://schemas.openxmlformats.org/officeDocument/2006/relationships" xmlns:m="http://schemas.openxmlformats.org/officeDocument/2006/math" xmlns:v="urn:schemas-microsoft-com:vml" xmlns:wp14="http://schemas.microsoft.com/office/word/2010/wordprocessingDrawing" xmlns:wp="http://schemas.openxmlformats.org/drawingml/2006/wordprocessingDrawing" xmlns:w10="urn:schemas-microsoft-com:office:word" xmlns:w="http://schemas.openxmlformats.org/wordprocessingml/2006/main" xmlns:w14="http://schemas.microsoft.com/office/word/2010/wordml" xmlns:w15="http://schemas.microsoft.com/office/word/2012/wordml" xmlns:wpg="http://schemas.microsoft.com/office/word/2010/wordprocessingGroup" xmlns:wpi="http://schemas.microsoft.com/office/word/2010/wordprocessingInk" xmlns:wne="http://schemas.microsoft.com/office/word/2006/wordml" xmlns:wps="http://schemas.microsoft.com/office/word/2010/wordprocessingShape" xmlns:wpsCustomData="http://www.wps.cn/officeDocument/2013/wpsCustomData" mc:Ignorable="w14 w15 wp14">
   <w:tbl>
     <w:tblPr>
-      <w:tblStyle w:val="12"/>
+      <w:tblStyle w:val="13"/>
       <w:tblW w:w="0" w:type="auto"/>
       <w:tblInd w:w="0" w:type="dxa"/>
       <w:tblBorders>
@@ -14695,30 +13548,14 @@
       </w:tblCellMar>
     </w:tblPr>
     <w:tblGrid>
-      <w:gridCol w:w="2840"/>
-      <w:gridCol w:w="2841"/>
+      <w:gridCol w:w="3790"/>
+      <w:gridCol w:w="1891"/>
       <w:gridCol w:w="2841"/>
     </w:tblGrid>
     <w:tr>
-      <w:tblPrEx>
-        <w:tblBorders>
-          <w:top w:val="none" w:color="auto" w:sz="0" w:space="0"/>
-          <w:left w:val="none" w:color="auto" w:sz="0" w:space="0"/>
-          <w:bottom w:val="single" w:color="auto" w:sz="4" w:space="0"/>
-          <w:right w:val="none" w:color="auto" w:sz="0" w:space="0"/>
-          <w:insideH w:val="none" w:color="auto" w:sz="0" w:space="0"/>
-          <w:insideV w:val="none" w:color="auto" w:sz="0" w:space="0"/>
-        </w:tblBorders>
-        <w:tblCellMar>
-          <w:top w:w="0" w:type="dxa"/>
-          <w:left w:w="108" w:type="dxa"/>
-          <w:bottom w:w="0" w:type="dxa"/>
-          <w:right w:w="108" w:type="dxa"/>
-        </w:tblCellMar>
-      </w:tblPrEx>
       <w:tc>
         <w:tcPr>
-          <w:tcW w:w="2840" w:type="dxa"/>
+          <w:tcW w:w="3790" w:type="dxa"/>
           <w:tcBorders>
             <w:tl2br w:val="nil"/>
             <w:tr2bl w:val="nil"/>
@@ -14726,7 +13563,7 @@
         </w:tcPr>
         <w:p>
           <w:pPr>
-            <w:pStyle w:val="8"/>
+            <w:pStyle w:val="9"/>
             <w:pBdr>
               <w:top w:val="none" w:color="auto" w:sz="0" w:space="0"/>
               <w:left w:val="none" w:color="auto" w:sz="0" w:space="0"/>
@@ -14745,7 +13582,7 @@
               <w:vertAlign w:val="baseline"/>
               <w:lang w:eastAsia="zh-CN"/>
             </w:rPr>
-            <w:t>《</w:t>
+            <w:t>Media Data Science</w:t>
           </w:r>
           <w:r>
             <w:rPr>
@@ -14753,7 +13590,7 @@
               <w:vertAlign w:val="baseline"/>
               <w:lang w:val="en-US" w:eastAsia="zh-CN"/>
             </w:rPr>
-            <w:t>传媒数据学</w:t>
+            <w:t xml:space="preserve"> </w:t>
           </w:r>
           <w:r>
             <w:rPr>
@@ -14761,21 +13598,13 @@
               <w:vertAlign w:val="baseline"/>
               <w:lang w:eastAsia="zh-CN"/>
             </w:rPr>
-            <w:t>》</w:t>
-          </w:r>
-          <w:r>
-            <w:rPr>
-              <w:rFonts w:hint="eastAsia"/>
-              <w:vertAlign w:val="baseline"/>
-              <w:lang w:val="en-US" w:eastAsia="zh-CN"/>
-            </w:rPr>
-            <w:t>结课论文</w:t>
+            <w:t>End-of-Course Essay</w:t>
           </w:r>
         </w:p>
       </w:tc>
       <w:tc>
         <w:tcPr>
-          <w:tcW w:w="2841" w:type="dxa"/>
+          <w:tcW w:w="1891" w:type="dxa"/>
           <w:tcBorders>
             <w:tl2br w:val="nil"/>
             <w:tr2bl w:val="nil"/>
@@ -14783,7 +13612,7 @@
         </w:tcPr>
         <w:p>
           <w:pPr>
-            <w:pStyle w:val="8"/>
+            <w:pStyle w:val="9"/>
             <w:pBdr>
               <w:top w:val="none" w:color="auto" w:sz="0" w:space="0"/>
               <w:left w:val="none" w:color="auto" w:sz="0" w:space="0"/>
@@ -14807,13 +13636,14 @@
         </w:tcPr>
         <w:p>
           <w:pPr>
-            <w:pStyle w:val="8"/>
+            <w:pStyle w:val="9"/>
             <w:pBdr>
               <w:top w:val="none" w:color="auto" w:sz="0" w:space="0"/>
               <w:left w:val="none" w:color="auto" w:sz="0" w:space="0"/>
               <w:bottom w:val="none" w:color="auto" w:sz="0" w:space="0"/>
               <w:right w:val="none" w:color="auto" w:sz="0" w:space="0"/>
             </w:pBdr>
+            <w:wordWrap w:val="0"/>
             <w:jc w:val="right"/>
             <w:rPr>
               <w:rFonts w:hint="default" w:eastAsiaTheme="minorEastAsia"/>
@@ -14827,7 +13657,7 @@
               <w:vertAlign w:val="baseline"/>
               <w:lang w:val="en-US" w:eastAsia="zh-CN"/>
             </w:rPr>
-            <w:t>庞祎彤 202413093001 数科2班</w:t>
+            <w:t>Yitong_Pang 2025.11.30</w:t>
           </w:r>
         </w:p>
       </w:tc>
@@ -14835,7 +13665,7 @@
   </w:tbl>
   <w:p>
     <w:pPr>
-      <w:pStyle w:val="8"/>
+      <w:pStyle w:val="9"/>
     </w:pPr>
   </w:p>
 </w:hdr>
@@ -15934,6 +14764,24 @@
     </w:rPr>
   </w:style>
   <w:style w:type="paragraph" w:styleId="2">
+    <w:name w:val="heading 1"/>
+    <w:basedOn w:val="1"/>
+    <w:next w:val="1"/>
+    <w:qFormat/>
+    <w:uiPriority w:val="0"/>
+    <w:pPr>
+      <w:keepNext/>
+      <w:keepLines/>
+      <w:spacing w:before="340" w:beforeLines="0" w:beforeAutospacing="0" w:after="330" w:afterLines="0" w:afterAutospacing="0" w:line="576" w:lineRule="auto"/>
+      <w:outlineLvl w:val="0"/>
+    </w:pPr>
+    <w:rPr>
+      <w:b/>
+      <w:kern w:val="44"/>
+      <w:sz w:val="44"/>
+    </w:rPr>
+  </w:style>
+  <w:style w:type="paragraph" w:styleId="3">
     <w:name w:val="heading 2"/>
     <w:basedOn w:val="1"/>
     <w:next w:val="1"/>
@@ -15954,7 +14802,7 @@
       <w:lang w:val="en-US" w:eastAsia="zh-CN" w:bidi="ar"/>
     </w:rPr>
   </w:style>
-  <w:style w:type="paragraph" w:styleId="3">
+  <w:style w:type="paragraph" w:styleId="4">
     <w:name w:val="heading 3"/>
     <w:basedOn w:val="1"/>
     <w:next w:val="1"/>
@@ -15976,7 +14824,7 @@
       <w:lang w:val="en-US" w:eastAsia="zh-CN" w:bidi="ar"/>
     </w:rPr>
   </w:style>
-  <w:style w:type="paragraph" w:styleId="4">
+  <w:style w:type="paragraph" w:styleId="5">
     <w:name w:val="heading 4"/>
     <w:basedOn w:val="1"/>
     <w:next w:val="1"/>
@@ -15998,13 +14846,13 @@
       <w:lang w:val="en-US" w:eastAsia="zh-CN" w:bidi="ar"/>
     </w:rPr>
   </w:style>
-  <w:style w:type="character" w:default="1" w:styleId="13">
+  <w:style w:type="character" w:default="1" w:styleId="14">
     <w:name w:val="Default Paragraph Font"/>
     <w:semiHidden/>
     <w:qFormat/>
     <w:uiPriority w:val="0"/>
   </w:style>
-  <w:style w:type="table" w:default="1" w:styleId="11">
+  <w:style w:type="table" w:default="1" w:styleId="12">
     <w:name w:val="Normal Table"/>
     <w:semiHidden/>
     <w:qFormat/>
@@ -16018,7 +14866,7 @@
       </w:tblCellMar>
     </w:tblPr>
   </w:style>
-  <w:style w:type="paragraph" w:styleId="5">
+  <w:style w:type="paragraph" w:styleId="6">
     <w:name w:val="caption"/>
     <w:basedOn w:val="1"/>
     <w:next w:val="1"/>
@@ -16031,7 +14879,7 @@
       <w:sz w:val="20"/>
     </w:rPr>
   </w:style>
-  <w:style w:type="paragraph" w:styleId="6">
+  <w:style w:type="paragraph" w:styleId="7">
     <w:name w:val="toc 3"/>
     <w:basedOn w:val="1"/>
     <w:next w:val="1"/>
@@ -16041,7 +14889,7 @@
       <w:ind w:left="840" w:leftChars="400" w:firstLine="0" w:firstLineChars="0"/>
     </w:pPr>
   </w:style>
-  <w:style w:type="paragraph" w:styleId="7">
+  <w:style w:type="paragraph" w:styleId="8">
     <w:name w:val="footer"/>
     <w:basedOn w:val="1"/>
     <w:qFormat/>
@@ -16058,7 +14906,7 @@
       <w:sz w:val="18"/>
     </w:rPr>
   </w:style>
-  <w:style w:type="paragraph" w:styleId="8">
+  <w:style w:type="paragraph" w:styleId="9">
     <w:name w:val="header"/>
     <w:basedOn w:val="1"/>
     <w:qFormat/>
@@ -16083,7 +14931,7 @@
       <w:sz w:val="18"/>
     </w:rPr>
   </w:style>
-  <w:style w:type="paragraph" w:styleId="9">
+  <w:style w:type="paragraph" w:styleId="10">
     <w:name w:val="toc 2"/>
     <w:basedOn w:val="1"/>
     <w:next w:val="1"/>
@@ -16093,7 +14941,7 @@
       <w:ind w:left="440" w:leftChars="200" w:firstLine="0" w:firstLineChars="0"/>
     </w:pPr>
   </w:style>
-  <w:style w:type="paragraph" w:styleId="10">
+  <w:style w:type="paragraph" w:styleId="11">
     <w:name w:val="Normal (Web)"/>
     <w:basedOn w:val="1"/>
     <w:qFormat/>
@@ -16109,9 +14957,9 @@
       <w:lang w:val="en-US" w:eastAsia="zh-CN" w:bidi="ar"/>
     </w:rPr>
   </w:style>
-  <w:style w:type="table" w:styleId="12">
+  <w:style w:type="table" w:styleId="13">
     <w:name w:val="Table Grid"/>
-    <w:basedOn w:val="11"/>
+    <w:basedOn w:val="12"/>
     <w:qFormat/>
     <w:uiPriority w:val="0"/>
     <w:pPr>
@@ -16129,9 +14977,9 @@
       </w:tblBorders>
     </w:tblPr>
   </w:style>
-  <w:style w:type="character" w:styleId="14">
+  <w:style w:type="character" w:styleId="15">
     <w:name w:val="Strong"/>
-    <w:basedOn w:val="13"/>
+    <w:basedOn w:val="14"/>
     <w:qFormat/>
     <w:uiPriority w:val="0"/>
     <w:rPr>
